--- a/docs/vkr/Отзыв руководителя.docx
+++ b/docs/vkr/Отзыв руководителя.docx
@@ -1,6 +1,6 @@
 
 <file path=word/document.xml><?xml version="1.0" encoding="utf-8"?>
-<w:document xmlns:wpc="http://schemas.microsoft.com/office/word/2010/wordprocessingCanvas" xmlns:cx="http://schemas.microsoft.com/office/drawing/2014/chartex" xmlns:cx1="http://schemas.microsoft.com/office/drawing/2015/9/8/chartex" xmlns:cx2="http://schemas.microsoft.com/office/drawing/2015/10/21/chartex" xmlns:cx3="http://schemas.microsoft.com/office/drawing/2016/5/9/chartex" xmlns:cx4="http://schemas.microsoft.com/office/drawing/2016/5/10/chartex" xmlns:cx5="http://schemas.microsoft.com/office/drawing/2016/5/11/chartex" xmlns:cx6="http://schemas.microsoft.com/office/drawing/2016/5/12/chartex" xmlns:cx7="http://schemas.microsoft.com/office/drawing/2016/5/13/chartex" xmlns:cx8="http://schemas.microsoft.com/office/drawing/2016/5/14/chartex" xmlns:mc="http://schemas.openxmlformats.org/markup-compatibility/2006" xmlns:aink="http://schemas.microsoft.com/office/drawing/2016/ink" xmlns:am3d="http://schemas.microsoft.com/office/drawing/2017/model3d" xmlns:o="urn:schemas-microsoft-com:office:office" xmlns:r="http://schemas.openxmlformats.org/officeDocument/2006/relationships" xmlns:m="http://schemas.openxmlformats.org/officeDocument/2006/math" xmlns:v="urn:schemas-microsoft-com:vml" xmlns:wp14="http://schemas.microsoft.com/office/word/2010/wordprocessingDrawing" xmlns:wp="http://schemas.openxmlformats.org/drawingml/2006/wordprocessingDrawing" xmlns:w10="urn:schemas-microsoft-com:office:word" xmlns:w="http://schemas.openxmlformats.org/wordprocessingml/2006/main" xmlns:w14="http://schemas.microsoft.com/office/word/2010/wordml" xmlns:w15="http://schemas.microsoft.com/office/word/2012/wordml" xmlns:w16cex="http://schemas.microsoft.com/office/word/2018/wordml/cex" xmlns:w16cid="http://schemas.microsoft.com/office/word/2016/wordml/cid" xmlns:w16="http://schemas.microsoft.com/office/word/2018/wordml" xmlns:w16se="http://schemas.microsoft.com/office/word/2015/wordml/symex" xmlns:wpg="http://schemas.microsoft.com/office/word/2010/wordprocessingGroup" xmlns:wpi="http://schemas.microsoft.com/office/word/2010/wordprocessingInk" xmlns:wne="http://schemas.microsoft.com/office/word/2006/wordml" xmlns:wps="http://schemas.microsoft.com/office/word/2010/wordprocessingShape" mc:Ignorable="w14 w15 w16se w16cid w16 w16cex wp14">
+<w:document xmlns:wpc="http://schemas.microsoft.com/office/word/2010/wordprocessingCanvas" xmlns:cx="http://schemas.microsoft.com/office/drawing/2014/chartex" xmlns:cx1="http://schemas.microsoft.com/office/drawing/2015/9/8/chartex" xmlns:cx2="http://schemas.microsoft.com/office/drawing/2015/10/21/chartex" xmlns:cx3="http://schemas.microsoft.com/office/drawing/2016/5/9/chartex" xmlns:cx4="http://schemas.microsoft.com/office/drawing/2016/5/10/chartex" xmlns:cx5="http://schemas.microsoft.com/office/drawing/2016/5/11/chartex" xmlns:cx6="http://schemas.microsoft.com/office/drawing/2016/5/12/chartex" xmlns:cx7="http://schemas.microsoft.com/office/drawing/2016/5/13/chartex" xmlns:cx8="http://schemas.microsoft.com/office/drawing/2016/5/14/chartex" xmlns:mc="http://schemas.openxmlformats.org/markup-compatibility/2006" xmlns:aink="http://schemas.microsoft.com/office/drawing/2016/ink" xmlns:am3d="http://schemas.microsoft.com/office/drawing/2017/model3d" xmlns:o="urn:schemas-microsoft-com:office:office" xmlns:oel="http://schemas.microsoft.com/office/2019/extlst" xmlns:r="http://schemas.openxmlformats.org/officeDocument/2006/relationships" xmlns:m="http://schemas.openxmlformats.org/officeDocument/2006/math" xmlns:v="urn:schemas-microsoft-com:vml" xmlns:wp14="http://schemas.microsoft.com/office/word/2010/wordprocessingDrawing" xmlns:wp="http://schemas.openxmlformats.org/drawingml/2006/wordprocessingDrawing" xmlns:w10="urn:schemas-microsoft-com:office:word" xmlns:w="http://schemas.openxmlformats.org/wordprocessingml/2006/main" xmlns:w14="http://schemas.microsoft.com/office/word/2010/wordml" xmlns:w15="http://schemas.microsoft.com/office/word/2012/wordml" xmlns:w16cex="http://schemas.microsoft.com/office/word/2018/wordml/cex" xmlns:w16cid="http://schemas.microsoft.com/office/word/2016/wordml/cid" xmlns:w16="http://schemas.microsoft.com/office/word/2018/wordml" xmlns:w16du="http://schemas.microsoft.com/office/word/2023/wordml/word16du" xmlns:w16sdtdh="http://schemas.microsoft.com/office/word/2020/wordml/sdtdatahash" xmlns:w16sdtfl="http://schemas.microsoft.com/office/word/2024/wordml/sdtformatlock" xmlns:w16se="http://schemas.microsoft.com/office/word/2015/wordml/symex" xmlns:wpg="http://schemas.microsoft.com/office/word/2010/wordprocessingGroup" xmlns:wpi="http://schemas.microsoft.com/office/word/2010/wordprocessingInk" xmlns:wne="http://schemas.microsoft.com/office/word/2006/wordml" xmlns:wps="http://schemas.microsoft.com/office/word/2010/wordprocessingShape" mc:Ignorable="w14 w15 w16se w16cid w16 w16cex w16sdtdh w16sdtfl w16du wp14">
   <w:body>
     <w:p>
       <w:pPr>
@@ -1214,7 +1214,62 @@
           <w:u w:val="single"/>
           <w:shd w:val="clear" w:color="auto" w:fill="FFFFFF"/>
         </w:rPr>
-        <w:t>Разработка микросервисного веб-приложения для управления внутренними задачами, проектами и коммуникацией команды</w:t>
+        <w:t>М</w:t>
+      </w:r>
+      <w:r>
+        <w:rPr>
+          <w:rFonts w:ascii="Times New Roman" w:hAnsi="Times New Roman"/>
+          <w:color w:val="1F1F1F"/>
+          <w:sz w:val="24"/>
+          <w:szCs w:val="24"/>
+          <w:u w:val="single"/>
+          <w:shd w:val="clear" w:color="auto" w:fill="FFFFFF"/>
+        </w:rPr>
+        <w:t>икросервисно</w:t>
+      </w:r>
+      <w:r>
+        <w:rPr>
+          <w:rFonts w:ascii="Times New Roman" w:hAnsi="Times New Roman"/>
+          <w:color w:val="1F1F1F"/>
+          <w:sz w:val="24"/>
+          <w:szCs w:val="24"/>
+          <w:u w:val="single"/>
+          <w:shd w:val="clear" w:color="auto" w:fill="FFFFFF"/>
+        </w:rPr>
+        <w:t>е</w:t>
+      </w:r>
+      <w:r>
+        <w:rPr>
+          <w:rFonts w:ascii="Times New Roman" w:hAnsi="Times New Roman"/>
+          <w:color w:val="1F1F1F"/>
+          <w:sz w:val="24"/>
+          <w:szCs w:val="24"/>
+          <w:u w:val="single"/>
+          <w:shd w:val="clear" w:color="auto" w:fill="FFFFFF"/>
+        </w:rPr>
+        <w:t xml:space="preserve"> веб-приложени</w:t>
+      </w:r>
+      <w:r>
+        <w:rPr>
+          <w:rFonts w:ascii="Times New Roman" w:hAnsi="Times New Roman"/>
+          <w:color w:val="1F1F1F"/>
+          <w:sz w:val="24"/>
+          <w:szCs w:val="24"/>
+          <w:u w:val="single"/>
+          <w:shd w:val="clear" w:color="auto" w:fill="FFFFFF"/>
+        </w:rPr>
+        <w:t>е</w:t>
+      </w:r>
+      <w:r>
+        <w:rPr>
+          <w:rFonts w:ascii="Times New Roman" w:hAnsi="Times New Roman"/>
+          <w:color w:val="1F1F1F"/>
+          <w:sz w:val="24"/>
+          <w:szCs w:val="24"/>
+          <w:u w:val="single"/>
+          <w:shd w:val="clear" w:color="auto" w:fill="FFFFFF"/>
+        </w:rPr>
+        <w:t xml:space="preserve"> для управления внутренними задачами, проектами и коммуникацией команды</w:t>
       </w:r>
       <w:r>
         <w:rPr>
@@ -1726,9 +1781,8 @@
           <w:rFonts w:ascii="Times New Roman" w:hAnsi="Times New Roman"/>
           <w:sz w:val="24"/>
           <w:u w:val="single"/>
-          <w:lang w:val="en-US"/>
-        </w:rPr>
-        <w:t>n</w:t>
+        </w:rPr>
+        <w:t>2</w:t>
       </w:r>
       <w:r>
         <w:rPr>
@@ -1922,7 +1976,23 @@
           <w:sz w:val="24"/>
           <w:u w:val="single"/>
         </w:rPr>
-        <w:t>«отлично»</w:t>
+        <w:t>«</w:t>
+      </w:r>
+      <w:r>
+        <w:rPr>
+          <w:rFonts w:ascii="Times New Roman" w:hAnsi="Times New Roman"/>
+          <w:sz w:val="24"/>
+          <w:u w:val="single"/>
+        </w:rPr>
+        <w:t xml:space="preserve">                 </w:t>
+      </w:r>
+      <w:r>
+        <w:rPr>
+          <w:rFonts w:ascii="Times New Roman" w:hAnsi="Times New Roman"/>
+          <w:sz w:val="24"/>
+          <w:u w:val="single"/>
+        </w:rPr>
+        <w:t>»</w:t>
       </w:r>
       <w:r>
         <w:rPr>
@@ -2132,8 +2202,6 @@
         </w:rPr>
         <w:t>6</w:t>
       </w:r>
-      <w:bookmarkStart w:id="0" w:name="_GoBack"/>
-      <w:bookmarkEnd w:id="0"/>
       <w:r>
         <w:rPr>
           <w:rFonts w:ascii="Times New Roman" w:hAnsi="Times New Roman"/>
@@ -2244,7 +2312,7 @@
 </file>
 
 <file path=word/styles.xml><?xml version="1.0" encoding="utf-8"?>
-<w:styles xmlns:mc="http://schemas.openxmlformats.org/markup-compatibility/2006" xmlns:r="http://schemas.openxmlformats.org/officeDocument/2006/relationships" xmlns:w="http://schemas.openxmlformats.org/wordprocessingml/2006/main" xmlns:w14="http://schemas.microsoft.com/office/word/2010/wordml" xmlns:w15="http://schemas.microsoft.com/office/word/2012/wordml" xmlns:w16cex="http://schemas.microsoft.com/office/word/2018/wordml/cex" xmlns:w16cid="http://schemas.microsoft.com/office/word/2016/wordml/cid" xmlns:w16="http://schemas.microsoft.com/office/word/2018/wordml" xmlns:w16se="http://schemas.microsoft.com/office/word/2015/wordml/symex" mc:Ignorable="w14 w15 w16se w16cid w16 w16cex">
+<w:styles xmlns:mc="http://schemas.openxmlformats.org/markup-compatibility/2006" xmlns:r="http://schemas.openxmlformats.org/officeDocument/2006/relationships" xmlns:w="http://schemas.openxmlformats.org/wordprocessingml/2006/main" xmlns:w14="http://schemas.microsoft.com/office/word/2010/wordml" xmlns:w15="http://schemas.microsoft.com/office/word/2012/wordml" xmlns:w16cex="http://schemas.microsoft.com/office/word/2018/wordml/cex" xmlns:w16cid="http://schemas.microsoft.com/office/word/2016/wordml/cid" xmlns:w16="http://schemas.microsoft.com/office/word/2018/wordml" xmlns:w16du="http://schemas.microsoft.com/office/word/2023/wordml/word16du" xmlns:w16sdtdh="http://schemas.microsoft.com/office/word/2020/wordml/sdtdatahash" xmlns:w16sdtfl="http://schemas.microsoft.com/office/word/2024/wordml/sdtformatlock" xmlns:w16se="http://schemas.microsoft.com/office/word/2015/wordml/symex" mc:Ignorable="w14 w15 w16se w16cid w16 w16cex w16sdtdh w16sdtfl w16du">
   <w:docDefaults>
     <w:rPrDefault>
       <w:rPr>
@@ -2415,7 +2483,7 @@
     <w:lsdException w:name="Table Web 2" w:semiHidden="1" w:unhideWhenUsed="1"/>
     <w:lsdException w:name="Table Web 3" w:semiHidden="1" w:unhideWhenUsed="1"/>
     <w:lsdException w:name="Balloon Text" w:semiHidden="1" w:unhideWhenUsed="1"/>
-    <w:lsdException w:name="Table Grid" w:semiHidden="1" w:uiPriority="59" w:unhideWhenUsed="1"/>
+    <w:lsdException w:name="Table Grid" w:uiPriority="59"/>
     <w:lsdException w:name="Table Theme" w:semiHidden="1" w:unhideWhenUsed="1"/>
     <w:lsdException w:name="Placeholder Text" w:semiHidden="1"/>
     <w:lsdException w:name="No Spacing" w:uiPriority="1" w:qFormat="1"/>
@@ -2650,6 +2718,7 @@
   <w:style w:type="character" w:default="1" w:styleId="a0">
     <w:name w:val="Default Paragraph Font"/>
     <w:uiPriority w:val="1"/>
+    <w:semiHidden/>
     <w:unhideWhenUsed/>
   </w:style>
   <w:style w:type="table" w:default="1" w:styleId="a1">

--- a/docs/vkr/Отзыв руководителя.docx
+++ b/docs/vkr/Отзыв руководителя.docx
@@ -27,7 +27,7 @@
           <w:szCs w:val="20"/>
         </w:rPr>
         <w:drawing>
-          <wp:anchor distT="0" distB="0" distL="114300" distR="114300" simplePos="0" relativeHeight="251659264" behindDoc="0" locked="0" layoutInCell="1" allowOverlap="1" wp14:anchorId="37236BF5" wp14:editId="64F17250">
+          <wp:anchor distT="0" distB="0" distL="114300" distR="114300" simplePos="0" relativeHeight="251644928" behindDoc="0" locked="0" layoutInCell="1" allowOverlap="1" wp14:anchorId="22CF577D" wp14:editId="075C2012">
             <wp:simplePos x="0" y="0"/>
             <wp:positionH relativeFrom="column">
               <wp:posOffset>8255</wp:posOffset>
@@ -52,7 +52,7 @@
                     </pic:cNvPicPr>
                   </pic:nvPicPr>
                   <pic:blipFill>
-                    <a:blip r:embed="rId4" cstate="print"/>
+                    <a:blip r:embed="rId8" cstate="print"/>
                     <a:srcRect/>
                     <a:stretch>
                       <a:fillRect/>
@@ -90,7 +90,7 @@
           <w:szCs w:val="20"/>
         </w:rPr>
         <w:drawing>
-          <wp:anchor distT="0" distB="0" distL="114300" distR="114300" simplePos="0" relativeHeight="251661312" behindDoc="0" locked="0" layoutInCell="1" allowOverlap="1" wp14:anchorId="1DBB5EE0" wp14:editId="38337BDC">
+          <wp:anchor distT="0" distB="0" distL="114300" distR="114300" simplePos="0" relativeHeight="251646976" behindDoc="0" locked="0" layoutInCell="1" allowOverlap="1" wp14:anchorId="7446F4DA" wp14:editId="612C56BD">
             <wp:simplePos x="0" y="0"/>
             <wp:positionH relativeFrom="column">
               <wp:posOffset>8255</wp:posOffset>
@@ -115,7 +115,7 @@
                     </pic:cNvPicPr>
                   </pic:nvPicPr>
                   <pic:blipFill>
-                    <a:blip r:embed="rId4" cstate="print"/>
+                    <a:blip r:embed="rId8" cstate="print"/>
                     <a:srcRect/>
                     <a:stretch>
                       <a:fillRect/>
@@ -230,7 +230,23 @@
           <w:sz w:val="20"/>
           <w:szCs w:val="20"/>
         </w:rPr>
-        <w:t xml:space="preserve">ФЕДЕРАЛЬНОЕ ГОСУДАРСТВЕННОЕ БЮДЖЕТНОЕ ОБРАЗОВАТЕЛЬНОЕ   </w:t>
+        <w:t xml:space="preserve">ФЕДЕРАЛЬНОЕ ГОСУДАРСТВЕННОЕ </w:t>
+      </w:r>
+      <w:r>
+        <w:rPr>
+          <w:rStyle w:val="FontStyle35"/>
+          <w:sz w:val="20"/>
+          <w:szCs w:val="20"/>
+        </w:rPr>
+        <w:t xml:space="preserve">АВТОНОМНОЕ </w:t>
+      </w:r>
+      <w:r>
+        <w:rPr>
+          <w:rStyle w:val="FontStyle35"/>
+          <w:sz w:val="20"/>
+          <w:szCs w:val="20"/>
+        </w:rPr>
+        <w:t xml:space="preserve">ОБРАЗОВАТЕЛЬНОЕ   </w:t>
       </w:r>
     </w:p>
     <w:p>
@@ -305,7 +321,7 @@
     </w:p>
     <w:p>
       <w:pPr>
-        <w:pStyle w:val="a6"/>
+        <w:pStyle w:val="af5"/>
         <w:spacing w:line="360" w:lineRule="auto"/>
         <w:jc w:val="center"/>
         <w:rPr>
@@ -321,15 +337,80 @@
           <w:szCs w:val="24"/>
           <w:lang w:val="ru-RU"/>
         </w:rPr>
-        <w:pict w14:anchorId="2A238183">
-          <v:shapetype id="_x0000_t32" coordsize="21600,21600" o:spt="32" o:oned="t" path="m,l21600,21600e" filled="f">
-            <v:path arrowok="t" fillok="f" o:connecttype="none"/>
-            <o:lock v:ext="edit" shapetype="t"/>
-          </v:shapetype>
-          <v:shape id="Прямая со стрелкой 16" o:spid="_x0000_s1026" type="#_x0000_t32" style="position:absolute;left:0;text-align:left;margin-left:0;margin-top:16.35pt;width:493.25pt;height:0;z-index:251660288;visibility:visible;mso-position-horizontal:center;mso-position-horizontal-relative:page" o:gfxdata="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" strokeweight="1.75pt">
-            <w10:wrap anchorx="page"/>
-          </v:shape>
-        </w:pict>
+        <mc:AlternateContent>
+          <mc:Choice Requires="wps">
+            <w:drawing>
+              <wp:anchor distT="0" distB="0" distL="114300" distR="114300" simplePos="0" relativeHeight="251645952" behindDoc="0" locked="0" layoutInCell="1" allowOverlap="1" wp14:anchorId="7D088120" wp14:editId="4A4E9B1D">
+                <wp:simplePos x="0" y="0"/>
+                <wp:positionH relativeFrom="page">
+                  <wp:align>center</wp:align>
+                </wp:positionH>
+                <wp:positionV relativeFrom="paragraph">
+                  <wp:posOffset>207645</wp:posOffset>
+                </wp:positionV>
+                <wp:extent cx="6264275" cy="0"/>
+                <wp:effectExtent l="0" t="0" r="22225" b="19050"/>
+                <wp:wrapNone/>
+                <wp:docPr id="16" name="Прямая со стрелкой 16"/>
+                <wp:cNvGraphicFramePr>
+                  <a:graphicFrameLocks xmlns:a="http://schemas.openxmlformats.org/drawingml/2006/main"/>
+                </wp:cNvGraphicFramePr>
+                <a:graphic xmlns:a="http://schemas.openxmlformats.org/drawingml/2006/main">
+                  <a:graphicData uri="http://schemas.microsoft.com/office/word/2010/wordprocessingShape">
+                    <wps:wsp>
+                      <wps:cNvCnPr>
+                        <a:cxnSpLocks noChangeShapeType="1"/>
+                      </wps:cNvCnPr>
+                      <wps:spPr bwMode="auto">
+                        <a:xfrm>
+                          <a:off x="0" y="0"/>
+                          <a:ext cx="6264275" cy="0"/>
+                        </a:xfrm>
+                        <a:prstGeom prst="straightConnector1">
+                          <a:avLst/>
+                        </a:prstGeom>
+                        <a:noFill/>
+                        <a:ln w="22225">
+                          <a:solidFill>
+                            <a:srgbClr val="000000"/>
+                          </a:solidFill>
+                          <a:round/>
+                          <a:headEnd/>
+                          <a:tailEnd/>
+                        </a:ln>
+                        <a:extLst>
+                          <a:ext uri="{909E8E84-426E-40DD-AFC4-6F175D3DCCD1}">
+                            <a14:hiddenFill xmlns:a14="http://schemas.microsoft.com/office/drawing/2010/main">
+                              <a:noFill/>
+                            </a14:hiddenFill>
+                          </a:ext>
+                        </a:extLst>
+                      </wps:spPr>
+                      <wps:bodyPr/>
+                    </wps:wsp>
+                  </a:graphicData>
+                </a:graphic>
+                <wp14:sizeRelH relativeFrom="page">
+                  <wp14:pctWidth>0</wp14:pctWidth>
+                </wp14:sizeRelH>
+                <wp14:sizeRelV relativeFrom="page">
+                  <wp14:pctHeight>0</wp14:pctHeight>
+                </wp14:sizeRelV>
+              </wp:anchor>
+            </w:drawing>
+          </mc:Choice>
+          <mc:Fallback>
+            <w:pict>
+              <v:shapetype w14:anchorId="3D82766E" id="_x0000_t32" coordsize="21600,21600" o:spt="32" o:oned="t" path="m,l21600,21600e" filled="f">
+                <v:path arrowok="t" fillok="f" o:connecttype="none"/>
+                <o:lock v:ext="edit" shapetype="t"/>
+              </v:shapetype>
+              <v:shape id="Прямая со стрелкой 16" o:spid="_x0000_s1026" type="#_x0000_t32" style="position:absolute;margin-left:0;margin-top:16.35pt;width:493.25pt;height:0;z-index:251645952;visibility:visible;mso-wrap-style:square;mso-width-percent:0;mso-height-percent:0;mso-wrap-distance-left:9pt;mso-wrap-distance-top:0;mso-wrap-distance-right:9pt;mso-wrap-distance-bottom:0;mso-position-horizontal:center;mso-position-horizontal-relative:page;mso-position-vertical:absolute;mso-position-vertical-relative:text;mso-width-percent:0;mso-height-percent:0;mso-width-relative:page;mso-height-relative:page" o:gfxdata="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" strokeweight="1.75pt">
+                <w10:wrap anchorx="page"/>
+              </v:shape>
+            </w:pict>
+          </mc:Fallback>
+        </mc:AlternateContent>
       </w:r>
     </w:p>
     <w:p>
@@ -403,62 +484,79 @@
       <w:r>
         <w:rPr>
           <w:rFonts w:ascii="Times New Roman" w:hAnsi="Times New Roman"/>
-          <w:sz w:val="24"/>
-          <w:u w:val="single"/>
-        </w:rPr>
-        <w:tab/>
-      </w:r>
-      <w:r>
-        <w:rPr>
-          <w:rFonts w:ascii="Times New Roman" w:hAnsi="Times New Roman"/>
-          <w:sz w:val="24"/>
-          <w:u w:val="single"/>
-        </w:rPr>
-        <w:tab/>
-      </w:r>
-      <w:r>
-        <w:rPr>
-          <w:rFonts w:ascii="Times New Roman" w:hAnsi="Times New Roman"/>
-          <w:sz w:val="24"/>
-          <w:u w:val="single"/>
-        </w:rPr>
-        <w:t xml:space="preserve">Кострюков Евгений Сергеевич       </w:t>
-      </w:r>
-      <w:r>
-        <w:rPr>
-          <w:rFonts w:ascii="Times New Roman" w:hAnsi="Times New Roman"/>
-          <w:sz w:val="24"/>
-          <w:u w:val="single"/>
-        </w:rPr>
-        <w:tab/>
-      </w:r>
-      <w:r>
-        <w:rPr>
-          <w:rFonts w:ascii="Times New Roman" w:hAnsi="Times New Roman"/>
-          <w:sz w:val="24"/>
-          <w:u w:val="single"/>
-        </w:rPr>
-        <w:tab/>
-      </w:r>
-      <w:r>
-        <w:rPr>
-          <w:rFonts w:ascii="Times New Roman" w:hAnsi="Times New Roman"/>
-          <w:sz w:val="24"/>
-          <w:u w:val="single"/>
-        </w:rPr>
-        <w:tab/>
-      </w:r>
-      <w:r>
-        <w:rPr>
-          <w:rFonts w:ascii="Times New Roman" w:hAnsi="Times New Roman"/>
-          <w:sz w:val="24"/>
-          <w:u w:val="single"/>
-        </w:rPr>
-        <w:tab/>
-      </w:r>
-      <w:r>
-        <w:rPr>
-          <w:rFonts w:ascii="Times New Roman" w:hAnsi="Times New Roman"/>
+          <w:b/>
+          <w:sz w:val="24"/>
+          <w:u w:val="single"/>
+        </w:rPr>
+        <w:tab/>
+      </w:r>
+      <w:r>
+        <w:rPr>
+          <w:rFonts w:ascii="Times New Roman" w:hAnsi="Times New Roman"/>
+          <w:b/>
+          <w:sz w:val="24"/>
+          <w:u w:val="single"/>
+        </w:rPr>
+        <w:t>Кострюков Евгений Сергеевич</w:t>
+      </w:r>
+      <w:r>
+        <w:rPr>
+          <w:rFonts w:ascii="Times New Roman" w:hAnsi="Times New Roman"/>
+          <w:b/>
+          <w:sz w:val="24"/>
+          <w:u w:val="single"/>
+        </w:rPr>
+        <w:tab/>
+      </w:r>
+      <w:r>
+        <w:rPr>
+          <w:rFonts w:ascii="Times New Roman" w:hAnsi="Times New Roman"/>
+          <w:b/>
+          <w:sz w:val="24"/>
+          <w:u w:val="single"/>
+        </w:rPr>
+        <w:tab/>
+      </w:r>
+      <w:r>
+        <w:rPr>
+          <w:rFonts w:ascii="Times New Roman" w:hAnsi="Times New Roman"/>
+          <w:b/>
+          <w:sz w:val="24"/>
+          <w:u w:val="single"/>
+        </w:rPr>
+        <w:tab/>
+      </w:r>
+      <w:r>
+        <w:rPr>
+          <w:rFonts w:ascii="Times New Roman" w:hAnsi="Times New Roman"/>
+          <w:b/>
+          <w:sz w:val="24"/>
+          <w:u w:val="single"/>
+        </w:rPr>
+        <w:tab/>
+      </w:r>
+      <w:r>
+        <w:rPr>
+          <w:rFonts w:ascii="Times New Roman" w:hAnsi="Times New Roman"/>
+          <w:b/>
+          <w:sz w:val="24"/>
+          <w:u w:val="single"/>
+        </w:rPr>
+        <w:tab/>
+      </w:r>
+      <w:r>
+        <w:rPr>
+          <w:rFonts w:ascii="Times New Roman" w:hAnsi="Times New Roman"/>
+          <w:b/>
+          <w:sz w:val="24"/>
+          <w:u w:val="single"/>
+        </w:rPr>
+        <w:tab/>
+      </w:r>
+      <w:r>
+        <w:rPr>
+          <w:rFonts w:ascii="Times New Roman" w:hAnsi="Times New Roman"/>
+          <w:b/>
           <w:sz w:val="24"/>
           <w:u w:val="single"/>
         </w:rPr>
@@ -467,7 +565,7 @@
     </w:p>
     <w:p>
       <w:pPr>
-        <w:pStyle w:val="a5"/>
+        <w:pStyle w:val="af0"/>
         <w:ind w:right="-143"/>
         <w:jc w:val="center"/>
         <w:rPr>
@@ -487,8 +585,8 @@
     </w:p>
     <w:p>
       <w:pPr>
-        <w:pStyle w:val="a6"/>
-        <w:spacing w:line="360" w:lineRule="auto"/>
+        <w:pStyle w:val="af5"/>
+        <w:spacing w:line="276" w:lineRule="auto"/>
         <w:ind w:right="-143"/>
         <w:rPr>
           <w:b/>
@@ -500,6 +598,7 @@
       <w:r>
         <w:rPr>
           <w:b/>
+          <w:bCs/>
           <w:sz w:val="24"/>
           <w:szCs w:val="24"/>
           <w:lang w:val="ru-RU"/>
@@ -513,7 +612,7 @@
           <w:szCs w:val="24"/>
           <w:lang w:val="ru-RU"/>
         </w:rPr>
-        <w:t xml:space="preserve">нститут </w:t>
+        <w:t>нститут</w:t>
       </w:r>
       <w:r>
         <w:rPr>
@@ -522,7 +621,7 @@
           <w:szCs w:val="24"/>
           <w:lang w:val="ru-RU"/>
         </w:rPr>
-        <w:t>(Ф</w:t>
+        <w:t xml:space="preserve"> (Ф</w:t>
       </w:r>
       <w:r>
         <w:rPr>
@@ -535,30 +634,56 @@
       </w:r>
       <w:r>
         <w:rPr>
+          <w:b/>
+          <w:bCs/>
           <w:sz w:val="24"/>
           <w:szCs w:val="24"/>
           <w:u w:val="single"/>
           <w:lang w:val="ru-RU"/>
         </w:rPr>
-        <w:t xml:space="preserve"> </w:t>
-      </w:r>
-      <w:r>
-        <w:rPr>
+        <w:t xml:space="preserve"> «Компьютерные науки и прикладная математика»</w:t>
+      </w:r>
+      <w:r>
+        <w:rPr>
+          <w:b/>
+          <w:bCs/>
           <w:sz w:val="24"/>
           <w:szCs w:val="24"/>
           <w:u w:val="single"/>
           <w:lang w:val="ru-RU"/>
         </w:rPr>
-        <w:t>№ 8 «Компьютерные науки и прикладная математика»</w:t>
-      </w:r>
-      <w:r>
-        <w:rPr>
+        <w:tab/>
+      </w:r>
+      <w:r>
+        <w:rPr>
+          <w:b/>
+          <w:bCs/>
           <w:sz w:val="24"/>
           <w:szCs w:val="24"/>
           <w:u w:val="single"/>
           <w:lang w:val="ru-RU"/>
         </w:rPr>
-        <w:t xml:space="preserve"> </w:t>
+        <w:tab/>
+      </w:r>
+      <w:r>
+        <w:rPr>
+          <w:b/>
+          <w:bCs/>
+          <w:sz w:val="24"/>
+          <w:szCs w:val="24"/>
+          <w:u w:val="single"/>
+          <w:lang w:val="ru-RU"/>
+        </w:rPr>
+        <w:tab/>
+      </w:r>
+      <w:r>
+        <w:rPr>
+          <w:b/>
+          <w:sz w:val="24"/>
+          <w:u w:val="single"/>
+          <w:lang w:val="ru-RU"/>
+        </w:rPr>
+        <w:tab/>
       </w:r>
       <w:r>
         <w:rPr>
@@ -568,7 +693,7 @@
           <w:szCs w:val="24"/>
           <w:lang w:val="ru-RU"/>
         </w:rPr>
-        <w:t>Кафедра</w:t>
+        <w:t xml:space="preserve">                    </w:t>
       </w:r>
       <w:r>
         <w:rPr>
@@ -578,156 +703,21 @@
           <w:szCs w:val="24"/>
           <w:lang w:val="ru-RU"/>
         </w:rPr>
-        <w:t xml:space="preserve"> </w:t>
-      </w:r>
-      <w:r>
-        <w:rPr>
-          <w:b/>
-          <w:bCs/>
-          <w:sz w:val="24"/>
-          <w:szCs w:val="24"/>
-          <w:u w:val="single"/>
-          <w:lang w:val="ru-RU"/>
-        </w:rPr>
-        <w:t xml:space="preserve"> </w:t>
-      </w:r>
-      <w:r>
-        <w:rPr>
-          <w:bCs/>
-          <w:sz w:val="24"/>
-          <w:szCs w:val="24"/>
-          <w:u w:val="single"/>
-          <w:lang w:val="ru-RU"/>
-        </w:rPr>
-        <w:t xml:space="preserve">  </w:t>
-      </w:r>
-      <w:r>
-        <w:rPr>
-          <w:bCs/>
-          <w:sz w:val="24"/>
-          <w:szCs w:val="24"/>
-          <w:u w:val="single"/>
-          <w:lang w:val="ru-RU"/>
-        </w:rPr>
-        <w:t>806</w:t>
-      </w:r>
-      <w:r>
-        <w:rPr>
-          <w:bCs/>
-          <w:sz w:val="24"/>
-          <w:szCs w:val="24"/>
-          <w:u w:val="single"/>
-          <w:lang w:val="ru-RU"/>
-        </w:rPr>
-        <w:tab/>
+        <w:t>Образовательный центр Института № 8</w:t>
       </w:r>
     </w:p>
     <w:p>
       <w:pPr>
-        <w:pStyle w:val="a6"/>
-        <w:spacing w:line="360" w:lineRule="auto"/>
-        <w:ind w:right="-2"/>
-        <w:jc w:val="both"/>
-        <w:rPr>
-          <w:bCs/>
-          <w:sz w:val="24"/>
-          <w:szCs w:val="24"/>
-          <w:u w:val="single"/>
-          <w:lang w:val="ru-RU"/>
-        </w:rPr>
-      </w:pPr>
-      <w:r>
-        <w:rPr>
-          <w:b/>
-          <w:bCs/>
+        <w:pStyle w:val="af5"/>
+        <w:spacing w:line="276" w:lineRule="auto"/>
+        <w:ind w:right="-143"/>
+        <w:rPr>
+          <w:b/>
           <w:sz w:val="24"/>
           <w:szCs w:val="24"/>
           <w:lang w:val="ru-RU"/>
         </w:rPr>
-        <w:t>Группа</w:t>
-      </w:r>
-      <w:r>
-        <w:rPr>
-          <w:sz w:val="24"/>
-          <w:szCs w:val="24"/>
-          <w:u w:val="single"/>
-          <w:lang w:val="ru-RU"/>
-        </w:rPr>
-        <w:t xml:space="preserve">     </w:t>
-      </w:r>
-      <w:r>
-        <w:rPr>
-          <w:sz w:val="24"/>
-          <w:szCs w:val="24"/>
-          <w:u w:val="single"/>
-          <w:lang w:val="ru-RU"/>
-        </w:rPr>
-        <w:t>М8О-</w:t>
-      </w:r>
-      <w:r>
-        <w:rPr>
-          <w:sz w:val="24"/>
-          <w:szCs w:val="24"/>
-          <w:u w:val="single"/>
-          <w:lang w:val="ru-RU"/>
-        </w:rPr>
-        <w:t>40</w:t>
-      </w:r>
-      <w:r>
-        <w:rPr>
-          <w:sz w:val="24"/>
-          <w:szCs w:val="24"/>
-          <w:u w:val="single"/>
-          <w:lang w:val="ru-RU"/>
-        </w:rPr>
-        <w:t>7</w:t>
-      </w:r>
-      <w:r>
-        <w:rPr>
-          <w:sz w:val="24"/>
-          <w:szCs w:val="24"/>
-          <w:u w:val="single"/>
-          <w:lang w:val="ru-RU"/>
-        </w:rPr>
-        <w:t>Б-</w:t>
-      </w:r>
-      <w:r>
-        <w:rPr>
-          <w:sz w:val="24"/>
-          <w:szCs w:val="24"/>
-          <w:u w:val="single"/>
-          <w:lang w:val="ru-RU"/>
-        </w:rPr>
-        <w:t>22</w:t>
-      </w:r>
-      <w:r>
-        <w:rPr>
-          <w:sz w:val="24"/>
-          <w:szCs w:val="24"/>
-          <w:u w:val="single"/>
-          <w:lang w:val="ru-RU"/>
-        </w:rPr>
-        <w:t xml:space="preserve">     </w:t>
-      </w:r>
-      <w:r>
-        <w:rPr>
-          <w:sz w:val="24"/>
-          <w:szCs w:val="24"/>
-          <w:u w:val="single"/>
-          <w:lang w:val="ru-RU"/>
-        </w:rPr>
-        <w:t xml:space="preserve"> </w:t>
-      </w:r>
-      <w:r>
-        <w:rPr>
-          <w:b/>
-          <w:sz w:val="24"/>
-          <w:szCs w:val="24"/>
-          <w:u w:val="single"/>
-          <w:lang w:val="ru-RU"/>
-        </w:rPr>
-        <w:t xml:space="preserve"> </w:t>
-      </w:r>
+      </w:pPr>
       <w:r>
         <w:rPr>
           <w:b/>
@@ -736,20 +726,73 @@
           <w:szCs w:val="24"/>
           <w:lang w:val="ru-RU"/>
         </w:rPr>
+        <w:t>Группа</w:t>
+      </w:r>
+      <w:r>
+        <w:rPr>
+          <w:b/>
+          <w:sz w:val="24"/>
+          <w:szCs w:val="24"/>
+          <w:u w:val="single"/>
+          <w:lang w:val="ru-RU"/>
+        </w:rPr>
+        <w:tab/>
+      </w:r>
+      <w:r>
+        <w:rPr>
+          <w:b/>
+          <w:sz w:val="24"/>
+          <w:szCs w:val="24"/>
+          <w:u w:val="single"/>
+          <w:lang w:val="ru-RU"/>
+        </w:rPr>
+        <w:t>М8О-407Б-22</w:t>
+      </w:r>
+      <w:r>
+        <w:rPr>
+          <w:b/>
+          <w:sz w:val="24"/>
+          <w:szCs w:val="24"/>
+          <w:u w:val="single"/>
+          <w:lang w:val="ru-RU"/>
+        </w:rPr>
+        <w:tab/>
+        <w:t xml:space="preserve"> </w:t>
+      </w:r>
+      <w:r>
+        <w:rPr>
+          <w:b/>
+          <w:bCs/>
+          <w:sz w:val="24"/>
+          <w:szCs w:val="24"/>
+          <w:lang w:val="ru-RU"/>
+        </w:rPr>
         <w:t xml:space="preserve">Направление подготовки </w:t>
       </w:r>
       <w:r>
         <w:rPr>
+          <w:b/>
+          <w:sz w:val="24"/>
+          <w:szCs w:val="24"/>
+          <w:u w:val="single"/>
+          <w:lang w:val="ru-RU"/>
+        </w:rPr>
+        <w:t>01.03.02 Прикладная математика и информатика</w:t>
+      </w:r>
+      <w:r>
+        <w:rPr>
+          <w:b/>
           <w:bCs/>
           <w:sz w:val="24"/>
           <w:szCs w:val="24"/>
           <w:u w:val="single"/>
           <w:lang w:val="ru-RU"/>
         </w:rPr>
-        <w:t>01.03.02 Прикладная математика и информатика</w:t>
-      </w:r>
-      <w:r>
-        <w:rPr>
+        <w:tab/>
+      </w:r>
+      <w:r>
+        <w:rPr>
+          <w:b/>
           <w:bCs/>
           <w:sz w:val="24"/>
           <w:szCs w:val="24"/>
@@ -760,6 +803,7 @@
       </w:r>
       <w:r>
         <w:rPr>
+          <w:b/>
           <w:bCs/>
           <w:sz w:val="24"/>
           <w:szCs w:val="24"/>
@@ -770,6 +814,7 @@
       </w:r>
       <w:r>
         <w:rPr>
+          <w:b/>
           <w:bCs/>
           <w:sz w:val="24"/>
           <w:szCs w:val="24"/>
@@ -780,6 +825,7 @@
       </w:r>
       <w:r>
         <w:rPr>
+          <w:b/>
           <w:bCs/>
           <w:sz w:val="24"/>
           <w:szCs w:val="24"/>
@@ -790,6 +836,7 @@
       </w:r>
       <w:r>
         <w:rPr>
+          <w:b/>
           <w:bCs/>
           <w:sz w:val="24"/>
           <w:szCs w:val="24"/>
@@ -800,6 +847,7 @@
       </w:r>
       <w:r>
         <w:rPr>
+          <w:b/>
           <w:bCs/>
           <w:sz w:val="24"/>
           <w:szCs w:val="24"/>
@@ -810,9 +858,8 @@
       </w:r>
       <w:r>
         <w:rPr>
-          <w:bCs/>
-          <w:sz w:val="24"/>
-          <w:szCs w:val="24"/>
+          <w:b/>
+          <w:sz w:val="24"/>
           <w:u w:val="single"/>
           <w:lang w:val="ru-RU"/>
         </w:rPr>
@@ -820,9 +867,8 @@
       </w:r>
       <w:r>
         <w:rPr>
-          <w:bCs/>
-          <w:sz w:val="24"/>
-          <w:szCs w:val="24"/>
+          <w:b/>
+          <w:sz w:val="24"/>
           <w:u w:val="single"/>
           <w:lang w:val="ru-RU"/>
         </w:rPr>
@@ -830,9 +876,8 @@
       </w:r>
       <w:r>
         <w:rPr>
-          <w:bCs/>
-          <w:sz w:val="24"/>
-          <w:szCs w:val="24"/>
+          <w:b/>
+          <w:sz w:val="24"/>
           <w:u w:val="single"/>
           <w:lang w:val="ru-RU"/>
         </w:rPr>
@@ -840,9 +885,8 @@
       </w:r>
       <w:r>
         <w:rPr>
-          <w:bCs/>
-          <w:sz w:val="24"/>
-          <w:szCs w:val="24"/>
+          <w:b/>
+          <w:sz w:val="24"/>
           <w:u w:val="single"/>
           <w:lang w:val="ru-RU"/>
         </w:rPr>
@@ -850,29 +894,8 @@
       </w:r>
       <w:r>
         <w:rPr>
-          <w:bCs/>
-          <w:sz w:val="24"/>
-          <w:szCs w:val="24"/>
-          <w:u w:val="single"/>
-          <w:lang w:val="ru-RU"/>
-        </w:rPr>
-        <w:tab/>
-      </w:r>
-      <w:r>
-        <w:rPr>
-          <w:bCs/>
-          <w:sz w:val="24"/>
-          <w:szCs w:val="24"/>
-          <w:u w:val="single"/>
-          <w:lang w:val="ru-RU"/>
-        </w:rPr>
-        <w:tab/>
-      </w:r>
-      <w:r>
-        <w:rPr>
-          <w:bCs/>
-          <w:sz w:val="24"/>
-          <w:szCs w:val="24"/>
+          <w:b/>
+          <w:sz w:val="24"/>
           <w:u w:val="single"/>
           <w:lang w:val="ru-RU"/>
         </w:rPr>
@@ -881,19 +904,9 @@
     </w:p>
     <w:p>
       <w:pPr>
-        <w:pStyle w:val="a6"/>
-        <w:spacing w:line="360" w:lineRule="auto"/>
-        <w:ind w:right="-2"/>
-        <w:jc w:val="both"/>
-        <w:rPr>
-          <w:bCs/>
-          <w:sz w:val="24"/>
-          <w:szCs w:val="24"/>
-          <w:u w:val="single"/>
-          <w:lang w:val="ru-RU"/>
-        </w:rPr>
-      </w:pPr>
-      <w:r>
+        <w:pStyle w:val="af5"/>
+        <w:spacing w:line="276" w:lineRule="auto"/>
+        <w:ind w:right="-143"/>
         <w:rPr>
           <w:b/>
           <w:bCs/>
@@ -901,8 +914,7 @@
           <w:szCs w:val="24"/>
           <w:lang w:val="ru-RU"/>
         </w:rPr>
-        <w:t>Профиль</w:t>
-      </w:r>
+      </w:pPr>
       <w:r>
         <w:rPr>
           <w:b/>
@@ -911,31 +923,31 @@
           <w:szCs w:val="24"/>
           <w:lang w:val="ru-RU"/>
         </w:rPr>
-        <w:t xml:space="preserve"> </w:t>
-      </w:r>
-      <w:r>
-        <w:rPr>
-          <w:bCs/>
+        <w:t xml:space="preserve">Профиль </w:t>
+      </w:r>
+      <w:r>
+        <w:rPr>
+          <w:b/>
           <w:sz w:val="24"/>
           <w:szCs w:val="24"/>
           <w:u w:val="single"/>
           <w:lang w:val="ru-RU"/>
         </w:rPr>
-        <w:t xml:space="preserve">  Информатика</w:t>
-      </w:r>
-      <w:r>
-        <w:rPr>
-          <w:bCs/>
+        <w:tab/>
+      </w:r>
+      <w:r>
+        <w:rPr>
+          <w:b/>
           <w:sz w:val="24"/>
           <w:szCs w:val="24"/>
           <w:u w:val="single"/>
           <w:lang w:val="ru-RU"/>
         </w:rPr>
-        <w:tab/>
-      </w:r>
-      <w:r>
-        <w:rPr>
-          <w:bCs/>
+        <w:t>Информатика</w:t>
+      </w:r>
+      <w:r>
+        <w:rPr>
+          <w:b/>
           <w:sz w:val="24"/>
           <w:szCs w:val="24"/>
           <w:u w:val="single"/>
@@ -945,7 +957,7 @@
       </w:r>
       <w:r>
         <w:rPr>
-          <w:bCs/>
+          <w:b/>
           <w:sz w:val="24"/>
           <w:szCs w:val="24"/>
           <w:u w:val="single"/>
@@ -955,7 +967,7 @@
       </w:r>
       <w:r>
         <w:rPr>
-          <w:bCs/>
+          <w:b/>
           <w:sz w:val="24"/>
           <w:szCs w:val="24"/>
           <w:u w:val="single"/>
@@ -965,7 +977,7 @@
       </w:r>
       <w:r>
         <w:rPr>
-          <w:bCs/>
+          <w:b/>
           <w:sz w:val="24"/>
           <w:szCs w:val="24"/>
           <w:u w:val="single"/>
@@ -975,7 +987,7 @@
       </w:r>
       <w:r>
         <w:rPr>
-          <w:bCs/>
+          <w:b/>
           <w:sz w:val="24"/>
           <w:szCs w:val="24"/>
           <w:u w:val="single"/>
@@ -985,7 +997,7 @@
       </w:r>
       <w:r>
         <w:rPr>
-          <w:bCs/>
+          <w:b/>
           <w:sz w:val="24"/>
           <w:szCs w:val="24"/>
           <w:u w:val="single"/>
@@ -995,7 +1007,7 @@
       </w:r>
       <w:r>
         <w:rPr>
-          <w:bCs/>
+          <w:b/>
           <w:sz w:val="24"/>
           <w:szCs w:val="24"/>
           <w:u w:val="single"/>
@@ -1005,7 +1017,7 @@
       </w:r>
       <w:r>
         <w:rPr>
-          <w:bCs/>
+          <w:b/>
           <w:sz w:val="24"/>
           <w:szCs w:val="24"/>
           <w:u w:val="single"/>
@@ -1015,7 +1027,7 @@
       </w:r>
       <w:r>
         <w:rPr>
-          <w:bCs/>
+          <w:b/>
           <w:sz w:val="24"/>
           <w:szCs w:val="24"/>
           <w:u w:val="single"/>
@@ -1025,7 +1037,7 @@
       </w:r>
       <w:r>
         <w:rPr>
-          <w:bCs/>
+          <w:b/>
           <w:sz w:val="24"/>
           <w:szCs w:val="24"/>
           <w:u w:val="single"/>
@@ -1036,7 +1048,7 @@
     </w:p>
     <w:p>
       <w:pPr>
-        <w:pStyle w:val="a6"/>
+        <w:pStyle w:val="af5"/>
         <w:spacing w:line="276" w:lineRule="auto"/>
         <w:ind w:right="-143"/>
         <w:rPr>
@@ -1058,6 +1070,7 @@
       </w:r>
       <w:r>
         <w:rPr>
+          <w:b/>
           <w:bCs/>
           <w:sz w:val="24"/>
           <w:szCs w:val="24"/>
@@ -1068,6 +1081,7 @@
       </w:r>
       <w:r>
         <w:rPr>
+          <w:b/>
           <w:bCs/>
           <w:sz w:val="24"/>
           <w:szCs w:val="24"/>
@@ -1075,6 +1089,7 @@
           <w:lang w:val="ru-RU"/>
         </w:rPr>
         <w:tab/>
+        <w:t>бакалавр</w:t>
       </w:r>
       <w:r>
         <w:rPr>
@@ -1085,10 +1100,11 @@
           <w:u w:val="single"/>
           <w:lang w:val="ru-RU"/>
         </w:rPr>
-        <w:t>бакалавр</w:t>
-      </w:r>
-      <w:r>
-        <w:rPr>
+        <w:tab/>
+      </w:r>
+      <w:r>
+        <w:rPr>
+          <w:b/>
           <w:bCs/>
           <w:sz w:val="24"/>
           <w:szCs w:val="24"/>
@@ -1099,6 +1115,7 @@
       </w:r>
       <w:r>
         <w:rPr>
+          <w:b/>
           <w:bCs/>
           <w:sz w:val="24"/>
           <w:szCs w:val="24"/>
@@ -1109,6 +1126,7 @@
       </w:r>
       <w:r>
         <w:rPr>
+          <w:b/>
           <w:bCs/>
           <w:sz w:val="24"/>
           <w:szCs w:val="24"/>
@@ -1119,6 +1137,7 @@
       </w:r>
       <w:r>
         <w:rPr>
+          <w:b/>
           <w:bCs/>
           <w:sz w:val="24"/>
           <w:szCs w:val="24"/>
@@ -1129,6 +1148,7 @@
       </w:r>
       <w:r>
         <w:rPr>
+          <w:b/>
           <w:bCs/>
           <w:sz w:val="24"/>
           <w:szCs w:val="24"/>
@@ -1139,6 +1159,7 @@
       </w:r>
       <w:r>
         <w:rPr>
+          <w:b/>
           <w:bCs/>
           <w:sz w:val="24"/>
           <w:szCs w:val="24"/>
@@ -1149,6 +1170,7 @@
       </w:r>
       <w:r>
         <w:rPr>
+          <w:b/>
           <w:bCs/>
           <w:sz w:val="24"/>
           <w:szCs w:val="24"/>
@@ -1159,16 +1181,7 @@
       </w:r>
       <w:r>
         <w:rPr>
-          <w:bCs/>
-          <w:sz w:val="24"/>
-          <w:szCs w:val="24"/>
-          <w:u w:val="single"/>
-          <w:lang w:val="ru-RU"/>
-        </w:rPr>
-        <w:tab/>
-      </w:r>
-      <w:r>
-        <w:rPr>
+          <w:b/>
           <w:bCs/>
           <w:sz w:val="24"/>
           <w:szCs w:val="24"/>
@@ -1200,112 +1213,213 @@
       <w:r>
         <w:rPr>
           <w:rFonts w:ascii="Times New Roman" w:hAnsi="Times New Roman"/>
-          <w:sz w:val="24"/>
-          <w:u w:val="single"/>
-        </w:rPr>
-        <w:tab/>
-      </w:r>
-      <w:r>
-        <w:rPr>
-          <w:rFonts w:ascii="Times New Roman" w:hAnsi="Times New Roman"/>
+          <w:b/>
+          <w:bCs/>
+          <w:sz w:val="24"/>
+          <w:u w:val="single"/>
+        </w:rPr>
+        <w:tab/>
+      </w:r>
+      <w:r>
+        <w:rPr>
+          <w:rFonts w:ascii="Times New Roman" w:hAnsi="Times New Roman"/>
+          <w:b/>
+          <w:bCs/>
           <w:color w:val="1F1F1F"/>
           <w:sz w:val="24"/>
           <w:szCs w:val="24"/>
           <w:u w:val="single"/>
           <w:shd w:val="clear" w:color="auto" w:fill="FFFFFF"/>
         </w:rPr>
-        <w:t>М</w:t>
-      </w:r>
-      <w:r>
-        <w:rPr>
-          <w:rFonts w:ascii="Times New Roman" w:hAnsi="Times New Roman"/>
-          <w:color w:val="1F1F1F"/>
-          <w:sz w:val="24"/>
-          <w:szCs w:val="24"/>
-          <w:u w:val="single"/>
-          <w:shd w:val="clear" w:color="auto" w:fill="FFFFFF"/>
-        </w:rPr>
-        <w:t>икросервисно</w:t>
-      </w:r>
-      <w:r>
-        <w:rPr>
-          <w:rFonts w:ascii="Times New Roman" w:hAnsi="Times New Roman"/>
-          <w:color w:val="1F1F1F"/>
-          <w:sz w:val="24"/>
-          <w:szCs w:val="24"/>
-          <w:u w:val="single"/>
-          <w:shd w:val="clear" w:color="auto" w:fill="FFFFFF"/>
-        </w:rPr>
-        <w:t>е</w:t>
-      </w:r>
-      <w:r>
-        <w:rPr>
-          <w:rFonts w:ascii="Times New Roman" w:hAnsi="Times New Roman"/>
-          <w:color w:val="1F1F1F"/>
-          <w:sz w:val="24"/>
-          <w:szCs w:val="24"/>
-          <w:u w:val="single"/>
-          <w:shd w:val="clear" w:color="auto" w:fill="FFFFFF"/>
-        </w:rPr>
-        <w:t xml:space="preserve"> веб-приложени</w:t>
-      </w:r>
-      <w:r>
-        <w:rPr>
-          <w:rFonts w:ascii="Times New Roman" w:hAnsi="Times New Roman"/>
-          <w:color w:val="1F1F1F"/>
-          <w:sz w:val="24"/>
-          <w:szCs w:val="24"/>
-          <w:u w:val="single"/>
-          <w:shd w:val="clear" w:color="auto" w:fill="FFFFFF"/>
-        </w:rPr>
-        <w:t>е</w:t>
-      </w:r>
-      <w:r>
-        <w:rPr>
-          <w:rFonts w:ascii="Times New Roman" w:hAnsi="Times New Roman"/>
-          <w:color w:val="1F1F1F"/>
-          <w:sz w:val="24"/>
-          <w:szCs w:val="24"/>
-          <w:u w:val="single"/>
-          <w:shd w:val="clear" w:color="auto" w:fill="FFFFFF"/>
-        </w:rPr>
-        <w:t xml:space="preserve"> для управления внутренними задачами, проектами и коммуникацией команды</w:t>
-      </w:r>
-      <w:r>
-        <w:rPr>
-          <w:rFonts w:ascii="Times New Roman" w:hAnsi="Times New Roman"/>
-          <w:sz w:val="24"/>
-          <w:u w:val="single"/>
-        </w:rPr>
-        <w:tab/>
-      </w:r>
-      <w:r>
-        <w:rPr>
-          <w:rFonts w:ascii="Times New Roman" w:hAnsi="Times New Roman"/>
-          <w:sz w:val="24"/>
-          <w:u w:val="single"/>
-        </w:rPr>
-        <w:tab/>
-      </w:r>
-      <w:r>
-        <w:rPr>
-          <w:rFonts w:ascii="Times New Roman" w:hAnsi="Times New Roman"/>
-          <w:sz w:val="24"/>
-          <w:u w:val="single"/>
-        </w:rPr>
-        <w:tab/>
-      </w:r>
-      <w:r>
-        <w:rPr>
-          <w:rFonts w:ascii="Times New Roman" w:hAnsi="Times New Roman"/>
-          <w:sz w:val="24"/>
-          <w:u w:val="single"/>
-        </w:rPr>
-        <w:tab/>
-      </w:r>
-      <w:r>
-        <w:rPr>
-          <w:rFonts w:ascii="Times New Roman" w:hAnsi="Times New Roman"/>
+        <w:t>Микросервисное веб-приложение для управления внутренними задачами, проектами и коммуникацией команды</w:t>
+      </w:r>
+      <w:r>
+        <w:rPr>
+          <w:rFonts w:ascii="Times New Roman" w:hAnsi="Times New Roman"/>
+          <w:b/>
+          <w:bCs/>
+          <w:sz w:val="24"/>
+          <w:u w:val="single"/>
+        </w:rPr>
+        <w:tab/>
+      </w:r>
+      <w:r>
+        <w:rPr>
+          <w:rFonts w:ascii="Times New Roman" w:hAnsi="Times New Roman"/>
+          <w:b/>
+          <w:bCs/>
+          <w:sz w:val="24"/>
+          <w:u w:val="single"/>
+        </w:rPr>
+        <w:tab/>
+      </w:r>
+      <w:r>
+        <w:rPr>
+          <w:rFonts w:ascii="Times New Roman" w:hAnsi="Times New Roman"/>
+          <w:b/>
+          <w:bCs/>
+          <w:sz w:val="24"/>
+          <w:u w:val="single"/>
+        </w:rPr>
+        <w:tab/>
+      </w:r>
+      <w:r>
+        <w:rPr>
+          <w:rFonts w:ascii="Times New Roman" w:hAnsi="Times New Roman"/>
+          <w:b/>
+          <w:sz w:val="24"/>
+          <w:u w:val="single"/>
+        </w:rPr>
+        <w:tab/>
+      </w:r>
+      <w:r>
+        <w:rPr>
+          <w:rFonts w:ascii="Times New Roman" w:hAnsi="Times New Roman"/>
+          <w:b/>
+          <w:sz w:val="24"/>
+          <w:u w:val="single"/>
+        </w:rPr>
+        <w:tab/>
+      </w:r>
+      <w:r>
+        <w:rPr>
+          <w:rFonts w:ascii="Times New Roman" w:hAnsi="Times New Roman"/>
+          <w:b/>
+          <w:sz w:val="24"/>
+          <w:u w:val="single"/>
+        </w:rPr>
+        <w:tab/>
+      </w:r>
+      <w:r>
+        <w:rPr>
+          <w:rFonts w:ascii="Times New Roman" w:hAnsi="Times New Roman"/>
+          <w:b/>
+          <w:sz w:val="24"/>
+          <w:u w:val="single"/>
+        </w:rPr>
+        <w:tab/>
+      </w:r>
+      <w:r>
+        <w:rPr>
+          <w:rFonts w:ascii="Times New Roman" w:hAnsi="Times New Roman"/>
+          <w:b/>
+          <w:sz w:val="24"/>
+          <w:u w:val="single"/>
+        </w:rPr>
+        <w:tab/>
+      </w:r>
+      <w:r>
+        <w:rPr>
+          <w:rFonts w:ascii="Times New Roman" w:hAnsi="Times New Roman"/>
+          <w:b/>
+          <w:sz w:val="24"/>
+          <w:u w:val="single"/>
+        </w:rPr>
+        <w:tab/>
+      </w:r>
+      <w:r>
+        <w:rPr>
+          <w:rFonts w:ascii="Times New Roman" w:hAnsi="Times New Roman"/>
+          <w:b/>
+          <w:sz w:val="24"/>
+          <w:u w:val="single"/>
+        </w:rPr>
+        <w:tab/>
+      </w:r>
+      <w:r>
+        <w:rPr>
+          <w:rFonts w:ascii="Times New Roman" w:hAnsi="Times New Roman"/>
+          <w:b/>
+          <w:sz w:val="24"/>
+          <w:u w:val="single"/>
+        </w:rPr>
+        <w:tab/>
+      </w:r>
+      <w:r>
+        <w:rPr>
+          <w:rFonts w:ascii="Times New Roman" w:hAnsi="Times New Roman"/>
+          <w:b/>
+          <w:sz w:val="24"/>
+          <w:u w:val="single"/>
+        </w:rPr>
+        <w:tab/>
+      </w:r>
+      <w:r>
+        <w:rPr>
+          <w:rFonts w:ascii="Times New Roman" w:hAnsi="Times New Roman"/>
+          <w:b/>
+          <w:sz w:val="24"/>
+          <w:u w:val="single"/>
+        </w:rPr>
+        <w:tab/>
+      </w:r>
+      <w:r>
+        <w:rPr>
+          <w:rFonts w:ascii="Times New Roman" w:hAnsi="Times New Roman"/>
+          <w:b/>
+          <w:sz w:val="24"/>
+          <w:u w:val="single"/>
+        </w:rPr>
+        <w:tab/>
+      </w:r>
+      <w:r>
+        <w:rPr>
+          <w:rFonts w:ascii="Times New Roman" w:hAnsi="Times New Roman"/>
+          <w:b/>
+          <w:sz w:val="24"/>
+          <w:u w:val="single"/>
+        </w:rPr>
+        <w:tab/>
+      </w:r>
+      <w:r>
+        <w:rPr>
+          <w:rFonts w:ascii="Times New Roman" w:hAnsi="Times New Roman"/>
+          <w:b/>
+          <w:sz w:val="24"/>
+          <w:u w:val="single"/>
+        </w:rPr>
+        <w:tab/>
+      </w:r>
+      <w:r>
+        <w:rPr>
+          <w:rFonts w:ascii="Times New Roman" w:hAnsi="Times New Roman"/>
+          <w:b/>
+          <w:sz w:val="24"/>
+          <w:u w:val="single"/>
+        </w:rPr>
+        <w:tab/>
+      </w:r>
+      <w:r>
+        <w:rPr>
+          <w:rFonts w:ascii="Times New Roman" w:hAnsi="Times New Roman"/>
+          <w:b/>
+          <w:sz w:val="24"/>
+          <w:u w:val="single"/>
+        </w:rPr>
+        <w:tab/>
+      </w:r>
+      <w:r>
+        <w:rPr>
+          <w:rFonts w:ascii="Times New Roman" w:hAnsi="Times New Roman"/>
+          <w:b/>
+          <w:sz w:val="24"/>
+          <w:u w:val="single"/>
+        </w:rPr>
+        <w:tab/>
+      </w:r>
+      <w:r>
+        <w:rPr>
+          <w:rFonts w:ascii="Times New Roman" w:hAnsi="Times New Roman"/>
+          <w:b/>
+          <w:sz w:val="24"/>
+          <w:u w:val="single"/>
+        </w:rPr>
+        <w:tab/>
+      </w:r>
+      <w:r>
+        <w:rPr>
+          <w:rFonts w:ascii="Times New Roman" w:hAnsi="Times New Roman"/>
+          <w:b/>
           <w:sz w:val="24"/>
           <w:u w:val="single"/>
         </w:rPr>
@@ -1325,13 +1439,77 @@
     </w:p>
     <w:p>
       <w:pPr>
-        <w:tabs>
-          <w:tab w:val="left" w:pos="2127"/>
-        </w:tabs>
-        <w:autoSpaceDE w:val="0"/>
-        <w:autoSpaceDN w:val="0"/>
         <w:spacing w:after="0"/>
-        <w:ind w:right="-330"/>
+        <w:ind w:right="-143"/>
+        <w:rPr>
+          <w:rFonts w:ascii="Times New Roman" w:hAnsi="Times New Roman"/>
+          <w:sz w:val="24"/>
+        </w:rPr>
+      </w:pPr>
+      <w:r>
+        <w:rPr>
+          <w:rFonts w:ascii="Times New Roman" w:hAnsi="Times New Roman"/>
+          <w:b/>
+          <w:sz w:val="24"/>
+        </w:rPr>
+        <w:t>Руководитель</w:t>
+      </w:r>
+      <w:r>
+        <w:rPr>
+          <w:rFonts w:ascii="Times New Roman" w:hAnsi="Times New Roman"/>
+          <w:sz w:val="24"/>
+          <w:u w:val="single"/>
+        </w:rPr>
+        <w:tab/>
+      </w:r>
+      <w:r>
+        <w:rPr>
+          <w:rFonts w:ascii="Times New Roman" w:hAnsi="Times New Roman"/>
+          <w:sz w:val="24"/>
+          <w:szCs w:val="24"/>
+          <w:u w:val="single"/>
+        </w:rPr>
+        <w:t>Кузнецова Светлана Валентиновна</w:t>
+      </w:r>
+      <w:r>
+        <w:rPr>
+          <w:rFonts w:ascii="Times New Roman" w:hAnsi="Times New Roman"/>
+          <w:sz w:val="24"/>
+          <w:szCs w:val="24"/>
+          <w:u w:val="single"/>
+        </w:rPr>
+        <w:t xml:space="preserve">, </w:t>
+      </w:r>
+      <w:r>
+        <w:rPr>
+          <w:rFonts w:ascii="Times New Roman" w:hAnsi="Times New Roman"/>
+          <w:sz w:val="24"/>
+          <w:u w:val="single"/>
+        </w:rPr>
+        <w:t>к.ф.-м.н., доцент,</w:t>
+      </w:r>
+      <w:r>
+        <w:rPr>
+          <w:rFonts w:ascii="Times New Roman" w:hAnsi="Times New Roman"/>
+          <w:sz w:val="24"/>
+          <w:u w:val="single"/>
+        </w:rPr>
+        <w:t xml:space="preserve"> </w:t>
+      </w:r>
+      <w:r>
+        <w:rPr>
+          <w:rFonts w:ascii="Times New Roman" w:hAnsi="Times New Roman"/>
+          <w:sz w:val="24"/>
+          <w:u w:val="single"/>
+        </w:rPr>
+        <w:t>доцент каф. 806, МАИ</w:t>
+      </w:r>
+    </w:p>
+    <w:p>
+      <w:pPr>
+        <w:pStyle w:val="af0"/>
+        <w:ind w:right="-143"/>
+        <w:jc w:val="center"/>
         <w:rPr>
           <w:rFonts w:ascii="Times New Roman" w:hAnsi="Times New Roman"/>
           <w:sz w:val="16"/>
@@ -1341,82 +1519,159 @@
       <w:r>
         <w:rPr>
           <w:rFonts w:ascii="Times New Roman" w:hAnsi="Times New Roman"/>
-          <w:b/>
-          <w:sz w:val="24"/>
-        </w:rPr>
-        <w:t>Руководитель</w:t>
-      </w:r>
-      <w:r>
-        <w:rPr>
-          <w:rFonts w:ascii="Times New Roman" w:hAnsi="Times New Roman"/>
-          <w:sz w:val="24"/>
-          <w:u w:val="single"/>
-        </w:rPr>
-        <w:tab/>
-      </w:r>
-      <w:r>
-        <w:rPr>
-          <w:rFonts w:ascii="Times New Roman" w:hAnsi="Times New Roman"/>
-          <w:sz w:val="24"/>
-          <w:szCs w:val="24"/>
-          <w:u w:val="single"/>
-        </w:rPr>
-        <w:t>Кузнецова Светлана Валентиновна</w:t>
-      </w:r>
-      <w:r>
-        <w:rPr>
-          <w:rFonts w:ascii="Times New Roman" w:hAnsi="Times New Roman"/>
-          <w:sz w:val="24"/>
-          <w:szCs w:val="24"/>
-          <w:u w:val="single"/>
-        </w:rPr>
-        <w:t xml:space="preserve">, </w:t>
-      </w:r>
-      <w:r>
-        <w:rPr>
-          <w:rFonts w:ascii="Times New Roman" w:hAnsi="Times New Roman"/>
-          <w:sz w:val="24"/>
-          <w:u w:val="single"/>
-        </w:rPr>
-        <w:t>к.ф.-м.н., доцент,</w:t>
-      </w:r>
-      <w:r>
-        <w:rPr>
-          <w:rFonts w:ascii="Times New Roman" w:hAnsi="Times New Roman"/>
-          <w:sz w:val="24"/>
-          <w:u w:val="single"/>
-        </w:rPr>
-        <w:t xml:space="preserve"> </w:t>
-      </w:r>
-      <w:r>
-        <w:rPr>
-          <w:rFonts w:ascii="Times New Roman" w:hAnsi="Times New Roman"/>
-          <w:sz w:val="24"/>
-          <w:u w:val="single"/>
-        </w:rPr>
-        <w:t>доцент каф. 806, МАИ</w:t>
+          <w:sz w:val="16"/>
+          <w:szCs w:val="16"/>
+        </w:rPr>
+        <w:tab/>
+        <w:t>(фамилия, имя, отчество полностью, ученая степень, ученое звание, должность и место работы)</w:t>
       </w:r>
     </w:p>
     <w:p>
       <w:pPr>
-        <w:pStyle w:val="a5"/>
+        <w:tabs>
+          <w:tab w:val="left" w:pos="0"/>
+        </w:tabs>
+        <w:spacing w:after="0"/>
         <w:ind w:right="-143"/>
-        <w:jc w:val="center"/>
-        <w:rPr>
-          <w:rFonts w:ascii="Times New Roman" w:hAnsi="Times New Roman"/>
-          <w:sz w:val="16"/>
-          <w:szCs w:val="16"/>
-        </w:rPr>
-      </w:pPr>
-      <w:r>
-        <w:rPr>
-          <w:rFonts w:ascii="Times New Roman" w:hAnsi="Times New Roman"/>
-          <w:sz w:val="16"/>
-          <w:szCs w:val="16"/>
-        </w:rPr>
-        <w:tab/>
-        <w:t>(фамилия, имя, отчество полностью, ученая степень, ученое звание, должность и место работы)</w:t>
-      </w:r>
+        <w:rPr>
+          <w:rFonts w:ascii="Times New Roman" w:hAnsi="Times New Roman"/>
+          <w:sz w:val="24"/>
+          <w:u w:val="single"/>
+        </w:rPr>
+      </w:pPr>
+      <w:r>
+        <w:rPr>
+          <w:rFonts w:ascii="Times New Roman" w:hAnsi="Times New Roman"/>
+          <w:sz w:val="24"/>
+          <w:u w:val="single"/>
+        </w:rPr>
+        <w:tab/>
+      </w:r>
+      <w:r>
+        <w:rPr>
+          <w:rFonts w:ascii="Times New Roman" w:hAnsi="Times New Roman"/>
+          <w:sz w:val="24"/>
+          <w:u w:val="single"/>
+        </w:rPr>
+        <w:tab/>
+      </w:r>
+      <w:r>
+        <w:rPr>
+          <w:rFonts w:ascii="Times New Roman" w:hAnsi="Times New Roman"/>
+          <w:sz w:val="24"/>
+          <w:u w:val="single"/>
+        </w:rPr>
+        <w:tab/>
+      </w:r>
+      <w:r>
+        <w:rPr>
+          <w:rFonts w:ascii="Times New Roman" w:hAnsi="Times New Roman"/>
+          <w:sz w:val="24"/>
+          <w:u w:val="single"/>
+        </w:rPr>
+        <w:tab/>
+      </w:r>
+      <w:r>
+        <w:rPr>
+          <w:rFonts w:ascii="Times New Roman" w:hAnsi="Times New Roman"/>
+          <w:sz w:val="24"/>
+          <w:u w:val="single"/>
+        </w:rPr>
+        <w:tab/>
+      </w:r>
+      <w:r>
+        <w:rPr>
+          <w:rFonts w:ascii="Times New Roman" w:hAnsi="Times New Roman"/>
+          <w:sz w:val="24"/>
+          <w:u w:val="single"/>
+        </w:rPr>
+        <w:tab/>
+      </w:r>
+      <w:r>
+        <w:rPr>
+          <w:rFonts w:ascii="Times New Roman" w:hAnsi="Times New Roman"/>
+          <w:sz w:val="24"/>
+          <w:u w:val="single"/>
+        </w:rPr>
+        <w:tab/>
+      </w:r>
+      <w:r>
+        <w:rPr>
+          <w:rFonts w:ascii="Times New Roman" w:hAnsi="Times New Roman"/>
+          <w:sz w:val="24"/>
+          <w:u w:val="single"/>
+        </w:rPr>
+        <w:tab/>
+      </w:r>
+      <w:r>
+        <w:rPr>
+          <w:rFonts w:ascii="Times New Roman" w:hAnsi="Times New Roman"/>
+          <w:sz w:val="24"/>
+          <w:u w:val="single"/>
+        </w:rPr>
+        <w:tab/>
+      </w:r>
+      <w:r>
+        <w:rPr>
+          <w:rFonts w:ascii="Times New Roman" w:hAnsi="Times New Roman"/>
+          <w:sz w:val="24"/>
+          <w:u w:val="single"/>
+        </w:rPr>
+        <w:tab/>
+      </w:r>
+      <w:r>
+        <w:rPr>
+          <w:rFonts w:ascii="Times New Roman" w:hAnsi="Times New Roman"/>
+          <w:sz w:val="24"/>
+          <w:u w:val="single"/>
+        </w:rPr>
+        <w:tab/>
+      </w:r>
+      <w:r>
+        <w:rPr>
+          <w:rFonts w:ascii="Times New Roman" w:hAnsi="Times New Roman"/>
+          <w:sz w:val="24"/>
+          <w:u w:val="single"/>
+        </w:rPr>
+        <w:tab/>
+      </w:r>
+      <w:r>
+        <w:rPr>
+          <w:rFonts w:ascii="Times New Roman" w:hAnsi="Times New Roman"/>
+          <w:sz w:val="24"/>
+          <w:u w:val="single"/>
+        </w:rPr>
+        <w:tab/>
+      </w:r>
+      <w:r>
+        <w:rPr>
+          <w:rFonts w:ascii="Times New Roman" w:hAnsi="Times New Roman"/>
+          <w:sz w:val="24"/>
+          <w:u w:val="single"/>
+        </w:rPr>
+        <w:tab/>
+      </w:r>
+    </w:p>
+    <w:p>
+      <w:pPr>
+        <w:spacing w:after="0"/>
+        <w:ind w:right="-143"/>
+        <w:rPr>
+          <w:rFonts w:ascii="Times New Roman" w:hAnsi="Times New Roman"/>
+          <w:sz w:val="24"/>
+          <w:u w:val="single"/>
+        </w:rPr>
+      </w:pPr>
+    </w:p>
+    <w:p>
+      <w:pPr>
+        <w:spacing w:after="0"/>
+        <w:ind w:right="-143"/>
+        <w:rPr>
+          <w:rFonts w:ascii="Times New Roman" w:hAnsi="Times New Roman"/>
+          <w:sz w:val="24"/>
+        </w:rPr>
+      </w:pPr>
     </w:p>
     <w:p>
       <w:pPr>
@@ -1438,7 +1693,49 @@
           <w:sz w:val="24"/>
           <w:u w:val="single"/>
         </w:rPr>
-        <w:t>Работа выполнена в рамках актуальной задачи создания веб-системы для ведения проектов и задач в командной разработке. В связи с этим возникла задача разработки приложения с аутентификацией, ролями доступа и учётом поручений, комментариев и вложений. С учётом необходимости развивать части системы по отдельности была поставлена задача построения на микросервисной архитектуре с обменом по REST и отдельной базой данных у каждого сервиса. В рамках ВКР автором проведены исследования особенностей микросервисного подхода и реализованы три backend-сервиса и клиентское приложение. Корректность реализации и совместимость сервисов с клиентским приложением подтверждены тестированием. Основной практический результат работы заключается в уменьшении времени разработки и тестирования при дальнейшем развитии программного обеспечения. Результаты работы планируется использовать при внедрении корпоративной системы управления задачами и проектами.</w:t>
+        <w:t xml:space="preserve">Работа выполнена в рамках актуальной задачи создания веб-системы для ведения проектов и задач в командной разработке. В связи с этим возникла задача разработки приложения с аутентификацией, ролями доступа и учётом поручений, комментариев и вложений. С учётом необходимости развивать части системы по отдельности была поставлена задача построения на микросервисной архитектуре с обменом по REST и отдельной базой данных у каждого сервиса. В рамках ВКР автором проведены исследования особенностей микросервисного подхода и реализованы три </w:t>
+      </w:r>
+      <w:proofErr w:type="spellStart"/>
+      <w:r>
+        <w:rPr>
+          <w:rFonts w:ascii="Times New Roman" w:hAnsi="Times New Roman"/>
+          <w:sz w:val="24"/>
+          <w:u w:val="single"/>
+        </w:rPr>
+        <w:t>backend</w:t>
+      </w:r>
+      <w:proofErr w:type="spellEnd"/>
+      <w:r>
+        <w:rPr>
+          <w:rFonts w:ascii="Times New Roman" w:hAnsi="Times New Roman"/>
+          <w:sz w:val="24"/>
+          <w:u w:val="single"/>
+        </w:rPr>
+        <w:t>-сервиса и клиентское приложение. Корректность реализации и совместимость сервисов с клиентским приложением подтверждены тестированием. Основной практический результат работы заключается в уменьшении времени разработки и тестирования при дальнейшем развитии программного обеспечения. Результаты работы планируется использовать при внедрении корпоративной системы управления задачами и проектами.</w:t>
+      </w:r>
+      <w:r>
+        <w:rPr>
+          <w:rFonts w:ascii="Times New Roman" w:hAnsi="Times New Roman"/>
+          <w:sz w:val="24"/>
+          <w:u w:val="single"/>
+        </w:rPr>
+        <w:t xml:space="preserve"> </w:t>
+      </w:r>
+      <w:r>
+        <w:rPr>
+          <w:rFonts w:ascii="Times New Roman" w:hAnsi="Times New Roman"/>
+          <w:sz w:val="24"/>
+          <w:u w:val="single"/>
+        </w:rPr>
+        <w:tab/>
+      </w:r>
+      <w:r>
+        <w:rPr>
+          <w:rFonts w:ascii="Times New Roman" w:hAnsi="Times New Roman"/>
+          <w:sz w:val="24"/>
+          <w:u w:val="single"/>
+        </w:rPr>
+        <w:tab/>
       </w:r>
     </w:p>
     <w:p>
@@ -1562,9 +1859,6 @@
     </w:p>
     <w:p>
       <w:pPr>
-        <w:tabs>
-          <w:tab w:val="left" w:pos="0"/>
-        </w:tabs>
         <w:spacing w:after="0"/>
         <w:ind w:right="-143"/>
         <w:rPr>
@@ -1579,39 +1873,216 @@
           <w:sz w:val="24"/>
           <w:u w:val="single"/>
         </w:rPr>
-        <w:t xml:space="preserve">Заметных недостатков в работе не обнаружено. </w:t>
-      </w:r>
-      <w:r>
-        <w:rPr>
-          <w:rFonts w:ascii="Times New Roman" w:hAnsi="Times New Roman"/>
-          <w:sz w:val="24"/>
-          <w:u w:val="single"/>
-        </w:rPr>
-        <w:tab/>
-      </w:r>
-      <w:r>
-        <w:rPr>
-          <w:rFonts w:ascii="Times New Roman" w:hAnsi="Times New Roman"/>
-          <w:sz w:val="24"/>
-          <w:u w:val="single"/>
-        </w:rPr>
-        <w:tab/>
-      </w:r>
-      <w:r>
-        <w:rPr>
-          <w:rFonts w:ascii="Times New Roman" w:hAnsi="Times New Roman"/>
-          <w:sz w:val="24"/>
-          <w:u w:val="single"/>
-        </w:rPr>
-        <w:tab/>
-      </w:r>
-      <w:r>
-        <w:rPr>
-          <w:rFonts w:ascii="Times New Roman" w:hAnsi="Times New Roman"/>
-          <w:sz w:val="24"/>
-          <w:u w:val="single"/>
-        </w:rPr>
-        <w:tab/>
+        <w:t>Заметных недостатков в работе не обнаружено.</w:t>
+      </w:r>
+      <w:r>
+        <w:rPr>
+          <w:rFonts w:ascii="Times New Roman" w:hAnsi="Times New Roman"/>
+          <w:sz w:val="24"/>
+          <w:u w:val="single"/>
+        </w:rPr>
+        <w:tab/>
+      </w:r>
+      <w:r>
+        <w:rPr>
+          <w:rFonts w:ascii="Times New Roman" w:hAnsi="Times New Roman"/>
+          <w:sz w:val="24"/>
+          <w:u w:val="single"/>
+        </w:rPr>
+        <w:tab/>
+      </w:r>
+      <w:r>
+        <w:rPr>
+          <w:rFonts w:ascii="Times New Roman" w:hAnsi="Times New Roman"/>
+          <w:sz w:val="24"/>
+          <w:u w:val="single"/>
+        </w:rPr>
+        <w:tab/>
+      </w:r>
+      <w:r>
+        <w:rPr>
+          <w:rFonts w:ascii="Times New Roman" w:hAnsi="Times New Roman"/>
+          <w:sz w:val="24"/>
+          <w:u w:val="single"/>
+        </w:rPr>
+        <w:tab/>
+      </w:r>
+      <w:r>
+        <w:rPr>
+          <w:rFonts w:ascii="Times New Roman" w:hAnsi="Times New Roman"/>
+          <w:sz w:val="24"/>
+          <w:u w:val="single"/>
+        </w:rPr>
+        <w:tab/>
+      </w:r>
+      <w:r>
+        <w:rPr>
+          <w:rFonts w:ascii="Times New Roman" w:hAnsi="Times New Roman"/>
+          <w:sz w:val="24"/>
+          <w:u w:val="single"/>
+        </w:rPr>
+        <w:tab/>
+      </w:r>
+      <w:r>
+        <w:rPr>
+          <w:rFonts w:ascii="Times New Roman" w:hAnsi="Times New Roman"/>
+          <w:sz w:val="24"/>
+          <w:u w:val="single"/>
+        </w:rPr>
+        <w:tab/>
+      </w:r>
+      <w:r>
+        <w:rPr>
+          <w:rFonts w:ascii="Times New Roman" w:hAnsi="Times New Roman"/>
+          <w:sz w:val="24"/>
+          <w:u w:val="single"/>
+        </w:rPr>
+        <w:tab/>
+      </w:r>
+      <w:r>
+        <w:rPr>
+          <w:rFonts w:ascii="Times New Roman" w:hAnsi="Times New Roman"/>
+          <w:sz w:val="24"/>
+          <w:u w:val="single"/>
+        </w:rPr>
+        <w:tab/>
+      </w:r>
+      <w:r>
+        <w:rPr>
+          <w:rFonts w:ascii="Times New Roman" w:hAnsi="Times New Roman"/>
+          <w:sz w:val="24"/>
+          <w:u w:val="single"/>
+        </w:rPr>
+        <w:tab/>
+      </w:r>
+      <w:r>
+        <w:rPr>
+          <w:rFonts w:ascii="Times New Roman" w:hAnsi="Times New Roman"/>
+          <w:sz w:val="24"/>
+          <w:u w:val="single"/>
+        </w:rPr>
+        <w:tab/>
+      </w:r>
+      <w:r>
+        <w:rPr>
+          <w:rFonts w:ascii="Times New Roman" w:hAnsi="Times New Roman"/>
+          <w:sz w:val="24"/>
+          <w:u w:val="single"/>
+        </w:rPr>
+        <w:tab/>
+      </w:r>
+      <w:r>
+        <w:rPr>
+          <w:rFonts w:ascii="Times New Roman" w:hAnsi="Times New Roman"/>
+          <w:sz w:val="24"/>
+          <w:u w:val="single"/>
+        </w:rPr>
+        <w:tab/>
+      </w:r>
+      <w:r>
+        <w:rPr>
+          <w:rFonts w:ascii="Times New Roman" w:hAnsi="Times New Roman"/>
+          <w:sz w:val="24"/>
+          <w:u w:val="single"/>
+        </w:rPr>
+        <w:tab/>
+      </w:r>
+      <w:r>
+        <w:rPr>
+          <w:rFonts w:ascii="Times New Roman" w:hAnsi="Times New Roman"/>
+          <w:sz w:val="24"/>
+          <w:u w:val="single"/>
+        </w:rPr>
+        <w:tab/>
+      </w:r>
+      <w:r>
+        <w:rPr>
+          <w:rFonts w:ascii="Times New Roman" w:hAnsi="Times New Roman"/>
+          <w:sz w:val="24"/>
+          <w:u w:val="single"/>
+        </w:rPr>
+        <w:tab/>
+      </w:r>
+      <w:r>
+        <w:rPr>
+          <w:rFonts w:ascii="Times New Roman" w:hAnsi="Times New Roman"/>
+          <w:sz w:val="24"/>
+          <w:u w:val="single"/>
+        </w:rPr>
+        <w:tab/>
+      </w:r>
+      <w:r>
+        <w:rPr>
+          <w:rFonts w:ascii="Times New Roman" w:hAnsi="Times New Roman"/>
+          <w:sz w:val="24"/>
+          <w:u w:val="single"/>
+        </w:rPr>
+        <w:tab/>
+      </w:r>
+      <w:r>
+        <w:rPr>
+          <w:rFonts w:ascii="Times New Roman" w:hAnsi="Times New Roman"/>
+          <w:sz w:val="24"/>
+          <w:u w:val="single"/>
+        </w:rPr>
+        <w:tab/>
+      </w:r>
+      <w:r>
+        <w:rPr>
+          <w:rFonts w:ascii="Times New Roman" w:hAnsi="Times New Roman"/>
+          <w:sz w:val="24"/>
+          <w:u w:val="single"/>
+        </w:rPr>
+        <w:tab/>
+      </w:r>
+      <w:r>
+        <w:rPr>
+          <w:rFonts w:ascii="Times New Roman" w:hAnsi="Times New Roman"/>
+          <w:sz w:val="24"/>
+          <w:u w:val="single"/>
+        </w:rPr>
+        <w:tab/>
+      </w:r>
+      <w:r>
+        <w:rPr>
+          <w:rFonts w:ascii="Times New Roman" w:hAnsi="Times New Roman"/>
+          <w:sz w:val="24"/>
+          <w:u w:val="single"/>
+        </w:rPr>
+        <w:tab/>
+      </w:r>
+      <w:r>
+        <w:rPr>
+          <w:rFonts w:ascii="Times New Roman" w:hAnsi="Times New Roman"/>
+          <w:sz w:val="24"/>
+          <w:u w:val="single"/>
+        </w:rPr>
+        <w:tab/>
+        <w:t xml:space="preserve">Работа проверена на объем заимствования. % заимствования - </w:t>
+      </w:r>
+      <w:r>
+        <w:rPr>
+          <w:rFonts w:ascii="Times New Roman" w:hAnsi="Times New Roman"/>
+          <w:sz w:val="24"/>
+          <w:u w:val="single"/>
+        </w:rPr>
+        <w:t>2</w:t>
+      </w:r>
+      <w:r>
+        <w:rPr>
+          <w:rFonts w:ascii="Times New Roman" w:hAnsi="Times New Roman"/>
+          <w:sz w:val="24"/>
+          <w:u w:val="single"/>
+        </w:rPr>
+        <w:t>%</w:t>
+      </w:r>
+      <w:r>
+        <w:rPr>
+          <w:rFonts w:ascii="Times New Roman" w:hAnsi="Times New Roman"/>
+          <w:sz w:val="24"/>
+          <w:u w:val="single"/>
+        </w:rPr>
+        <w:t>.</w:t>
       </w:r>
       <w:r>
         <w:rPr>
@@ -1774,63 +2245,6 @@
           <w:u w:val="single"/>
         </w:rPr>
         <w:tab/>
-        <w:t xml:space="preserve">Работа проверена на объем заимствования. % заимствования - </w:t>
-      </w:r>
-      <w:r>
-        <w:rPr>
-          <w:rFonts w:ascii="Times New Roman" w:hAnsi="Times New Roman"/>
-          <w:sz w:val="24"/>
-          <w:u w:val="single"/>
-        </w:rPr>
-        <w:t>2</w:t>
-      </w:r>
-      <w:r>
-        <w:rPr>
-          <w:rFonts w:ascii="Times New Roman" w:hAnsi="Times New Roman"/>
-          <w:sz w:val="24"/>
-          <w:u w:val="single"/>
-        </w:rPr>
-        <w:t>%</w:t>
-      </w:r>
-      <w:r>
-        <w:rPr>
-          <w:rFonts w:ascii="Times New Roman" w:hAnsi="Times New Roman"/>
-          <w:sz w:val="24"/>
-          <w:u w:val="single"/>
-        </w:rPr>
-        <w:tab/>
-      </w:r>
-      <w:r>
-        <w:rPr>
-          <w:rFonts w:ascii="Times New Roman" w:hAnsi="Times New Roman"/>
-          <w:sz w:val="24"/>
-          <w:u w:val="single"/>
-        </w:rPr>
-        <w:tab/>
-      </w:r>
-      <w:r>
-        <w:rPr>
-          <w:rFonts w:ascii="Times New Roman" w:hAnsi="Times New Roman"/>
-          <w:sz w:val="24"/>
-          <w:u w:val="single"/>
-        </w:rPr>
-        <w:tab/>
-      </w:r>
-      <w:r>
-        <w:rPr>
-          <w:rFonts w:ascii="Times New Roman" w:hAnsi="Times New Roman"/>
-          <w:sz w:val="24"/>
-          <w:u w:val="single"/>
-        </w:rPr>
-        <w:tab/>
-      </w:r>
-      <w:r>
-        <w:rPr>
-          <w:rFonts w:ascii="Times New Roman" w:hAnsi="Times New Roman"/>
-          <w:sz w:val="24"/>
-          <w:u w:val="single"/>
-        </w:rPr>
-        <w:tab/>
       </w:r>
       <w:r>
         <w:rPr>
@@ -1940,12 +2354,10 @@
     <w:p>
       <w:pPr>
         <w:spacing w:after="0"/>
-        <w:ind w:right="-2"/>
-        <w:jc w:val="both"/>
-        <w:rPr>
-          <w:rFonts w:ascii="Times New Roman" w:hAnsi="Times New Roman"/>
-          <w:sz w:val="24"/>
-          <w:u w:val="single"/>
+        <w:ind w:right="-143"/>
+        <w:rPr>
+          <w:rFonts w:ascii="Times New Roman" w:hAnsi="Times New Roman"/>
+          <w:sz w:val="24"/>
         </w:rPr>
       </w:pPr>
       <w:r>
@@ -1970,37 +2382,23 @@
         </w:rPr>
         <w:t xml:space="preserve">Выпускная квалификационная работа бакалавра заслуживает оценки </w:t>
       </w:r>
-      <w:r>
-        <w:rPr>
-          <w:rFonts w:ascii="Times New Roman" w:hAnsi="Times New Roman"/>
-          <w:sz w:val="24"/>
-          <w:u w:val="single"/>
-        </w:rPr>
-        <w:t>«</w:t>
-      </w:r>
-      <w:r>
-        <w:rPr>
-          <w:rFonts w:ascii="Times New Roman" w:hAnsi="Times New Roman"/>
-          <w:sz w:val="24"/>
-          <w:u w:val="single"/>
-        </w:rPr>
-        <w:t xml:space="preserve">                 </w:t>
-      </w:r>
-      <w:r>
-        <w:rPr>
-          <w:rFonts w:ascii="Times New Roman" w:hAnsi="Times New Roman"/>
-          <w:sz w:val="24"/>
-          <w:u w:val="single"/>
-        </w:rPr>
-        <w:t>»</w:t>
-      </w:r>
-      <w:r>
-        <w:rPr>
-          <w:rFonts w:ascii="Times New Roman" w:hAnsi="Times New Roman"/>
-          <w:sz w:val="24"/>
-          <w:u w:val="single"/>
-        </w:rPr>
-        <w:t>, а</w:t>
+      <w:proofErr w:type="gramStart"/>
+      <w:r>
+        <w:rPr>
+          <w:rFonts w:ascii="Times New Roman" w:hAnsi="Times New Roman"/>
+          <w:sz w:val="24"/>
+          <w:u w:val="single"/>
+        </w:rPr>
+        <w:t xml:space="preserve">«  </w:t>
+      </w:r>
+      <w:proofErr w:type="gramEnd"/>
+      <w:r>
+        <w:rPr>
+          <w:rFonts w:ascii="Times New Roman" w:hAnsi="Times New Roman"/>
+          <w:sz w:val="24"/>
+          <w:u w:val="single"/>
+        </w:rPr>
+        <w:t xml:space="preserve">      </w:t>
       </w:r>
       <w:r>
         <w:rPr>
@@ -2016,63 +2414,25 @@
           <w:sz w:val="24"/>
           <w:u w:val="single"/>
         </w:rPr>
-        <w:t>Кострюков</w:t>
-      </w:r>
-      <w:r>
-        <w:rPr>
-          <w:rFonts w:ascii="Times New Roman" w:hAnsi="Times New Roman"/>
-          <w:sz w:val="24"/>
-          <w:u w:val="single"/>
-        </w:rPr>
-        <w:t xml:space="preserve"> </w:t>
-      </w:r>
-      <w:r>
-        <w:rPr>
-          <w:rFonts w:ascii="Times New Roman" w:hAnsi="Times New Roman"/>
-          <w:sz w:val="24"/>
-          <w:u w:val="single"/>
-        </w:rPr>
-        <w:t>Е</w:t>
-      </w:r>
-      <w:r>
-        <w:rPr>
-          <w:rFonts w:ascii="Times New Roman" w:hAnsi="Times New Roman"/>
-          <w:sz w:val="24"/>
-          <w:u w:val="single"/>
-        </w:rPr>
-        <w:t>.</w:t>
-      </w:r>
-      <w:r>
-        <w:rPr>
-          <w:rFonts w:ascii="Times New Roman" w:hAnsi="Times New Roman"/>
-          <w:sz w:val="24"/>
-          <w:u w:val="single"/>
-        </w:rPr>
-        <w:t xml:space="preserve"> </w:t>
-      </w:r>
-      <w:r>
-        <w:rPr>
-          <w:rFonts w:ascii="Times New Roman" w:hAnsi="Times New Roman"/>
-          <w:sz w:val="24"/>
-          <w:u w:val="single"/>
-        </w:rPr>
-        <w:t>С</w:t>
-      </w:r>
-      <w:r>
-        <w:rPr>
-          <w:rFonts w:ascii="Times New Roman" w:hAnsi="Times New Roman"/>
-          <w:sz w:val="24"/>
-          <w:u w:val="single"/>
-        </w:rPr>
-        <w:t>.</w:t>
-      </w:r>
-      <w:r>
-        <w:rPr>
-          <w:rFonts w:ascii="Times New Roman" w:hAnsi="Times New Roman"/>
-          <w:sz w:val="24"/>
-          <w:u w:val="single"/>
-        </w:rPr>
-        <w:t xml:space="preserve"> – присвоения квалификации бакалавра по направлению 01.03.02 Прикладная математика и информатика.</w:t>
+        <w:t xml:space="preserve">       </w:t>
+      </w:r>
+      <w:proofErr w:type="gramStart"/>
+      <w:r>
+        <w:rPr>
+          <w:rFonts w:ascii="Times New Roman" w:hAnsi="Times New Roman"/>
+          <w:sz w:val="24"/>
+          <w:u w:val="single"/>
+        </w:rPr>
+        <w:t xml:space="preserve">  »</w:t>
+      </w:r>
+      <w:proofErr w:type="gramEnd"/>
+      <w:r>
+        <w:rPr>
+          <w:rFonts w:ascii="Times New Roman" w:hAnsi="Times New Roman"/>
+          <w:sz w:val="24"/>
+          <w:u w:val="single"/>
+        </w:rPr>
+        <w:t>,  а Кострюков Е. С. – присвоения квалификации бакалавра по направлению 01.03.02 Прикладная математика и информатика.</w:t>
       </w:r>
       <w:r>
         <w:rPr>
@@ -2186,28 +2546,7 @@
           <w:rFonts w:ascii="Times New Roman" w:hAnsi="Times New Roman"/>
           <w:sz w:val="24"/>
         </w:rPr>
-        <w:t xml:space="preserve"> _________ 20</w:t>
-      </w:r>
-      <w:r>
-        <w:rPr>
-          <w:rFonts w:ascii="Times New Roman" w:hAnsi="Times New Roman"/>
-          <w:sz w:val="24"/>
-        </w:rPr>
-        <w:t>2</w:t>
-      </w:r>
-      <w:r>
-        <w:rPr>
-          <w:rFonts w:ascii="Times New Roman" w:hAnsi="Times New Roman"/>
-          <w:sz w:val="24"/>
-        </w:rPr>
-        <w:t>6</w:t>
-      </w:r>
-      <w:r>
-        <w:rPr>
-          <w:rFonts w:ascii="Times New Roman" w:hAnsi="Times New Roman"/>
-          <w:sz w:val="24"/>
-        </w:rPr>
-        <w:t xml:space="preserve"> г.                 </w:t>
+        <w:t xml:space="preserve"> _________ 20    г.                 </w:t>
       </w:r>
       <w:r>
         <w:rPr>
@@ -2302,13 +2641,4611 @@
       </w:r>
     </w:p>
     <w:sectPr>
-      <w:pgSz w:w="11906" w:h="16838"/>
-      <w:pgMar w:top="1134" w:right="567" w:bottom="1134" w:left="1418" w:header="709" w:footer="709" w:gutter="0"/>
-      <w:cols w:space="708"/>
-      <w:docGrid w:linePitch="360"/>
+      <w:headerReference w:type="default" r:id="rId9"/>
+      <w:footerReference w:type="default" r:id="rId10"/>
+      <w:pgSz w:w="11920" w:h="16840"/>
+      <w:pgMar w:top="426" w:right="863" w:bottom="426" w:left="1134" w:header="426" w:footer="105" w:gutter="0"/>
+      <w:cols w:space="720"/>
+      <w:noEndnote/>
+      <w:docGrid w:linePitch="299"/>
     </w:sectPr>
   </w:body>
 </w:document>
+</file>
+
+<file path=word/endnotes.xml><?xml version="1.0" encoding="utf-8"?>
+<w:endnotes xmlns:wpc="http://schemas.microsoft.com/office/word/2010/wordprocessingCanvas" xmlns:cx="http://schemas.microsoft.com/office/drawing/2014/chartex" xmlns:cx1="http://schemas.microsoft.com/office/drawing/2015/9/8/chartex" xmlns:cx2="http://schemas.microsoft.com/office/drawing/2015/10/21/chartex" xmlns:cx3="http://schemas.microsoft.com/office/drawing/2016/5/9/chartex" xmlns:cx4="http://schemas.microsoft.com/office/drawing/2016/5/10/chartex" xmlns:cx5="http://schemas.microsoft.com/office/drawing/2016/5/11/chartex" xmlns:cx6="http://schemas.microsoft.com/office/drawing/2016/5/12/chartex" xmlns:cx7="http://schemas.microsoft.com/office/drawing/2016/5/13/chartex" xmlns:cx8="http://schemas.microsoft.com/office/drawing/2016/5/14/chartex" xmlns:mc="http://schemas.openxmlformats.org/markup-compatibility/2006" xmlns:aink="http://schemas.microsoft.com/office/drawing/2016/ink" xmlns:am3d="http://schemas.microsoft.com/office/drawing/2017/model3d" xmlns:o="urn:schemas-microsoft-com:office:office" xmlns:oel="http://schemas.microsoft.com/office/2019/extlst" xmlns:r="http://schemas.openxmlformats.org/officeDocument/2006/relationships" xmlns:m="http://schemas.openxmlformats.org/officeDocument/2006/math" xmlns:v="urn:schemas-microsoft-com:vml" xmlns:wp14="http://schemas.microsoft.com/office/word/2010/wordprocessingDrawing" xmlns:wp="http://schemas.openxmlformats.org/drawingml/2006/wordprocessingDrawing" xmlns:w10="urn:schemas-microsoft-com:office:word" xmlns:w="http://schemas.openxmlformats.org/wordprocessingml/2006/main" xmlns:w14="http://schemas.microsoft.com/office/word/2010/wordml" xmlns:w15="http://schemas.microsoft.com/office/word/2012/wordml" xmlns:w16cex="http://schemas.microsoft.com/office/word/2018/wordml/cex" xmlns:w16cid="http://schemas.microsoft.com/office/word/2016/wordml/cid" xmlns:w16="http://schemas.microsoft.com/office/word/2018/wordml" xmlns:w16du="http://schemas.microsoft.com/office/word/2023/wordml/word16du" xmlns:w16sdtdh="http://schemas.microsoft.com/office/word/2020/wordml/sdtdatahash" xmlns:w16sdtfl="http://schemas.microsoft.com/office/word/2024/wordml/sdtformatlock" xmlns:w16se="http://schemas.microsoft.com/office/word/2015/wordml/symex" xmlns:wpg="http://schemas.microsoft.com/office/word/2010/wordprocessingGroup" xmlns:wpi="http://schemas.microsoft.com/office/word/2010/wordprocessingInk" xmlns:wne="http://schemas.microsoft.com/office/word/2006/wordml" xmlns:wps="http://schemas.microsoft.com/office/word/2010/wordprocessingShape" mc:Ignorable="w14 w15 w16se w16cid w16 w16cex w16sdtdh w16sdtfl w16du wp14">
+  <w:endnote w:type="separator" w:id="-1">
+    <w:p>
+      <w:pPr>
+        <w:spacing w:after="0" w:line="240" w:lineRule="auto"/>
+      </w:pPr>
+      <w:r>
+        <w:separator/>
+      </w:r>
+    </w:p>
+  </w:endnote>
+  <w:endnote w:type="continuationSeparator" w:id="0">
+    <w:p>
+      <w:pPr>
+        <w:spacing w:after="0" w:line="240" w:lineRule="auto"/>
+      </w:pPr>
+      <w:r>
+        <w:continuationSeparator/>
+      </w:r>
+    </w:p>
+  </w:endnote>
+</w:endnotes>
+</file>
+
+<file path=word/footer1.xml><?xml version="1.0" encoding="utf-8"?>
+<w:ftr xmlns:wpc="http://schemas.microsoft.com/office/word/2010/wordprocessingCanvas" xmlns:cx="http://schemas.microsoft.com/office/drawing/2014/chartex" xmlns:cx1="http://schemas.microsoft.com/office/drawing/2015/9/8/chartex" xmlns:cx2="http://schemas.microsoft.com/office/drawing/2015/10/21/chartex" xmlns:cx3="http://schemas.microsoft.com/office/drawing/2016/5/9/chartex" xmlns:cx4="http://schemas.microsoft.com/office/drawing/2016/5/10/chartex" xmlns:cx5="http://schemas.microsoft.com/office/drawing/2016/5/11/chartex" xmlns:cx6="http://schemas.microsoft.com/office/drawing/2016/5/12/chartex" xmlns:cx7="http://schemas.microsoft.com/office/drawing/2016/5/13/chartex" xmlns:cx8="http://schemas.microsoft.com/office/drawing/2016/5/14/chartex" xmlns:mc="http://schemas.openxmlformats.org/markup-compatibility/2006" xmlns:aink="http://schemas.microsoft.com/office/drawing/2016/ink" xmlns:am3d="http://schemas.microsoft.com/office/drawing/2017/model3d" xmlns:o="urn:schemas-microsoft-com:office:office" xmlns:oel="http://schemas.microsoft.com/office/2019/extlst" xmlns:r="http://schemas.openxmlformats.org/officeDocument/2006/relationships" xmlns:m="http://schemas.openxmlformats.org/officeDocument/2006/math" xmlns:v="urn:schemas-microsoft-com:vml" xmlns:wp14="http://schemas.microsoft.com/office/word/2010/wordprocessingDrawing" xmlns:wp="http://schemas.openxmlformats.org/drawingml/2006/wordprocessingDrawing" xmlns:w10="urn:schemas-microsoft-com:office:word" xmlns:w="http://schemas.openxmlformats.org/wordprocessingml/2006/main" xmlns:w14="http://schemas.microsoft.com/office/word/2010/wordml" xmlns:w15="http://schemas.microsoft.com/office/word/2012/wordml" xmlns:w16cex="http://schemas.microsoft.com/office/word/2018/wordml/cex" xmlns:w16cid="http://schemas.microsoft.com/office/word/2016/wordml/cid" xmlns:w16="http://schemas.microsoft.com/office/word/2018/wordml" xmlns:w16du="http://schemas.microsoft.com/office/word/2023/wordml/word16du" xmlns:w16sdtdh="http://schemas.microsoft.com/office/word/2020/wordml/sdtdatahash" xmlns:w16sdtfl="http://schemas.microsoft.com/office/word/2024/wordml/sdtformatlock" xmlns:w16se="http://schemas.microsoft.com/office/word/2015/wordml/symex" xmlns:wpg="http://schemas.microsoft.com/office/word/2010/wordprocessingGroup" xmlns:wpi="http://schemas.microsoft.com/office/word/2010/wordprocessingInk" xmlns:wne="http://schemas.microsoft.com/office/word/2006/wordml" xmlns:wps="http://schemas.microsoft.com/office/word/2010/wordprocessingShape" mc:Ignorable="w14 w15 w16se w16cid w16 w16cex w16sdtdh w16sdtfl w16du wp14">
+  <w:p>
+    <w:pPr>
+      <w:pStyle w:val="a3"/>
+      <w:spacing w:after="0"/>
+    </w:pPr>
+  </w:p>
+</w:ftr>
+</file>
+
+<file path=word/footnotes.xml><?xml version="1.0" encoding="utf-8"?>
+<w:footnotes xmlns:wpc="http://schemas.microsoft.com/office/word/2010/wordprocessingCanvas" xmlns:cx="http://schemas.microsoft.com/office/drawing/2014/chartex" xmlns:cx1="http://schemas.microsoft.com/office/drawing/2015/9/8/chartex" xmlns:cx2="http://schemas.microsoft.com/office/drawing/2015/10/21/chartex" xmlns:cx3="http://schemas.microsoft.com/office/drawing/2016/5/9/chartex" xmlns:cx4="http://schemas.microsoft.com/office/drawing/2016/5/10/chartex" xmlns:cx5="http://schemas.microsoft.com/office/drawing/2016/5/11/chartex" xmlns:cx6="http://schemas.microsoft.com/office/drawing/2016/5/12/chartex" xmlns:cx7="http://schemas.microsoft.com/office/drawing/2016/5/13/chartex" xmlns:cx8="http://schemas.microsoft.com/office/drawing/2016/5/14/chartex" xmlns:mc="http://schemas.openxmlformats.org/markup-compatibility/2006" xmlns:aink="http://schemas.microsoft.com/office/drawing/2016/ink" xmlns:am3d="http://schemas.microsoft.com/office/drawing/2017/model3d" xmlns:o="urn:schemas-microsoft-com:office:office" xmlns:oel="http://schemas.microsoft.com/office/2019/extlst" xmlns:r="http://schemas.openxmlformats.org/officeDocument/2006/relationships" xmlns:m="http://schemas.openxmlformats.org/officeDocument/2006/math" xmlns:v="urn:schemas-microsoft-com:vml" xmlns:wp14="http://schemas.microsoft.com/office/word/2010/wordprocessingDrawing" xmlns:wp="http://schemas.openxmlformats.org/drawingml/2006/wordprocessingDrawing" xmlns:w10="urn:schemas-microsoft-com:office:word" xmlns:w="http://schemas.openxmlformats.org/wordprocessingml/2006/main" xmlns:w14="http://schemas.microsoft.com/office/word/2010/wordml" xmlns:w15="http://schemas.microsoft.com/office/word/2012/wordml" xmlns:w16cex="http://schemas.microsoft.com/office/word/2018/wordml/cex" xmlns:w16cid="http://schemas.microsoft.com/office/word/2016/wordml/cid" xmlns:w16="http://schemas.microsoft.com/office/word/2018/wordml" xmlns:w16du="http://schemas.microsoft.com/office/word/2023/wordml/word16du" xmlns:w16sdtdh="http://schemas.microsoft.com/office/word/2020/wordml/sdtdatahash" xmlns:w16sdtfl="http://schemas.microsoft.com/office/word/2024/wordml/sdtformatlock" xmlns:w16se="http://schemas.microsoft.com/office/word/2015/wordml/symex" xmlns:wpg="http://schemas.microsoft.com/office/word/2010/wordprocessingGroup" xmlns:wpi="http://schemas.microsoft.com/office/word/2010/wordprocessingInk" xmlns:wne="http://schemas.microsoft.com/office/word/2006/wordml" xmlns:wps="http://schemas.microsoft.com/office/word/2010/wordprocessingShape" mc:Ignorable="w14 w15 w16se w16cid w16 w16cex w16sdtdh w16sdtfl w16du wp14">
+  <w:footnote w:type="separator" w:id="-1">
+    <w:p>
+      <w:pPr>
+        <w:spacing w:after="0" w:line="240" w:lineRule="auto"/>
+      </w:pPr>
+      <w:r>
+        <w:separator/>
+      </w:r>
+    </w:p>
+  </w:footnote>
+  <w:footnote w:type="continuationSeparator" w:id="0">
+    <w:p>
+      <w:pPr>
+        <w:spacing w:after="0" w:line="240" w:lineRule="auto"/>
+      </w:pPr>
+      <w:r>
+        <w:continuationSeparator/>
+      </w:r>
+    </w:p>
+  </w:footnote>
+</w:footnotes>
+</file>
+
+<file path=word/header1.xml><?xml version="1.0" encoding="utf-8"?>
+<w:hdr xmlns:wpc="http://schemas.microsoft.com/office/word/2010/wordprocessingCanvas" xmlns:cx="http://schemas.microsoft.com/office/drawing/2014/chartex" xmlns:cx1="http://schemas.microsoft.com/office/drawing/2015/9/8/chartex" xmlns:cx2="http://schemas.microsoft.com/office/drawing/2015/10/21/chartex" xmlns:cx3="http://schemas.microsoft.com/office/drawing/2016/5/9/chartex" xmlns:cx4="http://schemas.microsoft.com/office/drawing/2016/5/10/chartex" xmlns:cx5="http://schemas.microsoft.com/office/drawing/2016/5/11/chartex" xmlns:cx6="http://schemas.microsoft.com/office/drawing/2016/5/12/chartex" xmlns:cx7="http://schemas.microsoft.com/office/drawing/2016/5/13/chartex" xmlns:cx8="http://schemas.microsoft.com/office/drawing/2016/5/14/chartex" xmlns:mc="http://schemas.openxmlformats.org/markup-compatibility/2006" xmlns:aink="http://schemas.microsoft.com/office/drawing/2016/ink" xmlns:am3d="http://schemas.microsoft.com/office/drawing/2017/model3d" xmlns:o="urn:schemas-microsoft-com:office:office" xmlns:oel="http://schemas.microsoft.com/office/2019/extlst" xmlns:r="http://schemas.openxmlformats.org/officeDocument/2006/relationships" xmlns:m="http://schemas.openxmlformats.org/officeDocument/2006/math" xmlns:v="urn:schemas-microsoft-com:vml" xmlns:wp14="http://schemas.microsoft.com/office/word/2010/wordprocessingDrawing" xmlns:wp="http://schemas.openxmlformats.org/drawingml/2006/wordprocessingDrawing" xmlns:w10="urn:schemas-microsoft-com:office:word" xmlns:w="http://schemas.openxmlformats.org/wordprocessingml/2006/main" xmlns:w14="http://schemas.microsoft.com/office/word/2010/wordml" xmlns:w15="http://schemas.microsoft.com/office/word/2012/wordml" xmlns:w16cex="http://schemas.microsoft.com/office/word/2018/wordml/cex" xmlns:w16cid="http://schemas.microsoft.com/office/word/2016/wordml/cid" xmlns:w16="http://schemas.microsoft.com/office/word/2018/wordml" xmlns:w16du="http://schemas.microsoft.com/office/word/2023/wordml/word16du" xmlns:w16sdtdh="http://schemas.microsoft.com/office/word/2020/wordml/sdtdatahash" xmlns:w16sdtfl="http://schemas.microsoft.com/office/word/2024/wordml/sdtformatlock" xmlns:w16se="http://schemas.microsoft.com/office/word/2015/wordml/symex" xmlns:wpg="http://schemas.microsoft.com/office/word/2010/wordprocessingGroup" xmlns:wpi="http://schemas.microsoft.com/office/word/2010/wordprocessingInk" xmlns:wne="http://schemas.microsoft.com/office/word/2006/wordml" xmlns:wps="http://schemas.microsoft.com/office/word/2010/wordprocessingShape" mc:Ignorable="w14 w15 w16se w16cid w16 w16cex w16sdtdh w16sdtfl w16du wp14">
+  <w:p>
+    <w:pPr>
+      <w:pStyle w:val="a9"/>
+    </w:pPr>
+  </w:p>
+</w:hdr>
+</file>
+
+<file path=word/numbering.xml><?xml version="1.0" encoding="utf-8"?>
+<w:numbering xmlns:wpc="http://schemas.microsoft.com/office/word/2010/wordprocessingCanvas" xmlns:cx="http://schemas.microsoft.com/office/drawing/2014/chartex" xmlns:cx1="http://schemas.microsoft.com/office/drawing/2015/9/8/chartex" xmlns:cx2="http://schemas.microsoft.com/office/drawing/2015/10/21/chartex" xmlns:cx3="http://schemas.microsoft.com/office/drawing/2016/5/9/chartex" xmlns:cx4="http://schemas.microsoft.com/office/drawing/2016/5/10/chartex" xmlns:cx5="http://schemas.microsoft.com/office/drawing/2016/5/11/chartex" xmlns:cx6="http://schemas.microsoft.com/office/drawing/2016/5/12/chartex" xmlns:cx7="http://schemas.microsoft.com/office/drawing/2016/5/13/chartex" xmlns:cx8="http://schemas.microsoft.com/office/drawing/2016/5/14/chartex" xmlns:mc="http://schemas.openxmlformats.org/markup-compatibility/2006" xmlns:aink="http://schemas.microsoft.com/office/drawing/2016/ink" xmlns:am3d="http://schemas.microsoft.com/office/drawing/2017/model3d" xmlns:o="urn:schemas-microsoft-com:office:office" xmlns:oel="http://schemas.microsoft.com/office/2019/extlst" xmlns:r="http://schemas.openxmlformats.org/officeDocument/2006/relationships" xmlns:m="http://schemas.openxmlformats.org/officeDocument/2006/math" xmlns:v="urn:schemas-microsoft-com:vml" xmlns:wp14="http://schemas.microsoft.com/office/word/2010/wordprocessingDrawing" xmlns:wp="http://schemas.openxmlformats.org/drawingml/2006/wordprocessingDrawing" xmlns:w10="urn:schemas-microsoft-com:office:word" xmlns:w="http://schemas.openxmlformats.org/wordprocessingml/2006/main" xmlns:w14="http://schemas.microsoft.com/office/word/2010/wordml" xmlns:w15="http://schemas.microsoft.com/office/word/2012/wordml" xmlns:w16cex="http://schemas.microsoft.com/office/word/2018/wordml/cex" xmlns:w16cid="http://schemas.microsoft.com/office/word/2016/wordml/cid" xmlns:w16="http://schemas.microsoft.com/office/word/2018/wordml" xmlns:w16du="http://schemas.microsoft.com/office/word/2023/wordml/word16du" xmlns:w16sdtdh="http://schemas.microsoft.com/office/word/2020/wordml/sdtdatahash" xmlns:w16sdtfl="http://schemas.microsoft.com/office/word/2024/wordml/sdtformatlock" xmlns:w16se="http://schemas.microsoft.com/office/word/2015/wordml/symex" xmlns:wpg="http://schemas.microsoft.com/office/word/2010/wordprocessingGroup" xmlns:wpi="http://schemas.microsoft.com/office/word/2010/wordprocessingInk" xmlns:wne="http://schemas.microsoft.com/office/word/2006/wordml" xmlns:wps="http://schemas.microsoft.com/office/word/2010/wordprocessingShape" mc:Ignorable="w14 w15 w16se w16cid w16 w16cex w16sdtdh w16sdtfl w16du wp14">
+  <w:abstractNum w:abstractNumId="0" w15:restartNumberingAfterBreak="0">
+    <w:nsid w:val="00C81753"/>
+    <w:multiLevelType w:val="multilevel"/>
+    <w:tmpl w:val="475A96CE"/>
+    <w:lvl w:ilvl="0">
+      <w:start w:val="2"/>
+      <w:numFmt w:val="decimal"/>
+      <w:lvlText w:val="%1."/>
+      <w:lvlJc w:val="left"/>
+      <w:pPr>
+        <w:ind w:left="450" w:hanging="450"/>
+      </w:pPr>
+      <w:rPr>
+        <w:rFonts w:hint="default"/>
+      </w:rPr>
+    </w:lvl>
+    <w:lvl w:ilvl="1">
+      <w:start w:val="1"/>
+      <w:numFmt w:val="decimal"/>
+      <w:lvlText w:val="%1.%2"/>
+      <w:lvlJc w:val="left"/>
+      <w:pPr>
+        <w:ind w:left="1287" w:hanging="720"/>
+      </w:pPr>
+      <w:rPr>
+        <w:rFonts w:hint="default"/>
+      </w:rPr>
+    </w:lvl>
+    <w:lvl w:ilvl="2">
+      <w:start w:val="1"/>
+      <w:numFmt w:val="decimal"/>
+      <w:lvlText w:val="%1.%2.%3."/>
+      <w:lvlJc w:val="left"/>
+      <w:pPr>
+        <w:ind w:left="1854" w:hanging="720"/>
+      </w:pPr>
+      <w:rPr>
+        <w:rFonts w:hint="default"/>
+      </w:rPr>
+    </w:lvl>
+    <w:lvl w:ilvl="3">
+      <w:start w:val="1"/>
+      <w:numFmt w:val="decimal"/>
+      <w:lvlText w:val="%1.%2.%3.%4."/>
+      <w:lvlJc w:val="left"/>
+      <w:pPr>
+        <w:ind w:left="2781" w:hanging="1080"/>
+      </w:pPr>
+      <w:rPr>
+        <w:rFonts w:hint="default"/>
+      </w:rPr>
+    </w:lvl>
+    <w:lvl w:ilvl="4">
+      <w:start w:val="1"/>
+      <w:numFmt w:val="decimal"/>
+      <w:lvlText w:val="%1.%2.%3.%4.%5."/>
+      <w:lvlJc w:val="left"/>
+      <w:pPr>
+        <w:ind w:left="3348" w:hanging="1080"/>
+      </w:pPr>
+      <w:rPr>
+        <w:rFonts w:hint="default"/>
+      </w:rPr>
+    </w:lvl>
+    <w:lvl w:ilvl="5">
+      <w:start w:val="1"/>
+      <w:numFmt w:val="decimal"/>
+      <w:lvlText w:val="%1.%2.%3.%4.%5.%6."/>
+      <w:lvlJc w:val="left"/>
+      <w:pPr>
+        <w:ind w:left="4275" w:hanging="1440"/>
+      </w:pPr>
+      <w:rPr>
+        <w:rFonts w:hint="default"/>
+      </w:rPr>
+    </w:lvl>
+    <w:lvl w:ilvl="6">
+      <w:start w:val="1"/>
+      <w:numFmt w:val="decimal"/>
+      <w:lvlText w:val="%1.%2.%3.%4.%5.%6.%7."/>
+      <w:lvlJc w:val="left"/>
+      <w:pPr>
+        <w:ind w:left="5202" w:hanging="1800"/>
+      </w:pPr>
+      <w:rPr>
+        <w:rFonts w:hint="default"/>
+      </w:rPr>
+    </w:lvl>
+    <w:lvl w:ilvl="7">
+      <w:start w:val="1"/>
+      <w:numFmt w:val="decimal"/>
+      <w:lvlText w:val="%1.%2.%3.%4.%5.%6.%7.%8."/>
+      <w:lvlJc w:val="left"/>
+      <w:pPr>
+        <w:ind w:left="5769" w:hanging="1800"/>
+      </w:pPr>
+      <w:rPr>
+        <w:rFonts w:hint="default"/>
+      </w:rPr>
+    </w:lvl>
+    <w:lvl w:ilvl="8">
+      <w:start w:val="1"/>
+      <w:numFmt w:val="decimal"/>
+      <w:lvlText w:val="%1.%2.%3.%4.%5.%6.%7.%8.%9."/>
+      <w:lvlJc w:val="left"/>
+      <w:pPr>
+        <w:ind w:left="6696" w:hanging="2160"/>
+      </w:pPr>
+      <w:rPr>
+        <w:rFonts w:hint="default"/>
+      </w:rPr>
+    </w:lvl>
+  </w:abstractNum>
+  <w:abstractNum w:abstractNumId="1" w15:restartNumberingAfterBreak="0">
+    <w:nsid w:val="037716C7"/>
+    <w:multiLevelType w:val="hybridMultilevel"/>
+    <w:tmpl w:val="E654DFE8"/>
+    <w:lvl w:ilvl="0" w:tplc="0419000F">
+      <w:start w:val="1"/>
+      <w:numFmt w:val="decimal"/>
+      <w:lvlText w:val="%1."/>
+      <w:lvlJc w:val="left"/>
+      <w:pPr>
+        <w:ind w:left="1429" w:hanging="360"/>
+      </w:pPr>
+    </w:lvl>
+    <w:lvl w:ilvl="1" w:tplc="04190019" w:tentative="1">
+      <w:start w:val="1"/>
+      <w:numFmt w:val="lowerLetter"/>
+      <w:lvlText w:val="%2."/>
+      <w:lvlJc w:val="left"/>
+      <w:pPr>
+        <w:ind w:left="2149" w:hanging="360"/>
+      </w:pPr>
+    </w:lvl>
+    <w:lvl w:ilvl="2" w:tplc="0419001B" w:tentative="1">
+      <w:start w:val="1"/>
+      <w:numFmt w:val="lowerRoman"/>
+      <w:lvlText w:val="%3."/>
+      <w:lvlJc w:val="right"/>
+      <w:pPr>
+        <w:ind w:left="2869" w:hanging="180"/>
+      </w:pPr>
+    </w:lvl>
+    <w:lvl w:ilvl="3" w:tplc="0419000F" w:tentative="1">
+      <w:start w:val="1"/>
+      <w:numFmt w:val="decimal"/>
+      <w:lvlText w:val="%4."/>
+      <w:lvlJc w:val="left"/>
+      <w:pPr>
+        <w:ind w:left="3589" w:hanging="360"/>
+      </w:pPr>
+    </w:lvl>
+    <w:lvl w:ilvl="4" w:tplc="04190019" w:tentative="1">
+      <w:start w:val="1"/>
+      <w:numFmt w:val="lowerLetter"/>
+      <w:lvlText w:val="%5."/>
+      <w:lvlJc w:val="left"/>
+      <w:pPr>
+        <w:ind w:left="4309" w:hanging="360"/>
+      </w:pPr>
+    </w:lvl>
+    <w:lvl w:ilvl="5" w:tplc="0419001B" w:tentative="1">
+      <w:start w:val="1"/>
+      <w:numFmt w:val="lowerRoman"/>
+      <w:lvlText w:val="%6."/>
+      <w:lvlJc w:val="right"/>
+      <w:pPr>
+        <w:ind w:left="5029" w:hanging="180"/>
+      </w:pPr>
+    </w:lvl>
+    <w:lvl w:ilvl="6" w:tplc="0419000F" w:tentative="1">
+      <w:start w:val="1"/>
+      <w:numFmt w:val="decimal"/>
+      <w:lvlText w:val="%7."/>
+      <w:lvlJc w:val="left"/>
+      <w:pPr>
+        <w:ind w:left="5749" w:hanging="360"/>
+      </w:pPr>
+    </w:lvl>
+    <w:lvl w:ilvl="7" w:tplc="04190019" w:tentative="1">
+      <w:start w:val="1"/>
+      <w:numFmt w:val="lowerLetter"/>
+      <w:lvlText w:val="%8."/>
+      <w:lvlJc w:val="left"/>
+      <w:pPr>
+        <w:ind w:left="6469" w:hanging="360"/>
+      </w:pPr>
+    </w:lvl>
+    <w:lvl w:ilvl="8" w:tplc="0419001B" w:tentative="1">
+      <w:start w:val="1"/>
+      <w:numFmt w:val="lowerRoman"/>
+      <w:lvlText w:val="%9."/>
+      <w:lvlJc w:val="right"/>
+      <w:pPr>
+        <w:ind w:left="7189" w:hanging="180"/>
+      </w:pPr>
+    </w:lvl>
+  </w:abstractNum>
+  <w:abstractNum w:abstractNumId="2" w15:restartNumberingAfterBreak="0">
+    <w:nsid w:val="08B111CD"/>
+    <w:multiLevelType w:val="multilevel"/>
+    <w:tmpl w:val="A6EAE68A"/>
+    <w:lvl w:ilvl="0">
+      <w:start w:val="8"/>
+      <w:numFmt w:val="decimal"/>
+      <w:lvlText w:val="%1."/>
+      <w:lvlJc w:val="left"/>
+      <w:pPr>
+        <w:ind w:left="450" w:hanging="450"/>
+      </w:pPr>
+      <w:rPr>
+        <w:rFonts w:hint="default"/>
+      </w:rPr>
+    </w:lvl>
+    <w:lvl w:ilvl="1">
+      <w:start w:val="1"/>
+      <w:numFmt w:val="decimal"/>
+      <w:lvlText w:val="8.%2"/>
+      <w:lvlJc w:val="left"/>
+      <w:pPr>
+        <w:ind w:left="1287" w:hanging="720"/>
+      </w:pPr>
+      <w:rPr>
+        <w:rFonts w:hint="default"/>
+      </w:rPr>
+    </w:lvl>
+    <w:lvl w:ilvl="2">
+      <w:start w:val="1"/>
+      <w:numFmt w:val="decimal"/>
+      <w:lvlText w:val="%1.%2.%3."/>
+      <w:lvlJc w:val="left"/>
+      <w:pPr>
+        <w:ind w:left="1854" w:hanging="720"/>
+      </w:pPr>
+      <w:rPr>
+        <w:rFonts w:hint="default"/>
+      </w:rPr>
+    </w:lvl>
+    <w:lvl w:ilvl="3">
+      <w:start w:val="1"/>
+      <w:numFmt w:val="decimal"/>
+      <w:lvlText w:val="%1.%2.%3.%4."/>
+      <w:lvlJc w:val="left"/>
+      <w:pPr>
+        <w:ind w:left="2781" w:hanging="1080"/>
+      </w:pPr>
+      <w:rPr>
+        <w:rFonts w:hint="default"/>
+      </w:rPr>
+    </w:lvl>
+    <w:lvl w:ilvl="4">
+      <w:start w:val="1"/>
+      <w:numFmt w:val="decimal"/>
+      <w:lvlText w:val="%1.%2.%3.%4.%5."/>
+      <w:lvlJc w:val="left"/>
+      <w:pPr>
+        <w:ind w:left="3348" w:hanging="1080"/>
+      </w:pPr>
+      <w:rPr>
+        <w:rFonts w:hint="default"/>
+      </w:rPr>
+    </w:lvl>
+    <w:lvl w:ilvl="5">
+      <w:start w:val="1"/>
+      <w:numFmt w:val="decimal"/>
+      <w:lvlText w:val="%1.%2.%3.%4.%5.%6."/>
+      <w:lvlJc w:val="left"/>
+      <w:pPr>
+        <w:ind w:left="4275" w:hanging="1440"/>
+      </w:pPr>
+      <w:rPr>
+        <w:rFonts w:hint="default"/>
+      </w:rPr>
+    </w:lvl>
+    <w:lvl w:ilvl="6">
+      <w:start w:val="1"/>
+      <w:numFmt w:val="decimal"/>
+      <w:lvlText w:val="%1.%2.%3.%4.%5.%6.%7."/>
+      <w:lvlJc w:val="left"/>
+      <w:pPr>
+        <w:ind w:left="5202" w:hanging="1800"/>
+      </w:pPr>
+      <w:rPr>
+        <w:rFonts w:hint="default"/>
+      </w:rPr>
+    </w:lvl>
+    <w:lvl w:ilvl="7">
+      <w:start w:val="1"/>
+      <w:numFmt w:val="decimal"/>
+      <w:lvlText w:val="%1.%2.%3.%4.%5.%6.%7.%8."/>
+      <w:lvlJc w:val="left"/>
+      <w:pPr>
+        <w:ind w:left="5769" w:hanging="1800"/>
+      </w:pPr>
+      <w:rPr>
+        <w:rFonts w:hint="default"/>
+      </w:rPr>
+    </w:lvl>
+    <w:lvl w:ilvl="8">
+      <w:start w:val="1"/>
+      <w:numFmt w:val="decimal"/>
+      <w:lvlText w:val="%1.%2.%3.%4.%5.%6.%7.%8.%9."/>
+      <w:lvlJc w:val="left"/>
+      <w:pPr>
+        <w:ind w:left="6696" w:hanging="2160"/>
+      </w:pPr>
+      <w:rPr>
+        <w:rFonts w:hint="default"/>
+      </w:rPr>
+    </w:lvl>
+  </w:abstractNum>
+  <w:abstractNum w:abstractNumId="3" w15:restartNumberingAfterBreak="0">
+    <w:nsid w:val="0A546624"/>
+    <w:multiLevelType w:val="multilevel"/>
+    <w:tmpl w:val="BBC4F532"/>
+    <w:lvl w:ilvl="0">
+      <w:start w:val="6"/>
+      <w:numFmt w:val="decimal"/>
+      <w:lvlText w:val="%1"/>
+      <w:lvlJc w:val="left"/>
+      <w:pPr>
+        <w:ind w:left="375" w:hanging="375"/>
+      </w:pPr>
+      <w:rPr>
+        <w:rFonts w:hint="default"/>
+      </w:rPr>
+    </w:lvl>
+    <w:lvl w:ilvl="1">
+      <w:start w:val="1"/>
+      <w:numFmt w:val="decimal"/>
+      <w:lvlText w:val="%1.%2"/>
+      <w:lvlJc w:val="left"/>
+      <w:pPr>
+        <w:ind w:left="942" w:hanging="375"/>
+      </w:pPr>
+      <w:rPr>
+        <w:rFonts w:hint="default"/>
+      </w:rPr>
+    </w:lvl>
+    <w:lvl w:ilvl="2">
+      <w:start w:val="1"/>
+      <w:numFmt w:val="decimal"/>
+      <w:lvlText w:val="%1.%2.%3"/>
+      <w:lvlJc w:val="left"/>
+      <w:pPr>
+        <w:ind w:left="1854" w:hanging="720"/>
+      </w:pPr>
+      <w:rPr>
+        <w:rFonts w:hint="default"/>
+      </w:rPr>
+    </w:lvl>
+    <w:lvl w:ilvl="3">
+      <w:start w:val="1"/>
+      <w:numFmt w:val="decimal"/>
+      <w:lvlText w:val="%1.%2.%3.%4"/>
+      <w:lvlJc w:val="left"/>
+      <w:pPr>
+        <w:ind w:left="2781" w:hanging="1080"/>
+      </w:pPr>
+      <w:rPr>
+        <w:rFonts w:hint="default"/>
+      </w:rPr>
+    </w:lvl>
+    <w:lvl w:ilvl="4">
+      <w:start w:val="1"/>
+      <w:numFmt w:val="decimal"/>
+      <w:lvlText w:val="%1.%2.%3.%4.%5"/>
+      <w:lvlJc w:val="left"/>
+      <w:pPr>
+        <w:ind w:left="3348" w:hanging="1080"/>
+      </w:pPr>
+      <w:rPr>
+        <w:rFonts w:hint="default"/>
+      </w:rPr>
+    </w:lvl>
+    <w:lvl w:ilvl="5">
+      <w:start w:val="1"/>
+      <w:numFmt w:val="decimal"/>
+      <w:lvlText w:val="%1.%2.%3.%4.%5.%6"/>
+      <w:lvlJc w:val="left"/>
+      <w:pPr>
+        <w:ind w:left="4275" w:hanging="1440"/>
+      </w:pPr>
+      <w:rPr>
+        <w:rFonts w:hint="default"/>
+      </w:rPr>
+    </w:lvl>
+    <w:lvl w:ilvl="6">
+      <w:start w:val="1"/>
+      <w:numFmt w:val="decimal"/>
+      <w:lvlText w:val="%1.%2.%3.%4.%5.%6.%7"/>
+      <w:lvlJc w:val="left"/>
+      <w:pPr>
+        <w:ind w:left="4842" w:hanging="1440"/>
+      </w:pPr>
+      <w:rPr>
+        <w:rFonts w:hint="default"/>
+      </w:rPr>
+    </w:lvl>
+    <w:lvl w:ilvl="7">
+      <w:start w:val="1"/>
+      <w:numFmt w:val="decimal"/>
+      <w:lvlText w:val="%1.%2.%3.%4.%5.%6.%7.%8"/>
+      <w:lvlJc w:val="left"/>
+      <w:pPr>
+        <w:ind w:left="5769" w:hanging="1800"/>
+      </w:pPr>
+      <w:rPr>
+        <w:rFonts w:hint="default"/>
+      </w:rPr>
+    </w:lvl>
+    <w:lvl w:ilvl="8">
+      <w:start w:val="1"/>
+      <w:numFmt w:val="decimal"/>
+      <w:lvlText w:val="%1.%2.%3.%4.%5.%6.%7.%8.%9"/>
+      <w:lvlJc w:val="left"/>
+      <w:pPr>
+        <w:ind w:left="6696" w:hanging="2160"/>
+      </w:pPr>
+      <w:rPr>
+        <w:rFonts w:hint="default"/>
+      </w:rPr>
+    </w:lvl>
+  </w:abstractNum>
+  <w:abstractNum w:abstractNumId="4" w15:restartNumberingAfterBreak="0">
+    <w:nsid w:val="0D48294B"/>
+    <w:multiLevelType w:val="hybridMultilevel"/>
+    <w:tmpl w:val="B296D59A"/>
+    <w:lvl w:ilvl="0" w:tplc="0419000B">
+      <w:start w:val="1"/>
+      <w:numFmt w:val="bullet"/>
+      <w:lvlText w:val=""/>
+      <w:lvlJc w:val="left"/>
+      <w:pPr>
+        <w:ind w:left="1429" w:hanging="360"/>
+      </w:pPr>
+      <w:rPr>
+        <w:rFonts w:ascii="Wingdings" w:hAnsi="Wingdings" w:hint="default"/>
+      </w:rPr>
+    </w:lvl>
+    <w:lvl w:ilvl="1" w:tplc="04190003" w:tentative="1">
+      <w:start w:val="1"/>
+      <w:numFmt w:val="bullet"/>
+      <w:lvlText w:val="o"/>
+      <w:lvlJc w:val="left"/>
+      <w:pPr>
+        <w:ind w:left="2149" w:hanging="360"/>
+      </w:pPr>
+      <w:rPr>
+        <w:rFonts w:ascii="Courier New" w:hAnsi="Courier New" w:cs="Courier New" w:hint="default"/>
+      </w:rPr>
+    </w:lvl>
+    <w:lvl w:ilvl="2" w:tplc="04190005" w:tentative="1">
+      <w:start w:val="1"/>
+      <w:numFmt w:val="bullet"/>
+      <w:lvlText w:val=""/>
+      <w:lvlJc w:val="left"/>
+      <w:pPr>
+        <w:ind w:left="2869" w:hanging="360"/>
+      </w:pPr>
+      <w:rPr>
+        <w:rFonts w:ascii="Wingdings" w:hAnsi="Wingdings" w:hint="default"/>
+      </w:rPr>
+    </w:lvl>
+    <w:lvl w:ilvl="3" w:tplc="04190001" w:tentative="1">
+      <w:start w:val="1"/>
+      <w:numFmt w:val="bullet"/>
+      <w:lvlText w:val=""/>
+      <w:lvlJc w:val="left"/>
+      <w:pPr>
+        <w:ind w:left="3589" w:hanging="360"/>
+      </w:pPr>
+      <w:rPr>
+        <w:rFonts w:ascii="Symbol" w:hAnsi="Symbol" w:hint="default"/>
+      </w:rPr>
+    </w:lvl>
+    <w:lvl w:ilvl="4" w:tplc="04190003" w:tentative="1">
+      <w:start w:val="1"/>
+      <w:numFmt w:val="bullet"/>
+      <w:lvlText w:val="o"/>
+      <w:lvlJc w:val="left"/>
+      <w:pPr>
+        <w:ind w:left="4309" w:hanging="360"/>
+      </w:pPr>
+      <w:rPr>
+        <w:rFonts w:ascii="Courier New" w:hAnsi="Courier New" w:cs="Courier New" w:hint="default"/>
+      </w:rPr>
+    </w:lvl>
+    <w:lvl w:ilvl="5" w:tplc="04190005" w:tentative="1">
+      <w:start w:val="1"/>
+      <w:numFmt w:val="bullet"/>
+      <w:lvlText w:val=""/>
+      <w:lvlJc w:val="left"/>
+      <w:pPr>
+        <w:ind w:left="5029" w:hanging="360"/>
+      </w:pPr>
+      <w:rPr>
+        <w:rFonts w:ascii="Wingdings" w:hAnsi="Wingdings" w:hint="default"/>
+      </w:rPr>
+    </w:lvl>
+    <w:lvl w:ilvl="6" w:tplc="04190001" w:tentative="1">
+      <w:start w:val="1"/>
+      <w:numFmt w:val="bullet"/>
+      <w:lvlText w:val=""/>
+      <w:lvlJc w:val="left"/>
+      <w:pPr>
+        <w:ind w:left="5749" w:hanging="360"/>
+      </w:pPr>
+      <w:rPr>
+        <w:rFonts w:ascii="Symbol" w:hAnsi="Symbol" w:hint="default"/>
+      </w:rPr>
+    </w:lvl>
+    <w:lvl w:ilvl="7" w:tplc="04190003" w:tentative="1">
+      <w:start w:val="1"/>
+      <w:numFmt w:val="bullet"/>
+      <w:lvlText w:val="o"/>
+      <w:lvlJc w:val="left"/>
+      <w:pPr>
+        <w:ind w:left="6469" w:hanging="360"/>
+      </w:pPr>
+      <w:rPr>
+        <w:rFonts w:ascii="Courier New" w:hAnsi="Courier New" w:cs="Courier New" w:hint="default"/>
+      </w:rPr>
+    </w:lvl>
+    <w:lvl w:ilvl="8" w:tplc="04190005" w:tentative="1">
+      <w:start w:val="1"/>
+      <w:numFmt w:val="bullet"/>
+      <w:lvlText w:val=""/>
+      <w:lvlJc w:val="left"/>
+      <w:pPr>
+        <w:ind w:left="7189" w:hanging="360"/>
+      </w:pPr>
+      <w:rPr>
+        <w:rFonts w:ascii="Wingdings" w:hAnsi="Wingdings" w:hint="default"/>
+      </w:rPr>
+    </w:lvl>
+  </w:abstractNum>
+  <w:abstractNum w:abstractNumId="5" w15:restartNumberingAfterBreak="0">
+    <w:nsid w:val="0ED37130"/>
+    <w:multiLevelType w:val="hybridMultilevel"/>
+    <w:tmpl w:val="99D4C992"/>
+    <w:lvl w:ilvl="0" w:tplc="7D8016B8">
+      <w:start w:val="1"/>
+      <w:numFmt w:val="bullet"/>
+      <w:lvlText w:val=""/>
+      <w:lvlJc w:val="left"/>
+      <w:pPr>
+        <w:ind w:left="1429" w:hanging="360"/>
+      </w:pPr>
+      <w:rPr>
+        <w:rFonts w:ascii="Wingdings" w:hAnsi="Wingdings" w:hint="default"/>
+        <w:color w:val="auto"/>
+      </w:rPr>
+    </w:lvl>
+    <w:lvl w:ilvl="1" w:tplc="04190003" w:tentative="1">
+      <w:start w:val="1"/>
+      <w:numFmt w:val="bullet"/>
+      <w:lvlText w:val="o"/>
+      <w:lvlJc w:val="left"/>
+      <w:pPr>
+        <w:ind w:left="2149" w:hanging="360"/>
+      </w:pPr>
+      <w:rPr>
+        <w:rFonts w:ascii="Courier New" w:hAnsi="Courier New" w:cs="Courier New" w:hint="default"/>
+      </w:rPr>
+    </w:lvl>
+    <w:lvl w:ilvl="2" w:tplc="04190005" w:tentative="1">
+      <w:start w:val="1"/>
+      <w:numFmt w:val="bullet"/>
+      <w:lvlText w:val=""/>
+      <w:lvlJc w:val="left"/>
+      <w:pPr>
+        <w:ind w:left="2869" w:hanging="360"/>
+      </w:pPr>
+      <w:rPr>
+        <w:rFonts w:ascii="Wingdings" w:hAnsi="Wingdings" w:hint="default"/>
+      </w:rPr>
+    </w:lvl>
+    <w:lvl w:ilvl="3" w:tplc="04190001" w:tentative="1">
+      <w:start w:val="1"/>
+      <w:numFmt w:val="bullet"/>
+      <w:lvlText w:val=""/>
+      <w:lvlJc w:val="left"/>
+      <w:pPr>
+        <w:ind w:left="3589" w:hanging="360"/>
+      </w:pPr>
+      <w:rPr>
+        <w:rFonts w:ascii="Symbol" w:hAnsi="Symbol" w:hint="default"/>
+      </w:rPr>
+    </w:lvl>
+    <w:lvl w:ilvl="4" w:tplc="04190003" w:tentative="1">
+      <w:start w:val="1"/>
+      <w:numFmt w:val="bullet"/>
+      <w:lvlText w:val="o"/>
+      <w:lvlJc w:val="left"/>
+      <w:pPr>
+        <w:ind w:left="4309" w:hanging="360"/>
+      </w:pPr>
+      <w:rPr>
+        <w:rFonts w:ascii="Courier New" w:hAnsi="Courier New" w:cs="Courier New" w:hint="default"/>
+      </w:rPr>
+    </w:lvl>
+    <w:lvl w:ilvl="5" w:tplc="04190005" w:tentative="1">
+      <w:start w:val="1"/>
+      <w:numFmt w:val="bullet"/>
+      <w:lvlText w:val=""/>
+      <w:lvlJc w:val="left"/>
+      <w:pPr>
+        <w:ind w:left="5029" w:hanging="360"/>
+      </w:pPr>
+      <w:rPr>
+        <w:rFonts w:ascii="Wingdings" w:hAnsi="Wingdings" w:hint="default"/>
+      </w:rPr>
+    </w:lvl>
+    <w:lvl w:ilvl="6" w:tplc="04190001" w:tentative="1">
+      <w:start w:val="1"/>
+      <w:numFmt w:val="bullet"/>
+      <w:lvlText w:val=""/>
+      <w:lvlJc w:val="left"/>
+      <w:pPr>
+        <w:ind w:left="5749" w:hanging="360"/>
+      </w:pPr>
+      <w:rPr>
+        <w:rFonts w:ascii="Symbol" w:hAnsi="Symbol" w:hint="default"/>
+      </w:rPr>
+    </w:lvl>
+    <w:lvl w:ilvl="7" w:tplc="04190003" w:tentative="1">
+      <w:start w:val="1"/>
+      <w:numFmt w:val="bullet"/>
+      <w:lvlText w:val="o"/>
+      <w:lvlJc w:val="left"/>
+      <w:pPr>
+        <w:ind w:left="6469" w:hanging="360"/>
+      </w:pPr>
+      <w:rPr>
+        <w:rFonts w:ascii="Courier New" w:hAnsi="Courier New" w:cs="Courier New" w:hint="default"/>
+      </w:rPr>
+    </w:lvl>
+    <w:lvl w:ilvl="8" w:tplc="04190005" w:tentative="1">
+      <w:start w:val="1"/>
+      <w:numFmt w:val="bullet"/>
+      <w:lvlText w:val=""/>
+      <w:lvlJc w:val="left"/>
+      <w:pPr>
+        <w:ind w:left="7189" w:hanging="360"/>
+      </w:pPr>
+      <w:rPr>
+        <w:rFonts w:ascii="Wingdings" w:hAnsi="Wingdings" w:hint="default"/>
+      </w:rPr>
+    </w:lvl>
+  </w:abstractNum>
+  <w:abstractNum w:abstractNumId="6" w15:restartNumberingAfterBreak="0">
+    <w:nsid w:val="15685E6C"/>
+    <w:multiLevelType w:val="hybridMultilevel"/>
+    <w:tmpl w:val="FC3E91A0"/>
+    <w:lvl w:ilvl="0" w:tplc="147AD796">
+      <w:start w:val="1"/>
+      <w:numFmt w:val="bullet"/>
+      <w:lvlText w:val=""/>
+      <w:lvlJc w:val="left"/>
+      <w:pPr>
+        <w:ind w:left="1353" w:hanging="360"/>
+      </w:pPr>
+      <w:rPr>
+        <w:rFonts w:ascii="Wingdings" w:hAnsi="Wingdings" w:hint="default"/>
+        <w:color w:val="auto"/>
+      </w:rPr>
+    </w:lvl>
+    <w:lvl w:ilvl="1" w:tplc="04190003" w:tentative="1">
+      <w:start w:val="1"/>
+      <w:numFmt w:val="bullet"/>
+      <w:lvlText w:val="o"/>
+      <w:lvlJc w:val="left"/>
+      <w:pPr>
+        <w:ind w:left="2149" w:hanging="360"/>
+      </w:pPr>
+      <w:rPr>
+        <w:rFonts w:ascii="Courier New" w:hAnsi="Courier New" w:cs="Courier New" w:hint="default"/>
+      </w:rPr>
+    </w:lvl>
+    <w:lvl w:ilvl="2" w:tplc="04190005" w:tentative="1">
+      <w:start w:val="1"/>
+      <w:numFmt w:val="bullet"/>
+      <w:lvlText w:val=""/>
+      <w:lvlJc w:val="left"/>
+      <w:pPr>
+        <w:ind w:left="2869" w:hanging="360"/>
+      </w:pPr>
+      <w:rPr>
+        <w:rFonts w:ascii="Wingdings" w:hAnsi="Wingdings" w:hint="default"/>
+      </w:rPr>
+    </w:lvl>
+    <w:lvl w:ilvl="3" w:tplc="04190001" w:tentative="1">
+      <w:start w:val="1"/>
+      <w:numFmt w:val="bullet"/>
+      <w:lvlText w:val=""/>
+      <w:lvlJc w:val="left"/>
+      <w:pPr>
+        <w:ind w:left="3589" w:hanging="360"/>
+      </w:pPr>
+      <w:rPr>
+        <w:rFonts w:ascii="Symbol" w:hAnsi="Symbol" w:hint="default"/>
+      </w:rPr>
+    </w:lvl>
+    <w:lvl w:ilvl="4" w:tplc="04190003" w:tentative="1">
+      <w:start w:val="1"/>
+      <w:numFmt w:val="bullet"/>
+      <w:lvlText w:val="o"/>
+      <w:lvlJc w:val="left"/>
+      <w:pPr>
+        <w:ind w:left="4309" w:hanging="360"/>
+      </w:pPr>
+      <w:rPr>
+        <w:rFonts w:ascii="Courier New" w:hAnsi="Courier New" w:cs="Courier New" w:hint="default"/>
+      </w:rPr>
+    </w:lvl>
+    <w:lvl w:ilvl="5" w:tplc="04190005" w:tentative="1">
+      <w:start w:val="1"/>
+      <w:numFmt w:val="bullet"/>
+      <w:lvlText w:val=""/>
+      <w:lvlJc w:val="left"/>
+      <w:pPr>
+        <w:ind w:left="5029" w:hanging="360"/>
+      </w:pPr>
+      <w:rPr>
+        <w:rFonts w:ascii="Wingdings" w:hAnsi="Wingdings" w:hint="default"/>
+      </w:rPr>
+    </w:lvl>
+    <w:lvl w:ilvl="6" w:tplc="04190001" w:tentative="1">
+      <w:start w:val="1"/>
+      <w:numFmt w:val="bullet"/>
+      <w:lvlText w:val=""/>
+      <w:lvlJc w:val="left"/>
+      <w:pPr>
+        <w:ind w:left="5749" w:hanging="360"/>
+      </w:pPr>
+      <w:rPr>
+        <w:rFonts w:ascii="Symbol" w:hAnsi="Symbol" w:hint="default"/>
+      </w:rPr>
+    </w:lvl>
+    <w:lvl w:ilvl="7" w:tplc="04190003" w:tentative="1">
+      <w:start w:val="1"/>
+      <w:numFmt w:val="bullet"/>
+      <w:lvlText w:val="o"/>
+      <w:lvlJc w:val="left"/>
+      <w:pPr>
+        <w:ind w:left="6469" w:hanging="360"/>
+      </w:pPr>
+      <w:rPr>
+        <w:rFonts w:ascii="Courier New" w:hAnsi="Courier New" w:cs="Courier New" w:hint="default"/>
+      </w:rPr>
+    </w:lvl>
+    <w:lvl w:ilvl="8" w:tplc="04190005" w:tentative="1">
+      <w:start w:val="1"/>
+      <w:numFmt w:val="bullet"/>
+      <w:lvlText w:val=""/>
+      <w:lvlJc w:val="left"/>
+      <w:pPr>
+        <w:ind w:left="7189" w:hanging="360"/>
+      </w:pPr>
+      <w:rPr>
+        <w:rFonts w:ascii="Wingdings" w:hAnsi="Wingdings" w:hint="default"/>
+      </w:rPr>
+    </w:lvl>
+  </w:abstractNum>
+  <w:abstractNum w:abstractNumId="7" w15:restartNumberingAfterBreak="0">
+    <w:nsid w:val="1F344CEB"/>
+    <w:multiLevelType w:val="hybridMultilevel"/>
+    <w:tmpl w:val="BA6423FC"/>
+    <w:lvl w:ilvl="0" w:tplc="0419000B">
+      <w:start w:val="1"/>
+      <w:numFmt w:val="bullet"/>
+      <w:lvlText w:val=""/>
+      <w:lvlJc w:val="left"/>
+      <w:pPr>
+        <w:ind w:left="1429" w:hanging="360"/>
+      </w:pPr>
+      <w:rPr>
+        <w:rFonts w:ascii="Wingdings" w:hAnsi="Wingdings" w:hint="default"/>
+      </w:rPr>
+    </w:lvl>
+    <w:lvl w:ilvl="1" w:tplc="04190003" w:tentative="1">
+      <w:start w:val="1"/>
+      <w:numFmt w:val="bullet"/>
+      <w:lvlText w:val="o"/>
+      <w:lvlJc w:val="left"/>
+      <w:pPr>
+        <w:ind w:left="2149" w:hanging="360"/>
+      </w:pPr>
+      <w:rPr>
+        <w:rFonts w:ascii="Courier New" w:hAnsi="Courier New" w:cs="Courier New" w:hint="default"/>
+      </w:rPr>
+    </w:lvl>
+    <w:lvl w:ilvl="2" w:tplc="04190005" w:tentative="1">
+      <w:start w:val="1"/>
+      <w:numFmt w:val="bullet"/>
+      <w:lvlText w:val=""/>
+      <w:lvlJc w:val="left"/>
+      <w:pPr>
+        <w:ind w:left="2869" w:hanging="360"/>
+      </w:pPr>
+      <w:rPr>
+        <w:rFonts w:ascii="Wingdings" w:hAnsi="Wingdings" w:hint="default"/>
+      </w:rPr>
+    </w:lvl>
+    <w:lvl w:ilvl="3" w:tplc="04190001" w:tentative="1">
+      <w:start w:val="1"/>
+      <w:numFmt w:val="bullet"/>
+      <w:lvlText w:val=""/>
+      <w:lvlJc w:val="left"/>
+      <w:pPr>
+        <w:ind w:left="3589" w:hanging="360"/>
+      </w:pPr>
+      <w:rPr>
+        <w:rFonts w:ascii="Symbol" w:hAnsi="Symbol" w:hint="default"/>
+      </w:rPr>
+    </w:lvl>
+    <w:lvl w:ilvl="4" w:tplc="04190003" w:tentative="1">
+      <w:start w:val="1"/>
+      <w:numFmt w:val="bullet"/>
+      <w:lvlText w:val="o"/>
+      <w:lvlJc w:val="left"/>
+      <w:pPr>
+        <w:ind w:left="4309" w:hanging="360"/>
+      </w:pPr>
+      <w:rPr>
+        <w:rFonts w:ascii="Courier New" w:hAnsi="Courier New" w:cs="Courier New" w:hint="default"/>
+      </w:rPr>
+    </w:lvl>
+    <w:lvl w:ilvl="5" w:tplc="04190005" w:tentative="1">
+      <w:start w:val="1"/>
+      <w:numFmt w:val="bullet"/>
+      <w:lvlText w:val=""/>
+      <w:lvlJc w:val="left"/>
+      <w:pPr>
+        <w:ind w:left="5029" w:hanging="360"/>
+      </w:pPr>
+      <w:rPr>
+        <w:rFonts w:ascii="Wingdings" w:hAnsi="Wingdings" w:hint="default"/>
+      </w:rPr>
+    </w:lvl>
+    <w:lvl w:ilvl="6" w:tplc="04190001" w:tentative="1">
+      <w:start w:val="1"/>
+      <w:numFmt w:val="bullet"/>
+      <w:lvlText w:val=""/>
+      <w:lvlJc w:val="left"/>
+      <w:pPr>
+        <w:ind w:left="5749" w:hanging="360"/>
+      </w:pPr>
+      <w:rPr>
+        <w:rFonts w:ascii="Symbol" w:hAnsi="Symbol" w:hint="default"/>
+      </w:rPr>
+    </w:lvl>
+    <w:lvl w:ilvl="7" w:tplc="04190003" w:tentative="1">
+      <w:start w:val="1"/>
+      <w:numFmt w:val="bullet"/>
+      <w:lvlText w:val="o"/>
+      <w:lvlJc w:val="left"/>
+      <w:pPr>
+        <w:ind w:left="6469" w:hanging="360"/>
+      </w:pPr>
+      <w:rPr>
+        <w:rFonts w:ascii="Courier New" w:hAnsi="Courier New" w:cs="Courier New" w:hint="default"/>
+      </w:rPr>
+    </w:lvl>
+    <w:lvl w:ilvl="8" w:tplc="04190005" w:tentative="1">
+      <w:start w:val="1"/>
+      <w:numFmt w:val="bullet"/>
+      <w:lvlText w:val=""/>
+      <w:lvlJc w:val="left"/>
+      <w:pPr>
+        <w:ind w:left="7189" w:hanging="360"/>
+      </w:pPr>
+      <w:rPr>
+        <w:rFonts w:ascii="Wingdings" w:hAnsi="Wingdings" w:hint="default"/>
+      </w:rPr>
+    </w:lvl>
+  </w:abstractNum>
+  <w:abstractNum w:abstractNumId="8" w15:restartNumberingAfterBreak="0">
+    <w:nsid w:val="1FB10E26"/>
+    <w:multiLevelType w:val="hybridMultilevel"/>
+    <w:tmpl w:val="E7B233E8"/>
+    <w:lvl w:ilvl="0" w:tplc="134EE4BE">
+      <w:start w:val="14"/>
+      <w:numFmt w:val="decimal"/>
+      <w:lvlText w:val="%1"/>
+      <w:lvlJc w:val="left"/>
+      <w:pPr>
+        <w:ind w:left="720" w:hanging="360"/>
+      </w:pPr>
+      <w:rPr>
+        <w:rFonts w:hint="default"/>
+      </w:rPr>
+    </w:lvl>
+    <w:lvl w:ilvl="1" w:tplc="04190019" w:tentative="1">
+      <w:start w:val="1"/>
+      <w:numFmt w:val="lowerLetter"/>
+      <w:lvlText w:val="%2."/>
+      <w:lvlJc w:val="left"/>
+      <w:pPr>
+        <w:ind w:left="1440" w:hanging="360"/>
+      </w:pPr>
+    </w:lvl>
+    <w:lvl w:ilvl="2" w:tplc="0419001B" w:tentative="1">
+      <w:start w:val="1"/>
+      <w:numFmt w:val="lowerRoman"/>
+      <w:lvlText w:val="%3."/>
+      <w:lvlJc w:val="right"/>
+      <w:pPr>
+        <w:ind w:left="2160" w:hanging="180"/>
+      </w:pPr>
+    </w:lvl>
+    <w:lvl w:ilvl="3" w:tplc="0419000F" w:tentative="1">
+      <w:start w:val="1"/>
+      <w:numFmt w:val="decimal"/>
+      <w:lvlText w:val="%4."/>
+      <w:lvlJc w:val="left"/>
+      <w:pPr>
+        <w:ind w:left="2880" w:hanging="360"/>
+      </w:pPr>
+    </w:lvl>
+    <w:lvl w:ilvl="4" w:tplc="04190019" w:tentative="1">
+      <w:start w:val="1"/>
+      <w:numFmt w:val="lowerLetter"/>
+      <w:lvlText w:val="%5."/>
+      <w:lvlJc w:val="left"/>
+      <w:pPr>
+        <w:ind w:left="3600" w:hanging="360"/>
+      </w:pPr>
+    </w:lvl>
+    <w:lvl w:ilvl="5" w:tplc="0419001B" w:tentative="1">
+      <w:start w:val="1"/>
+      <w:numFmt w:val="lowerRoman"/>
+      <w:lvlText w:val="%6."/>
+      <w:lvlJc w:val="right"/>
+      <w:pPr>
+        <w:ind w:left="4320" w:hanging="180"/>
+      </w:pPr>
+    </w:lvl>
+    <w:lvl w:ilvl="6" w:tplc="0419000F" w:tentative="1">
+      <w:start w:val="1"/>
+      <w:numFmt w:val="decimal"/>
+      <w:lvlText w:val="%7."/>
+      <w:lvlJc w:val="left"/>
+      <w:pPr>
+        <w:ind w:left="5040" w:hanging="360"/>
+      </w:pPr>
+    </w:lvl>
+    <w:lvl w:ilvl="7" w:tplc="04190019" w:tentative="1">
+      <w:start w:val="1"/>
+      <w:numFmt w:val="lowerLetter"/>
+      <w:lvlText w:val="%8."/>
+      <w:lvlJc w:val="left"/>
+      <w:pPr>
+        <w:ind w:left="5760" w:hanging="360"/>
+      </w:pPr>
+    </w:lvl>
+    <w:lvl w:ilvl="8" w:tplc="0419001B" w:tentative="1">
+      <w:start w:val="1"/>
+      <w:numFmt w:val="lowerRoman"/>
+      <w:lvlText w:val="%9."/>
+      <w:lvlJc w:val="right"/>
+      <w:pPr>
+        <w:ind w:left="6480" w:hanging="180"/>
+      </w:pPr>
+    </w:lvl>
+  </w:abstractNum>
+  <w:abstractNum w:abstractNumId="9" w15:restartNumberingAfterBreak="0">
+    <w:nsid w:val="27940CA4"/>
+    <w:multiLevelType w:val="hybridMultilevel"/>
+    <w:tmpl w:val="396A2B86"/>
+    <w:lvl w:ilvl="0" w:tplc="0419000F">
+      <w:start w:val="1"/>
+      <w:numFmt w:val="decimal"/>
+      <w:lvlText w:val="%1."/>
+      <w:lvlJc w:val="left"/>
+      <w:pPr>
+        <w:ind w:left="720" w:hanging="360"/>
+      </w:pPr>
+    </w:lvl>
+    <w:lvl w:ilvl="1" w:tplc="04190019" w:tentative="1">
+      <w:start w:val="1"/>
+      <w:numFmt w:val="lowerLetter"/>
+      <w:lvlText w:val="%2."/>
+      <w:lvlJc w:val="left"/>
+      <w:pPr>
+        <w:ind w:left="1440" w:hanging="360"/>
+      </w:pPr>
+    </w:lvl>
+    <w:lvl w:ilvl="2" w:tplc="0419001B" w:tentative="1">
+      <w:start w:val="1"/>
+      <w:numFmt w:val="lowerRoman"/>
+      <w:lvlText w:val="%3."/>
+      <w:lvlJc w:val="right"/>
+      <w:pPr>
+        <w:ind w:left="2160" w:hanging="180"/>
+      </w:pPr>
+    </w:lvl>
+    <w:lvl w:ilvl="3" w:tplc="0419000F" w:tentative="1">
+      <w:start w:val="1"/>
+      <w:numFmt w:val="decimal"/>
+      <w:lvlText w:val="%4."/>
+      <w:lvlJc w:val="left"/>
+      <w:pPr>
+        <w:ind w:left="2880" w:hanging="360"/>
+      </w:pPr>
+    </w:lvl>
+    <w:lvl w:ilvl="4" w:tplc="04190019" w:tentative="1">
+      <w:start w:val="1"/>
+      <w:numFmt w:val="lowerLetter"/>
+      <w:lvlText w:val="%5."/>
+      <w:lvlJc w:val="left"/>
+      <w:pPr>
+        <w:ind w:left="3600" w:hanging="360"/>
+      </w:pPr>
+    </w:lvl>
+    <w:lvl w:ilvl="5" w:tplc="0419001B" w:tentative="1">
+      <w:start w:val="1"/>
+      <w:numFmt w:val="lowerRoman"/>
+      <w:lvlText w:val="%6."/>
+      <w:lvlJc w:val="right"/>
+      <w:pPr>
+        <w:ind w:left="4320" w:hanging="180"/>
+      </w:pPr>
+    </w:lvl>
+    <w:lvl w:ilvl="6" w:tplc="0419000F" w:tentative="1">
+      <w:start w:val="1"/>
+      <w:numFmt w:val="decimal"/>
+      <w:lvlText w:val="%7."/>
+      <w:lvlJc w:val="left"/>
+      <w:pPr>
+        <w:ind w:left="5040" w:hanging="360"/>
+      </w:pPr>
+    </w:lvl>
+    <w:lvl w:ilvl="7" w:tplc="04190019" w:tentative="1">
+      <w:start w:val="1"/>
+      <w:numFmt w:val="lowerLetter"/>
+      <w:lvlText w:val="%8."/>
+      <w:lvlJc w:val="left"/>
+      <w:pPr>
+        <w:ind w:left="5760" w:hanging="360"/>
+      </w:pPr>
+    </w:lvl>
+    <w:lvl w:ilvl="8" w:tplc="0419001B" w:tentative="1">
+      <w:start w:val="1"/>
+      <w:numFmt w:val="lowerRoman"/>
+      <w:lvlText w:val="%9."/>
+      <w:lvlJc w:val="right"/>
+      <w:pPr>
+        <w:ind w:left="6480" w:hanging="180"/>
+      </w:pPr>
+    </w:lvl>
+  </w:abstractNum>
+  <w:abstractNum w:abstractNumId="10" w15:restartNumberingAfterBreak="0">
+    <w:nsid w:val="293B03DF"/>
+    <w:multiLevelType w:val="multilevel"/>
+    <w:tmpl w:val="2B9C8EF6"/>
+    <w:lvl w:ilvl="0">
+      <w:start w:val="7"/>
+      <w:numFmt w:val="decimal"/>
+      <w:lvlText w:val="%1."/>
+      <w:lvlJc w:val="left"/>
+      <w:pPr>
+        <w:ind w:left="450" w:hanging="450"/>
+      </w:pPr>
+      <w:rPr>
+        <w:rFonts w:hint="default"/>
+      </w:rPr>
+    </w:lvl>
+    <w:lvl w:ilvl="1">
+      <w:start w:val="1"/>
+      <w:numFmt w:val="decimal"/>
+      <w:lvlText w:val="%1.%2."/>
+      <w:lvlJc w:val="left"/>
+      <w:pPr>
+        <w:ind w:left="1287" w:hanging="720"/>
+      </w:pPr>
+      <w:rPr>
+        <w:rFonts w:hint="default"/>
+        <w:sz w:val="28"/>
+        <w:szCs w:val="28"/>
+      </w:rPr>
+    </w:lvl>
+    <w:lvl w:ilvl="2">
+      <w:start w:val="1"/>
+      <w:numFmt w:val="decimal"/>
+      <w:lvlText w:val="%1.%2.%3."/>
+      <w:lvlJc w:val="left"/>
+      <w:pPr>
+        <w:ind w:left="1854" w:hanging="720"/>
+      </w:pPr>
+      <w:rPr>
+        <w:rFonts w:hint="default"/>
+      </w:rPr>
+    </w:lvl>
+    <w:lvl w:ilvl="3">
+      <w:start w:val="1"/>
+      <w:numFmt w:val="decimal"/>
+      <w:lvlText w:val="%1.%2.%3.%4."/>
+      <w:lvlJc w:val="left"/>
+      <w:pPr>
+        <w:ind w:left="2781" w:hanging="1080"/>
+      </w:pPr>
+      <w:rPr>
+        <w:rFonts w:hint="default"/>
+      </w:rPr>
+    </w:lvl>
+    <w:lvl w:ilvl="4">
+      <w:start w:val="1"/>
+      <w:numFmt w:val="decimal"/>
+      <w:lvlText w:val="%1.%2.%3.%4.%5."/>
+      <w:lvlJc w:val="left"/>
+      <w:pPr>
+        <w:ind w:left="3348" w:hanging="1080"/>
+      </w:pPr>
+      <w:rPr>
+        <w:rFonts w:hint="default"/>
+      </w:rPr>
+    </w:lvl>
+    <w:lvl w:ilvl="5">
+      <w:start w:val="1"/>
+      <w:numFmt w:val="decimal"/>
+      <w:lvlText w:val="%1.%2.%3.%4.%5.%6."/>
+      <w:lvlJc w:val="left"/>
+      <w:pPr>
+        <w:ind w:left="4275" w:hanging="1440"/>
+      </w:pPr>
+      <w:rPr>
+        <w:rFonts w:hint="default"/>
+      </w:rPr>
+    </w:lvl>
+    <w:lvl w:ilvl="6">
+      <w:start w:val="1"/>
+      <w:numFmt w:val="decimal"/>
+      <w:lvlText w:val="%1.%2.%3.%4.%5.%6.%7."/>
+      <w:lvlJc w:val="left"/>
+      <w:pPr>
+        <w:ind w:left="5202" w:hanging="1800"/>
+      </w:pPr>
+      <w:rPr>
+        <w:rFonts w:hint="default"/>
+      </w:rPr>
+    </w:lvl>
+    <w:lvl w:ilvl="7">
+      <w:start w:val="1"/>
+      <w:numFmt w:val="decimal"/>
+      <w:lvlText w:val="%1.%2.%3.%4.%5.%6.%7.%8."/>
+      <w:lvlJc w:val="left"/>
+      <w:pPr>
+        <w:ind w:left="5769" w:hanging="1800"/>
+      </w:pPr>
+      <w:rPr>
+        <w:rFonts w:hint="default"/>
+      </w:rPr>
+    </w:lvl>
+    <w:lvl w:ilvl="8">
+      <w:start w:val="1"/>
+      <w:numFmt w:val="decimal"/>
+      <w:lvlText w:val="%1.%2.%3.%4.%5.%6.%7.%8.%9."/>
+      <w:lvlJc w:val="left"/>
+      <w:pPr>
+        <w:ind w:left="6696" w:hanging="2160"/>
+      </w:pPr>
+      <w:rPr>
+        <w:rFonts w:hint="default"/>
+      </w:rPr>
+    </w:lvl>
+  </w:abstractNum>
+  <w:abstractNum w:abstractNumId="11" w15:restartNumberingAfterBreak="0">
+    <w:nsid w:val="296950C5"/>
+    <w:multiLevelType w:val="multilevel"/>
+    <w:tmpl w:val="0419001F"/>
+    <w:lvl w:ilvl="0">
+      <w:start w:val="1"/>
+      <w:numFmt w:val="decimal"/>
+      <w:lvlText w:val="%1."/>
+      <w:lvlJc w:val="left"/>
+      <w:pPr>
+        <w:ind w:left="360" w:hanging="360"/>
+      </w:pPr>
+    </w:lvl>
+    <w:lvl w:ilvl="1">
+      <w:start w:val="1"/>
+      <w:numFmt w:val="decimal"/>
+      <w:lvlText w:val="%1.%2."/>
+      <w:lvlJc w:val="left"/>
+      <w:pPr>
+        <w:ind w:left="792" w:hanging="432"/>
+      </w:pPr>
+    </w:lvl>
+    <w:lvl w:ilvl="2">
+      <w:start w:val="1"/>
+      <w:numFmt w:val="decimal"/>
+      <w:lvlText w:val="%1.%2.%3."/>
+      <w:lvlJc w:val="left"/>
+      <w:pPr>
+        <w:ind w:left="1224" w:hanging="504"/>
+      </w:pPr>
+    </w:lvl>
+    <w:lvl w:ilvl="3">
+      <w:start w:val="1"/>
+      <w:numFmt w:val="decimal"/>
+      <w:lvlText w:val="%1.%2.%3.%4."/>
+      <w:lvlJc w:val="left"/>
+      <w:pPr>
+        <w:ind w:left="1728" w:hanging="648"/>
+      </w:pPr>
+    </w:lvl>
+    <w:lvl w:ilvl="4">
+      <w:start w:val="1"/>
+      <w:numFmt w:val="decimal"/>
+      <w:lvlText w:val="%1.%2.%3.%4.%5."/>
+      <w:lvlJc w:val="left"/>
+      <w:pPr>
+        <w:ind w:left="2232" w:hanging="792"/>
+      </w:pPr>
+    </w:lvl>
+    <w:lvl w:ilvl="5">
+      <w:start w:val="1"/>
+      <w:numFmt w:val="decimal"/>
+      <w:lvlText w:val="%1.%2.%3.%4.%5.%6."/>
+      <w:lvlJc w:val="left"/>
+      <w:pPr>
+        <w:ind w:left="2736" w:hanging="936"/>
+      </w:pPr>
+    </w:lvl>
+    <w:lvl w:ilvl="6">
+      <w:start w:val="1"/>
+      <w:numFmt w:val="decimal"/>
+      <w:lvlText w:val="%1.%2.%3.%4.%5.%6.%7."/>
+      <w:lvlJc w:val="left"/>
+      <w:pPr>
+        <w:ind w:left="3240" w:hanging="1080"/>
+      </w:pPr>
+    </w:lvl>
+    <w:lvl w:ilvl="7">
+      <w:start w:val="1"/>
+      <w:numFmt w:val="decimal"/>
+      <w:lvlText w:val="%1.%2.%3.%4.%5.%6.%7.%8."/>
+      <w:lvlJc w:val="left"/>
+      <w:pPr>
+        <w:ind w:left="3744" w:hanging="1224"/>
+      </w:pPr>
+    </w:lvl>
+    <w:lvl w:ilvl="8">
+      <w:start w:val="1"/>
+      <w:numFmt w:val="decimal"/>
+      <w:lvlText w:val="%1.%2.%3.%4.%5.%6.%7.%8.%9."/>
+      <w:lvlJc w:val="left"/>
+      <w:pPr>
+        <w:ind w:left="4320" w:hanging="1440"/>
+      </w:pPr>
+    </w:lvl>
+  </w:abstractNum>
+  <w:abstractNum w:abstractNumId="12" w15:restartNumberingAfterBreak="0">
+    <w:nsid w:val="2C5626C5"/>
+    <w:multiLevelType w:val="hybridMultilevel"/>
+    <w:tmpl w:val="F2C2C6B2"/>
+    <w:lvl w:ilvl="0" w:tplc="0419000F">
+      <w:start w:val="1"/>
+      <w:numFmt w:val="decimal"/>
+      <w:lvlText w:val="%1."/>
+      <w:lvlJc w:val="left"/>
+      <w:pPr>
+        <w:ind w:left="720" w:hanging="360"/>
+      </w:pPr>
+      <w:rPr>
+        <w:rFonts w:hint="default"/>
+      </w:rPr>
+    </w:lvl>
+    <w:lvl w:ilvl="1" w:tplc="04190003" w:tentative="1">
+      <w:start w:val="1"/>
+      <w:numFmt w:val="bullet"/>
+      <w:lvlText w:val="o"/>
+      <w:lvlJc w:val="left"/>
+      <w:pPr>
+        <w:ind w:left="1440" w:hanging="360"/>
+      </w:pPr>
+      <w:rPr>
+        <w:rFonts w:ascii="Courier New" w:hAnsi="Courier New" w:cs="Courier New" w:hint="default"/>
+      </w:rPr>
+    </w:lvl>
+    <w:lvl w:ilvl="2" w:tplc="04190005" w:tentative="1">
+      <w:start w:val="1"/>
+      <w:numFmt w:val="bullet"/>
+      <w:lvlText w:val=""/>
+      <w:lvlJc w:val="left"/>
+      <w:pPr>
+        <w:ind w:left="2160" w:hanging="360"/>
+      </w:pPr>
+      <w:rPr>
+        <w:rFonts w:ascii="Wingdings" w:hAnsi="Wingdings" w:hint="default"/>
+      </w:rPr>
+    </w:lvl>
+    <w:lvl w:ilvl="3" w:tplc="04190001" w:tentative="1">
+      <w:start w:val="1"/>
+      <w:numFmt w:val="bullet"/>
+      <w:lvlText w:val=""/>
+      <w:lvlJc w:val="left"/>
+      <w:pPr>
+        <w:ind w:left="2880" w:hanging="360"/>
+      </w:pPr>
+      <w:rPr>
+        <w:rFonts w:ascii="Symbol" w:hAnsi="Symbol" w:hint="default"/>
+      </w:rPr>
+    </w:lvl>
+    <w:lvl w:ilvl="4" w:tplc="04190003" w:tentative="1">
+      <w:start w:val="1"/>
+      <w:numFmt w:val="bullet"/>
+      <w:lvlText w:val="o"/>
+      <w:lvlJc w:val="left"/>
+      <w:pPr>
+        <w:ind w:left="3600" w:hanging="360"/>
+      </w:pPr>
+      <w:rPr>
+        <w:rFonts w:ascii="Courier New" w:hAnsi="Courier New" w:cs="Courier New" w:hint="default"/>
+      </w:rPr>
+    </w:lvl>
+    <w:lvl w:ilvl="5" w:tplc="04190005" w:tentative="1">
+      <w:start w:val="1"/>
+      <w:numFmt w:val="bullet"/>
+      <w:lvlText w:val=""/>
+      <w:lvlJc w:val="left"/>
+      <w:pPr>
+        <w:ind w:left="4320" w:hanging="360"/>
+      </w:pPr>
+      <w:rPr>
+        <w:rFonts w:ascii="Wingdings" w:hAnsi="Wingdings" w:hint="default"/>
+      </w:rPr>
+    </w:lvl>
+    <w:lvl w:ilvl="6" w:tplc="04190001" w:tentative="1">
+      <w:start w:val="1"/>
+      <w:numFmt w:val="bullet"/>
+      <w:lvlText w:val=""/>
+      <w:lvlJc w:val="left"/>
+      <w:pPr>
+        <w:ind w:left="5040" w:hanging="360"/>
+      </w:pPr>
+      <w:rPr>
+        <w:rFonts w:ascii="Symbol" w:hAnsi="Symbol" w:hint="default"/>
+      </w:rPr>
+    </w:lvl>
+    <w:lvl w:ilvl="7" w:tplc="04190003" w:tentative="1">
+      <w:start w:val="1"/>
+      <w:numFmt w:val="bullet"/>
+      <w:lvlText w:val="o"/>
+      <w:lvlJc w:val="left"/>
+      <w:pPr>
+        <w:ind w:left="5760" w:hanging="360"/>
+      </w:pPr>
+      <w:rPr>
+        <w:rFonts w:ascii="Courier New" w:hAnsi="Courier New" w:cs="Courier New" w:hint="default"/>
+      </w:rPr>
+    </w:lvl>
+    <w:lvl w:ilvl="8" w:tplc="04190005" w:tentative="1">
+      <w:start w:val="1"/>
+      <w:numFmt w:val="bullet"/>
+      <w:lvlText w:val=""/>
+      <w:lvlJc w:val="left"/>
+      <w:pPr>
+        <w:ind w:left="6480" w:hanging="360"/>
+      </w:pPr>
+      <w:rPr>
+        <w:rFonts w:ascii="Wingdings" w:hAnsi="Wingdings" w:hint="default"/>
+      </w:rPr>
+    </w:lvl>
+  </w:abstractNum>
+  <w:abstractNum w:abstractNumId="13" w15:restartNumberingAfterBreak="0">
+    <w:nsid w:val="2E912007"/>
+    <w:multiLevelType w:val="multilevel"/>
+    <w:tmpl w:val="9842B6F2"/>
+    <w:lvl w:ilvl="0">
+      <w:start w:val="11"/>
+      <w:numFmt w:val="decimal"/>
+      <w:lvlText w:val="%1."/>
+      <w:lvlJc w:val="left"/>
+      <w:pPr>
+        <w:ind w:left="600" w:hanging="600"/>
+      </w:pPr>
+      <w:rPr>
+        <w:rFonts w:hint="default"/>
+      </w:rPr>
+    </w:lvl>
+    <w:lvl w:ilvl="1">
+      <w:start w:val="1"/>
+      <w:numFmt w:val="decimal"/>
+      <w:lvlText w:val="11.%2"/>
+      <w:lvlJc w:val="left"/>
+      <w:pPr>
+        <w:ind w:left="1287" w:hanging="720"/>
+      </w:pPr>
+      <w:rPr>
+        <w:rFonts w:hint="default"/>
+      </w:rPr>
+    </w:lvl>
+    <w:lvl w:ilvl="2">
+      <w:start w:val="1"/>
+      <w:numFmt w:val="decimal"/>
+      <w:lvlText w:val="%1.%2.%3."/>
+      <w:lvlJc w:val="left"/>
+      <w:pPr>
+        <w:ind w:left="1854" w:hanging="720"/>
+      </w:pPr>
+      <w:rPr>
+        <w:rFonts w:hint="default"/>
+      </w:rPr>
+    </w:lvl>
+    <w:lvl w:ilvl="3">
+      <w:start w:val="1"/>
+      <w:numFmt w:val="decimal"/>
+      <w:lvlText w:val="%1.%2.%3.%4."/>
+      <w:lvlJc w:val="left"/>
+      <w:pPr>
+        <w:ind w:left="2781" w:hanging="1080"/>
+      </w:pPr>
+      <w:rPr>
+        <w:rFonts w:hint="default"/>
+      </w:rPr>
+    </w:lvl>
+    <w:lvl w:ilvl="4">
+      <w:start w:val="1"/>
+      <w:numFmt w:val="decimal"/>
+      <w:lvlText w:val="%1.%2.%3.%4.%5."/>
+      <w:lvlJc w:val="left"/>
+      <w:pPr>
+        <w:ind w:left="3348" w:hanging="1080"/>
+      </w:pPr>
+      <w:rPr>
+        <w:rFonts w:hint="default"/>
+      </w:rPr>
+    </w:lvl>
+    <w:lvl w:ilvl="5">
+      <w:start w:val="1"/>
+      <w:numFmt w:val="decimal"/>
+      <w:lvlText w:val="%1.%2.%3.%4.%5.%6."/>
+      <w:lvlJc w:val="left"/>
+      <w:pPr>
+        <w:ind w:left="4275" w:hanging="1440"/>
+      </w:pPr>
+      <w:rPr>
+        <w:rFonts w:hint="default"/>
+      </w:rPr>
+    </w:lvl>
+    <w:lvl w:ilvl="6">
+      <w:start w:val="1"/>
+      <w:numFmt w:val="decimal"/>
+      <w:lvlText w:val="%1.%2.%3.%4.%5.%6.%7."/>
+      <w:lvlJc w:val="left"/>
+      <w:pPr>
+        <w:ind w:left="5202" w:hanging="1800"/>
+      </w:pPr>
+      <w:rPr>
+        <w:rFonts w:hint="default"/>
+      </w:rPr>
+    </w:lvl>
+    <w:lvl w:ilvl="7">
+      <w:start w:val="1"/>
+      <w:numFmt w:val="decimal"/>
+      <w:lvlText w:val="%1.%2.%3.%4.%5.%6.%7.%8."/>
+      <w:lvlJc w:val="left"/>
+      <w:pPr>
+        <w:ind w:left="5769" w:hanging="1800"/>
+      </w:pPr>
+      <w:rPr>
+        <w:rFonts w:hint="default"/>
+      </w:rPr>
+    </w:lvl>
+    <w:lvl w:ilvl="8">
+      <w:start w:val="1"/>
+      <w:numFmt w:val="decimal"/>
+      <w:lvlText w:val="%1.%2.%3.%4.%5.%6.%7.%8.%9."/>
+      <w:lvlJc w:val="left"/>
+      <w:pPr>
+        <w:ind w:left="6696" w:hanging="2160"/>
+      </w:pPr>
+      <w:rPr>
+        <w:rFonts w:hint="default"/>
+      </w:rPr>
+    </w:lvl>
+  </w:abstractNum>
+  <w:abstractNum w:abstractNumId="14" w15:restartNumberingAfterBreak="0">
+    <w:nsid w:val="313C79DE"/>
+    <w:multiLevelType w:val="multilevel"/>
+    <w:tmpl w:val="EE9EBE58"/>
+    <w:lvl w:ilvl="0">
+      <w:start w:val="1"/>
+      <w:numFmt w:val="decimal"/>
+      <w:lvlText w:val="%1."/>
+      <w:lvlJc w:val="left"/>
+      <w:pPr>
+        <w:ind w:left="644" w:hanging="360"/>
+      </w:pPr>
+      <w:rPr>
+        <w:rFonts w:hint="default"/>
+        <w:b w:val="0"/>
+      </w:rPr>
+    </w:lvl>
+    <w:lvl w:ilvl="1">
+      <w:start w:val="1"/>
+      <w:numFmt w:val="decimal"/>
+      <w:isLgl/>
+      <w:lvlText w:val="%1.%2."/>
+      <w:lvlJc w:val="left"/>
+      <w:pPr>
+        <w:ind w:left="1004" w:hanging="720"/>
+      </w:pPr>
+      <w:rPr>
+        <w:rFonts w:hint="default"/>
+      </w:rPr>
+    </w:lvl>
+    <w:lvl w:ilvl="2">
+      <w:start w:val="1"/>
+      <w:numFmt w:val="decimal"/>
+      <w:isLgl/>
+      <w:lvlText w:val="%1.%2.%3."/>
+      <w:lvlJc w:val="left"/>
+      <w:pPr>
+        <w:ind w:left="1004" w:hanging="720"/>
+      </w:pPr>
+      <w:rPr>
+        <w:rFonts w:hint="default"/>
+      </w:rPr>
+    </w:lvl>
+    <w:lvl w:ilvl="3">
+      <w:start w:val="1"/>
+      <w:numFmt w:val="decimal"/>
+      <w:isLgl/>
+      <w:lvlText w:val="%1.%2.%3.%4."/>
+      <w:lvlJc w:val="left"/>
+      <w:pPr>
+        <w:ind w:left="1364" w:hanging="1080"/>
+      </w:pPr>
+      <w:rPr>
+        <w:rFonts w:hint="default"/>
+      </w:rPr>
+    </w:lvl>
+    <w:lvl w:ilvl="4">
+      <w:start w:val="1"/>
+      <w:numFmt w:val="decimal"/>
+      <w:isLgl/>
+      <w:lvlText w:val="%1.%2.%3.%4.%5."/>
+      <w:lvlJc w:val="left"/>
+      <w:pPr>
+        <w:ind w:left="1364" w:hanging="1080"/>
+      </w:pPr>
+      <w:rPr>
+        <w:rFonts w:hint="default"/>
+      </w:rPr>
+    </w:lvl>
+    <w:lvl w:ilvl="5">
+      <w:start w:val="1"/>
+      <w:numFmt w:val="decimal"/>
+      <w:isLgl/>
+      <w:lvlText w:val="%1.%2.%3.%4.%5.%6."/>
+      <w:lvlJc w:val="left"/>
+      <w:pPr>
+        <w:ind w:left="1724" w:hanging="1440"/>
+      </w:pPr>
+      <w:rPr>
+        <w:rFonts w:hint="default"/>
+      </w:rPr>
+    </w:lvl>
+    <w:lvl w:ilvl="6">
+      <w:start w:val="1"/>
+      <w:numFmt w:val="decimal"/>
+      <w:isLgl/>
+      <w:lvlText w:val="%1.%2.%3.%4.%5.%6.%7."/>
+      <w:lvlJc w:val="left"/>
+      <w:pPr>
+        <w:ind w:left="2084" w:hanging="1800"/>
+      </w:pPr>
+      <w:rPr>
+        <w:rFonts w:hint="default"/>
+      </w:rPr>
+    </w:lvl>
+    <w:lvl w:ilvl="7">
+      <w:start w:val="1"/>
+      <w:numFmt w:val="decimal"/>
+      <w:isLgl/>
+      <w:lvlText w:val="%1.%2.%3.%4.%5.%6.%7.%8."/>
+      <w:lvlJc w:val="left"/>
+      <w:pPr>
+        <w:ind w:left="2084" w:hanging="1800"/>
+      </w:pPr>
+      <w:rPr>
+        <w:rFonts w:hint="default"/>
+      </w:rPr>
+    </w:lvl>
+    <w:lvl w:ilvl="8">
+      <w:start w:val="1"/>
+      <w:numFmt w:val="decimal"/>
+      <w:isLgl/>
+      <w:lvlText w:val="%1.%2.%3.%4.%5.%6.%7.%8.%9."/>
+      <w:lvlJc w:val="left"/>
+      <w:pPr>
+        <w:ind w:left="2444" w:hanging="2160"/>
+      </w:pPr>
+      <w:rPr>
+        <w:rFonts w:hint="default"/>
+      </w:rPr>
+    </w:lvl>
+  </w:abstractNum>
+  <w:abstractNum w:abstractNumId="15" w15:restartNumberingAfterBreak="0">
+    <w:nsid w:val="363845F9"/>
+    <w:multiLevelType w:val="multilevel"/>
+    <w:tmpl w:val="CF3836CC"/>
+    <w:lvl w:ilvl="0">
+      <w:start w:val="5"/>
+      <w:numFmt w:val="decimal"/>
+      <w:lvlText w:val="%1."/>
+      <w:lvlJc w:val="left"/>
+      <w:pPr>
+        <w:ind w:left="450" w:hanging="450"/>
+      </w:pPr>
+      <w:rPr>
+        <w:rFonts w:eastAsia="Calibri" w:hint="default"/>
+      </w:rPr>
+    </w:lvl>
+    <w:lvl w:ilvl="1">
+      <w:start w:val="1"/>
+      <w:numFmt w:val="decimal"/>
+      <w:lvlText w:val="%1.%2."/>
+      <w:lvlJc w:val="left"/>
+      <w:pPr>
+        <w:ind w:left="1288" w:hanging="720"/>
+      </w:pPr>
+      <w:rPr>
+        <w:rFonts w:eastAsia="Calibri" w:hint="default"/>
+        <w:sz w:val="28"/>
+        <w:szCs w:val="28"/>
+      </w:rPr>
+    </w:lvl>
+    <w:lvl w:ilvl="2">
+      <w:start w:val="1"/>
+      <w:numFmt w:val="decimal"/>
+      <w:lvlText w:val="%1.%2.%3."/>
+      <w:lvlJc w:val="left"/>
+      <w:pPr>
+        <w:ind w:left="1854" w:hanging="720"/>
+      </w:pPr>
+      <w:rPr>
+        <w:rFonts w:eastAsia="Calibri" w:hint="default"/>
+      </w:rPr>
+    </w:lvl>
+    <w:lvl w:ilvl="3">
+      <w:start w:val="1"/>
+      <w:numFmt w:val="decimal"/>
+      <w:lvlText w:val="%1.%2.%3.%4."/>
+      <w:lvlJc w:val="left"/>
+      <w:pPr>
+        <w:ind w:left="2781" w:hanging="1080"/>
+      </w:pPr>
+      <w:rPr>
+        <w:rFonts w:eastAsia="Calibri" w:hint="default"/>
+      </w:rPr>
+    </w:lvl>
+    <w:lvl w:ilvl="4">
+      <w:start w:val="1"/>
+      <w:numFmt w:val="decimal"/>
+      <w:lvlText w:val="%1.%2.%3.%4.%5."/>
+      <w:lvlJc w:val="left"/>
+      <w:pPr>
+        <w:ind w:left="3348" w:hanging="1080"/>
+      </w:pPr>
+      <w:rPr>
+        <w:rFonts w:eastAsia="Calibri" w:hint="default"/>
+      </w:rPr>
+    </w:lvl>
+    <w:lvl w:ilvl="5">
+      <w:start w:val="1"/>
+      <w:numFmt w:val="decimal"/>
+      <w:lvlText w:val="%1.%2.%3.%4.%5.%6."/>
+      <w:lvlJc w:val="left"/>
+      <w:pPr>
+        <w:ind w:left="4275" w:hanging="1440"/>
+      </w:pPr>
+      <w:rPr>
+        <w:rFonts w:eastAsia="Calibri" w:hint="default"/>
+      </w:rPr>
+    </w:lvl>
+    <w:lvl w:ilvl="6">
+      <w:start w:val="1"/>
+      <w:numFmt w:val="decimal"/>
+      <w:lvlText w:val="%1.%2.%3.%4.%5.%6.%7."/>
+      <w:lvlJc w:val="left"/>
+      <w:pPr>
+        <w:ind w:left="5202" w:hanging="1800"/>
+      </w:pPr>
+      <w:rPr>
+        <w:rFonts w:eastAsia="Calibri" w:hint="default"/>
+      </w:rPr>
+    </w:lvl>
+    <w:lvl w:ilvl="7">
+      <w:start w:val="1"/>
+      <w:numFmt w:val="decimal"/>
+      <w:lvlText w:val="%1.%2.%3.%4.%5.%6.%7.%8."/>
+      <w:lvlJc w:val="left"/>
+      <w:pPr>
+        <w:ind w:left="5769" w:hanging="1800"/>
+      </w:pPr>
+      <w:rPr>
+        <w:rFonts w:eastAsia="Calibri" w:hint="default"/>
+      </w:rPr>
+    </w:lvl>
+    <w:lvl w:ilvl="8">
+      <w:start w:val="1"/>
+      <w:numFmt w:val="decimal"/>
+      <w:lvlText w:val="%1.%2.%3.%4.%5.%6.%7.%8.%9."/>
+      <w:lvlJc w:val="left"/>
+      <w:pPr>
+        <w:ind w:left="6696" w:hanging="2160"/>
+      </w:pPr>
+      <w:rPr>
+        <w:rFonts w:eastAsia="Calibri" w:hint="default"/>
+      </w:rPr>
+    </w:lvl>
+  </w:abstractNum>
+  <w:abstractNum w:abstractNumId="16" w15:restartNumberingAfterBreak="0">
+    <w:nsid w:val="371153D3"/>
+    <w:multiLevelType w:val="hybridMultilevel"/>
+    <w:tmpl w:val="F5904A9E"/>
+    <w:lvl w:ilvl="0" w:tplc="0419000B">
+      <w:start w:val="1"/>
+      <w:numFmt w:val="bullet"/>
+      <w:lvlText w:val=""/>
+      <w:lvlJc w:val="left"/>
+      <w:pPr>
+        <w:ind w:left="1429" w:hanging="360"/>
+      </w:pPr>
+      <w:rPr>
+        <w:rFonts w:ascii="Wingdings" w:hAnsi="Wingdings" w:hint="default"/>
+      </w:rPr>
+    </w:lvl>
+    <w:lvl w:ilvl="1" w:tplc="04190003" w:tentative="1">
+      <w:start w:val="1"/>
+      <w:numFmt w:val="bullet"/>
+      <w:lvlText w:val="o"/>
+      <w:lvlJc w:val="left"/>
+      <w:pPr>
+        <w:ind w:left="2149" w:hanging="360"/>
+      </w:pPr>
+      <w:rPr>
+        <w:rFonts w:ascii="Courier New" w:hAnsi="Courier New" w:cs="Courier New" w:hint="default"/>
+      </w:rPr>
+    </w:lvl>
+    <w:lvl w:ilvl="2" w:tplc="04190005" w:tentative="1">
+      <w:start w:val="1"/>
+      <w:numFmt w:val="bullet"/>
+      <w:lvlText w:val=""/>
+      <w:lvlJc w:val="left"/>
+      <w:pPr>
+        <w:ind w:left="2869" w:hanging="360"/>
+      </w:pPr>
+      <w:rPr>
+        <w:rFonts w:ascii="Wingdings" w:hAnsi="Wingdings" w:hint="default"/>
+      </w:rPr>
+    </w:lvl>
+    <w:lvl w:ilvl="3" w:tplc="04190001" w:tentative="1">
+      <w:start w:val="1"/>
+      <w:numFmt w:val="bullet"/>
+      <w:lvlText w:val=""/>
+      <w:lvlJc w:val="left"/>
+      <w:pPr>
+        <w:ind w:left="3589" w:hanging="360"/>
+      </w:pPr>
+      <w:rPr>
+        <w:rFonts w:ascii="Symbol" w:hAnsi="Symbol" w:hint="default"/>
+      </w:rPr>
+    </w:lvl>
+    <w:lvl w:ilvl="4" w:tplc="04190003" w:tentative="1">
+      <w:start w:val="1"/>
+      <w:numFmt w:val="bullet"/>
+      <w:lvlText w:val="o"/>
+      <w:lvlJc w:val="left"/>
+      <w:pPr>
+        <w:ind w:left="4309" w:hanging="360"/>
+      </w:pPr>
+      <w:rPr>
+        <w:rFonts w:ascii="Courier New" w:hAnsi="Courier New" w:cs="Courier New" w:hint="default"/>
+      </w:rPr>
+    </w:lvl>
+    <w:lvl w:ilvl="5" w:tplc="04190005" w:tentative="1">
+      <w:start w:val="1"/>
+      <w:numFmt w:val="bullet"/>
+      <w:lvlText w:val=""/>
+      <w:lvlJc w:val="left"/>
+      <w:pPr>
+        <w:ind w:left="5029" w:hanging="360"/>
+      </w:pPr>
+      <w:rPr>
+        <w:rFonts w:ascii="Wingdings" w:hAnsi="Wingdings" w:hint="default"/>
+      </w:rPr>
+    </w:lvl>
+    <w:lvl w:ilvl="6" w:tplc="04190001" w:tentative="1">
+      <w:start w:val="1"/>
+      <w:numFmt w:val="bullet"/>
+      <w:lvlText w:val=""/>
+      <w:lvlJc w:val="left"/>
+      <w:pPr>
+        <w:ind w:left="5749" w:hanging="360"/>
+      </w:pPr>
+      <w:rPr>
+        <w:rFonts w:ascii="Symbol" w:hAnsi="Symbol" w:hint="default"/>
+      </w:rPr>
+    </w:lvl>
+    <w:lvl w:ilvl="7" w:tplc="04190003" w:tentative="1">
+      <w:start w:val="1"/>
+      <w:numFmt w:val="bullet"/>
+      <w:lvlText w:val="o"/>
+      <w:lvlJc w:val="left"/>
+      <w:pPr>
+        <w:ind w:left="6469" w:hanging="360"/>
+      </w:pPr>
+      <w:rPr>
+        <w:rFonts w:ascii="Courier New" w:hAnsi="Courier New" w:cs="Courier New" w:hint="default"/>
+      </w:rPr>
+    </w:lvl>
+    <w:lvl w:ilvl="8" w:tplc="04190005" w:tentative="1">
+      <w:start w:val="1"/>
+      <w:numFmt w:val="bullet"/>
+      <w:lvlText w:val=""/>
+      <w:lvlJc w:val="left"/>
+      <w:pPr>
+        <w:ind w:left="7189" w:hanging="360"/>
+      </w:pPr>
+      <w:rPr>
+        <w:rFonts w:ascii="Wingdings" w:hAnsi="Wingdings" w:hint="default"/>
+      </w:rPr>
+    </w:lvl>
+  </w:abstractNum>
+  <w:abstractNum w:abstractNumId="17" w15:restartNumberingAfterBreak="0">
+    <w:nsid w:val="3B12617E"/>
+    <w:multiLevelType w:val="hybridMultilevel"/>
+    <w:tmpl w:val="B54E1D0C"/>
+    <w:lvl w:ilvl="0" w:tplc="0419000B">
+      <w:start w:val="1"/>
+      <w:numFmt w:val="bullet"/>
+      <w:lvlText w:val=""/>
+      <w:lvlJc w:val="left"/>
+      <w:pPr>
+        <w:ind w:left="2014" w:hanging="1305"/>
+      </w:pPr>
+      <w:rPr>
+        <w:rFonts w:ascii="Wingdings" w:hAnsi="Wingdings" w:hint="default"/>
+      </w:rPr>
+    </w:lvl>
+    <w:lvl w:ilvl="1" w:tplc="04190003" w:tentative="1">
+      <w:start w:val="1"/>
+      <w:numFmt w:val="bullet"/>
+      <w:lvlText w:val="o"/>
+      <w:lvlJc w:val="left"/>
+      <w:pPr>
+        <w:ind w:left="1789" w:hanging="360"/>
+      </w:pPr>
+      <w:rPr>
+        <w:rFonts w:ascii="Courier New" w:hAnsi="Courier New" w:cs="Courier New" w:hint="default"/>
+      </w:rPr>
+    </w:lvl>
+    <w:lvl w:ilvl="2" w:tplc="04190005" w:tentative="1">
+      <w:start w:val="1"/>
+      <w:numFmt w:val="bullet"/>
+      <w:lvlText w:val=""/>
+      <w:lvlJc w:val="left"/>
+      <w:pPr>
+        <w:ind w:left="2509" w:hanging="360"/>
+      </w:pPr>
+      <w:rPr>
+        <w:rFonts w:ascii="Wingdings" w:hAnsi="Wingdings" w:hint="default"/>
+      </w:rPr>
+    </w:lvl>
+    <w:lvl w:ilvl="3" w:tplc="04190001" w:tentative="1">
+      <w:start w:val="1"/>
+      <w:numFmt w:val="bullet"/>
+      <w:lvlText w:val=""/>
+      <w:lvlJc w:val="left"/>
+      <w:pPr>
+        <w:ind w:left="3229" w:hanging="360"/>
+      </w:pPr>
+      <w:rPr>
+        <w:rFonts w:ascii="Symbol" w:hAnsi="Symbol" w:hint="default"/>
+      </w:rPr>
+    </w:lvl>
+    <w:lvl w:ilvl="4" w:tplc="04190003" w:tentative="1">
+      <w:start w:val="1"/>
+      <w:numFmt w:val="bullet"/>
+      <w:lvlText w:val="o"/>
+      <w:lvlJc w:val="left"/>
+      <w:pPr>
+        <w:ind w:left="3949" w:hanging="360"/>
+      </w:pPr>
+      <w:rPr>
+        <w:rFonts w:ascii="Courier New" w:hAnsi="Courier New" w:cs="Courier New" w:hint="default"/>
+      </w:rPr>
+    </w:lvl>
+    <w:lvl w:ilvl="5" w:tplc="04190005" w:tentative="1">
+      <w:start w:val="1"/>
+      <w:numFmt w:val="bullet"/>
+      <w:lvlText w:val=""/>
+      <w:lvlJc w:val="left"/>
+      <w:pPr>
+        <w:ind w:left="4669" w:hanging="360"/>
+      </w:pPr>
+      <w:rPr>
+        <w:rFonts w:ascii="Wingdings" w:hAnsi="Wingdings" w:hint="default"/>
+      </w:rPr>
+    </w:lvl>
+    <w:lvl w:ilvl="6" w:tplc="04190001" w:tentative="1">
+      <w:start w:val="1"/>
+      <w:numFmt w:val="bullet"/>
+      <w:lvlText w:val=""/>
+      <w:lvlJc w:val="left"/>
+      <w:pPr>
+        <w:ind w:left="5389" w:hanging="360"/>
+      </w:pPr>
+      <w:rPr>
+        <w:rFonts w:ascii="Symbol" w:hAnsi="Symbol" w:hint="default"/>
+      </w:rPr>
+    </w:lvl>
+    <w:lvl w:ilvl="7" w:tplc="04190003" w:tentative="1">
+      <w:start w:val="1"/>
+      <w:numFmt w:val="bullet"/>
+      <w:lvlText w:val="o"/>
+      <w:lvlJc w:val="left"/>
+      <w:pPr>
+        <w:ind w:left="6109" w:hanging="360"/>
+      </w:pPr>
+      <w:rPr>
+        <w:rFonts w:ascii="Courier New" w:hAnsi="Courier New" w:cs="Courier New" w:hint="default"/>
+      </w:rPr>
+    </w:lvl>
+    <w:lvl w:ilvl="8" w:tplc="04190005" w:tentative="1">
+      <w:start w:val="1"/>
+      <w:numFmt w:val="bullet"/>
+      <w:lvlText w:val=""/>
+      <w:lvlJc w:val="left"/>
+      <w:pPr>
+        <w:ind w:left="6829" w:hanging="360"/>
+      </w:pPr>
+      <w:rPr>
+        <w:rFonts w:ascii="Wingdings" w:hAnsi="Wingdings" w:hint="default"/>
+      </w:rPr>
+    </w:lvl>
+  </w:abstractNum>
+  <w:abstractNum w:abstractNumId="18" w15:restartNumberingAfterBreak="0">
+    <w:nsid w:val="3E69106A"/>
+    <w:multiLevelType w:val="multilevel"/>
+    <w:tmpl w:val="1D3AA96A"/>
+    <w:lvl w:ilvl="0">
+      <w:start w:val="1"/>
+      <w:numFmt w:val="decimal"/>
+      <w:lvlText w:val="%1"/>
+      <w:lvlJc w:val="left"/>
+      <w:pPr>
+        <w:ind w:left="360" w:hanging="360"/>
+      </w:pPr>
+      <w:rPr>
+        <w:rFonts w:hint="default"/>
+      </w:rPr>
+    </w:lvl>
+    <w:lvl w:ilvl="1">
+      <w:start w:val="1"/>
+      <w:numFmt w:val="decimal"/>
+      <w:lvlText w:val="%1.%2"/>
+      <w:lvlJc w:val="left"/>
+      <w:pPr>
+        <w:ind w:left="792" w:hanging="432"/>
+      </w:pPr>
+      <w:rPr>
+        <w:rFonts w:hint="default"/>
+      </w:rPr>
+    </w:lvl>
+    <w:lvl w:ilvl="2">
+      <w:start w:val="1"/>
+      <w:numFmt w:val="decimal"/>
+      <w:lvlText w:val="%1.%2.%3."/>
+      <w:lvlJc w:val="left"/>
+      <w:pPr>
+        <w:ind w:left="1224" w:hanging="504"/>
+      </w:pPr>
+      <w:rPr>
+        <w:rFonts w:hint="default"/>
+      </w:rPr>
+    </w:lvl>
+    <w:lvl w:ilvl="3">
+      <w:start w:val="1"/>
+      <w:numFmt w:val="decimal"/>
+      <w:lvlText w:val="%1.%2.%3.%4."/>
+      <w:lvlJc w:val="left"/>
+      <w:pPr>
+        <w:ind w:left="1728" w:hanging="648"/>
+      </w:pPr>
+      <w:rPr>
+        <w:rFonts w:hint="default"/>
+      </w:rPr>
+    </w:lvl>
+    <w:lvl w:ilvl="4">
+      <w:start w:val="1"/>
+      <w:numFmt w:val="decimal"/>
+      <w:lvlText w:val="%1.%2.%3.%4.%5."/>
+      <w:lvlJc w:val="left"/>
+      <w:pPr>
+        <w:ind w:left="2232" w:hanging="792"/>
+      </w:pPr>
+      <w:rPr>
+        <w:rFonts w:hint="default"/>
+      </w:rPr>
+    </w:lvl>
+    <w:lvl w:ilvl="5">
+      <w:start w:val="1"/>
+      <w:numFmt w:val="decimal"/>
+      <w:lvlText w:val="%1.%2.%3.%4.%5.%6."/>
+      <w:lvlJc w:val="left"/>
+      <w:pPr>
+        <w:ind w:left="2736" w:hanging="936"/>
+      </w:pPr>
+      <w:rPr>
+        <w:rFonts w:hint="default"/>
+      </w:rPr>
+    </w:lvl>
+    <w:lvl w:ilvl="6">
+      <w:start w:val="1"/>
+      <w:numFmt w:val="decimal"/>
+      <w:lvlText w:val="%1.%2.%3.%4.%5.%6.%7."/>
+      <w:lvlJc w:val="left"/>
+      <w:pPr>
+        <w:ind w:left="3240" w:hanging="1080"/>
+      </w:pPr>
+      <w:rPr>
+        <w:rFonts w:hint="default"/>
+      </w:rPr>
+    </w:lvl>
+    <w:lvl w:ilvl="7">
+      <w:start w:val="1"/>
+      <w:numFmt w:val="decimal"/>
+      <w:lvlText w:val="%1.%2.%3.%4.%5.%6.%7.%8."/>
+      <w:lvlJc w:val="left"/>
+      <w:pPr>
+        <w:ind w:left="3744" w:hanging="1224"/>
+      </w:pPr>
+      <w:rPr>
+        <w:rFonts w:hint="default"/>
+      </w:rPr>
+    </w:lvl>
+    <w:lvl w:ilvl="8">
+      <w:start w:val="1"/>
+      <w:numFmt w:val="decimal"/>
+      <w:lvlText w:val="%1.%2.%3.%4.%5.%6.%7.%8.%9."/>
+      <w:lvlJc w:val="left"/>
+      <w:pPr>
+        <w:ind w:left="4320" w:hanging="1440"/>
+      </w:pPr>
+      <w:rPr>
+        <w:rFonts w:hint="default"/>
+      </w:rPr>
+    </w:lvl>
+  </w:abstractNum>
+  <w:abstractNum w:abstractNumId="19" w15:restartNumberingAfterBreak="0">
+    <w:nsid w:val="405E1F3B"/>
+    <w:multiLevelType w:val="multilevel"/>
+    <w:tmpl w:val="AA88C68E"/>
+    <w:lvl w:ilvl="0">
+      <w:start w:val="5"/>
+      <w:numFmt w:val="decimal"/>
+      <w:lvlText w:val="%1."/>
+      <w:lvlJc w:val="left"/>
+      <w:pPr>
+        <w:ind w:left="450" w:hanging="450"/>
+      </w:pPr>
+      <w:rPr>
+        <w:rFonts w:eastAsia="Calibri" w:hint="default"/>
+      </w:rPr>
+    </w:lvl>
+    <w:lvl w:ilvl="1">
+      <w:start w:val="1"/>
+      <w:numFmt w:val="decimal"/>
+      <w:lvlText w:val="4.%2"/>
+      <w:lvlJc w:val="left"/>
+      <w:pPr>
+        <w:ind w:left="5115" w:hanging="720"/>
+      </w:pPr>
+      <w:rPr>
+        <w:rFonts w:ascii="Times New Roman" w:hAnsi="Times New Roman" w:cs="Times New Roman" w:hint="default"/>
+        <w:sz w:val="28"/>
+        <w:szCs w:val="28"/>
+      </w:rPr>
+    </w:lvl>
+    <w:lvl w:ilvl="2">
+      <w:start w:val="1"/>
+      <w:numFmt w:val="decimal"/>
+      <w:lvlText w:val="%1.%2.%3."/>
+      <w:lvlJc w:val="left"/>
+      <w:pPr>
+        <w:ind w:left="1854" w:hanging="720"/>
+      </w:pPr>
+      <w:rPr>
+        <w:rFonts w:eastAsia="Calibri" w:hint="default"/>
+      </w:rPr>
+    </w:lvl>
+    <w:lvl w:ilvl="3">
+      <w:start w:val="1"/>
+      <w:numFmt w:val="decimal"/>
+      <w:lvlText w:val="%1.%2.%3.%4."/>
+      <w:lvlJc w:val="left"/>
+      <w:pPr>
+        <w:ind w:left="2781" w:hanging="1080"/>
+      </w:pPr>
+      <w:rPr>
+        <w:rFonts w:eastAsia="Calibri" w:hint="default"/>
+      </w:rPr>
+    </w:lvl>
+    <w:lvl w:ilvl="4">
+      <w:start w:val="1"/>
+      <w:numFmt w:val="decimal"/>
+      <w:lvlText w:val="%1.%2.%3.%4.%5."/>
+      <w:lvlJc w:val="left"/>
+      <w:pPr>
+        <w:ind w:left="3348" w:hanging="1080"/>
+      </w:pPr>
+      <w:rPr>
+        <w:rFonts w:eastAsia="Calibri" w:hint="default"/>
+      </w:rPr>
+    </w:lvl>
+    <w:lvl w:ilvl="5">
+      <w:start w:val="1"/>
+      <w:numFmt w:val="decimal"/>
+      <w:lvlText w:val="%1.%2.%3.%4.%5.%6."/>
+      <w:lvlJc w:val="left"/>
+      <w:pPr>
+        <w:ind w:left="4275" w:hanging="1440"/>
+      </w:pPr>
+      <w:rPr>
+        <w:rFonts w:eastAsia="Calibri" w:hint="default"/>
+      </w:rPr>
+    </w:lvl>
+    <w:lvl w:ilvl="6">
+      <w:start w:val="1"/>
+      <w:numFmt w:val="decimal"/>
+      <w:lvlText w:val="%1.%2.%3.%4.%5.%6.%7."/>
+      <w:lvlJc w:val="left"/>
+      <w:pPr>
+        <w:ind w:left="5202" w:hanging="1800"/>
+      </w:pPr>
+      <w:rPr>
+        <w:rFonts w:eastAsia="Calibri" w:hint="default"/>
+      </w:rPr>
+    </w:lvl>
+    <w:lvl w:ilvl="7">
+      <w:start w:val="1"/>
+      <w:numFmt w:val="decimal"/>
+      <w:lvlText w:val="%1.%2.%3.%4.%5.%6.%7.%8."/>
+      <w:lvlJc w:val="left"/>
+      <w:pPr>
+        <w:ind w:left="5769" w:hanging="1800"/>
+      </w:pPr>
+      <w:rPr>
+        <w:rFonts w:eastAsia="Calibri" w:hint="default"/>
+      </w:rPr>
+    </w:lvl>
+    <w:lvl w:ilvl="8">
+      <w:start w:val="1"/>
+      <w:numFmt w:val="decimal"/>
+      <w:lvlText w:val="%1.%2.%3.%4.%5.%6.%7.%8.%9."/>
+      <w:lvlJc w:val="left"/>
+      <w:pPr>
+        <w:ind w:left="6696" w:hanging="2160"/>
+      </w:pPr>
+      <w:rPr>
+        <w:rFonts w:eastAsia="Calibri" w:hint="default"/>
+      </w:rPr>
+    </w:lvl>
+  </w:abstractNum>
+  <w:abstractNum w:abstractNumId="20" w15:restartNumberingAfterBreak="0">
+    <w:nsid w:val="40A65A3A"/>
+    <w:multiLevelType w:val="hybridMultilevel"/>
+    <w:tmpl w:val="67A0F3EA"/>
+    <w:lvl w:ilvl="0" w:tplc="63F636F0">
+      <w:start w:val="1"/>
+      <w:numFmt w:val="bullet"/>
+      <w:lvlText w:val=""/>
+      <w:lvlJc w:val="left"/>
+      <w:pPr>
+        <w:ind w:left="1429" w:hanging="360"/>
+      </w:pPr>
+      <w:rPr>
+        <w:rFonts w:ascii="Symbol" w:hAnsi="Symbol" w:hint="default"/>
+      </w:rPr>
+    </w:lvl>
+    <w:lvl w:ilvl="1" w:tplc="04190003" w:tentative="1">
+      <w:start w:val="1"/>
+      <w:numFmt w:val="bullet"/>
+      <w:lvlText w:val="o"/>
+      <w:lvlJc w:val="left"/>
+      <w:pPr>
+        <w:ind w:left="2149" w:hanging="360"/>
+      </w:pPr>
+      <w:rPr>
+        <w:rFonts w:ascii="Courier New" w:hAnsi="Courier New" w:cs="Courier New" w:hint="default"/>
+      </w:rPr>
+    </w:lvl>
+    <w:lvl w:ilvl="2" w:tplc="04190005" w:tentative="1">
+      <w:start w:val="1"/>
+      <w:numFmt w:val="bullet"/>
+      <w:lvlText w:val=""/>
+      <w:lvlJc w:val="left"/>
+      <w:pPr>
+        <w:ind w:left="2869" w:hanging="360"/>
+      </w:pPr>
+      <w:rPr>
+        <w:rFonts w:ascii="Wingdings" w:hAnsi="Wingdings" w:hint="default"/>
+      </w:rPr>
+    </w:lvl>
+    <w:lvl w:ilvl="3" w:tplc="04190001" w:tentative="1">
+      <w:start w:val="1"/>
+      <w:numFmt w:val="bullet"/>
+      <w:lvlText w:val=""/>
+      <w:lvlJc w:val="left"/>
+      <w:pPr>
+        <w:ind w:left="3589" w:hanging="360"/>
+      </w:pPr>
+      <w:rPr>
+        <w:rFonts w:ascii="Symbol" w:hAnsi="Symbol" w:hint="default"/>
+      </w:rPr>
+    </w:lvl>
+    <w:lvl w:ilvl="4" w:tplc="04190003" w:tentative="1">
+      <w:start w:val="1"/>
+      <w:numFmt w:val="bullet"/>
+      <w:lvlText w:val="o"/>
+      <w:lvlJc w:val="left"/>
+      <w:pPr>
+        <w:ind w:left="4309" w:hanging="360"/>
+      </w:pPr>
+      <w:rPr>
+        <w:rFonts w:ascii="Courier New" w:hAnsi="Courier New" w:cs="Courier New" w:hint="default"/>
+      </w:rPr>
+    </w:lvl>
+    <w:lvl w:ilvl="5" w:tplc="04190005" w:tentative="1">
+      <w:start w:val="1"/>
+      <w:numFmt w:val="bullet"/>
+      <w:lvlText w:val=""/>
+      <w:lvlJc w:val="left"/>
+      <w:pPr>
+        <w:ind w:left="5029" w:hanging="360"/>
+      </w:pPr>
+      <w:rPr>
+        <w:rFonts w:ascii="Wingdings" w:hAnsi="Wingdings" w:hint="default"/>
+      </w:rPr>
+    </w:lvl>
+    <w:lvl w:ilvl="6" w:tplc="04190001" w:tentative="1">
+      <w:start w:val="1"/>
+      <w:numFmt w:val="bullet"/>
+      <w:lvlText w:val=""/>
+      <w:lvlJc w:val="left"/>
+      <w:pPr>
+        <w:ind w:left="5749" w:hanging="360"/>
+      </w:pPr>
+      <w:rPr>
+        <w:rFonts w:ascii="Symbol" w:hAnsi="Symbol" w:hint="default"/>
+      </w:rPr>
+    </w:lvl>
+    <w:lvl w:ilvl="7" w:tplc="04190003" w:tentative="1">
+      <w:start w:val="1"/>
+      <w:numFmt w:val="bullet"/>
+      <w:lvlText w:val="o"/>
+      <w:lvlJc w:val="left"/>
+      <w:pPr>
+        <w:ind w:left="6469" w:hanging="360"/>
+      </w:pPr>
+      <w:rPr>
+        <w:rFonts w:ascii="Courier New" w:hAnsi="Courier New" w:cs="Courier New" w:hint="default"/>
+      </w:rPr>
+    </w:lvl>
+    <w:lvl w:ilvl="8" w:tplc="04190005" w:tentative="1">
+      <w:start w:val="1"/>
+      <w:numFmt w:val="bullet"/>
+      <w:lvlText w:val=""/>
+      <w:lvlJc w:val="left"/>
+      <w:pPr>
+        <w:ind w:left="7189" w:hanging="360"/>
+      </w:pPr>
+      <w:rPr>
+        <w:rFonts w:ascii="Wingdings" w:hAnsi="Wingdings" w:hint="default"/>
+      </w:rPr>
+    </w:lvl>
+  </w:abstractNum>
+  <w:abstractNum w:abstractNumId="21" w15:restartNumberingAfterBreak="0">
+    <w:nsid w:val="49B3094C"/>
+    <w:multiLevelType w:val="multilevel"/>
+    <w:tmpl w:val="BDF272F8"/>
+    <w:lvl w:ilvl="0">
+      <w:start w:val="6"/>
+      <w:numFmt w:val="decimal"/>
+      <w:lvlText w:val="%1"/>
+      <w:lvlJc w:val="left"/>
+      <w:pPr>
+        <w:ind w:left="375" w:hanging="375"/>
+      </w:pPr>
+      <w:rPr>
+        <w:rFonts w:ascii="Times New Roman" w:hAnsi="Times New Roman" w:cs="Times New Roman" w:hint="default"/>
+        <w:b/>
+        <w:sz w:val="28"/>
+        <w:szCs w:val="28"/>
+      </w:rPr>
+    </w:lvl>
+    <w:lvl w:ilvl="1">
+      <w:start w:val="1"/>
+      <w:numFmt w:val="decimal"/>
+      <w:lvlText w:val="5.%2"/>
+      <w:lvlJc w:val="left"/>
+      <w:pPr>
+        <w:ind w:left="1085" w:hanging="375"/>
+      </w:pPr>
+      <w:rPr>
+        <w:rFonts w:ascii="Times New Roman" w:hAnsi="Times New Roman" w:cs="Times New Roman" w:hint="default"/>
+        <w:sz w:val="28"/>
+        <w:szCs w:val="28"/>
+      </w:rPr>
+    </w:lvl>
+    <w:lvl w:ilvl="2">
+      <w:start w:val="1"/>
+      <w:numFmt w:val="decimal"/>
+      <w:lvlText w:val="%1.%2.%3"/>
+      <w:lvlJc w:val="left"/>
+      <w:pPr>
+        <w:ind w:left="1854" w:hanging="720"/>
+      </w:pPr>
+      <w:rPr>
+        <w:rFonts w:hint="default"/>
+      </w:rPr>
+    </w:lvl>
+    <w:lvl w:ilvl="3">
+      <w:start w:val="1"/>
+      <w:numFmt w:val="decimal"/>
+      <w:lvlText w:val="%1.%2.%3.%4"/>
+      <w:lvlJc w:val="left"/>
+      <w:pPr>
+        <w:ind w:left="2781" w:hanging="1080"/>
+      </w:pPr>
+      <w:rPr>
+        <w:rFonts w:hint="default"/>
+      </w:rPr>
+    </w:lvl>
+    <w:lvl w:ilvl="4">
+      <w:start w:val="1"/>
+      <w:numFmt w:val="decimal"/>
+      <w:lvlText w:val="%1.%2.%3.%4.%5"/>
+      <w:lvlJc w:val="left"/>
+      <w:pPr>
+        <w:ind w:left="3348" w:hanging="1080"/>
+      </w:pPr>
+      <w:rPr>
+        <w:rFonts w:hint="default"/>
+      </w:rPr>
+    </w:lvl>
+    <w:lvl w:ilvl="5">
+      <w:start w:val="1"/>
+      <w:numFmt w:val="decimal"/>
+      <w:lvlText w:val="%1.%2.%3.%4.%5.%6"/>
+      <w:lvlJc w:val="left"/>
+      <w:pPr>
+        <w:ind w:left="4275" w:hanging="1440"/>
+      </w:pPr>
+      <w:rPr>
+        <w:rFonts w:hint="default"/>
+      </w:rPr>
+    </w:lvl>
+    <w:lvl w:ilvl="6">
+      <w:start w:val="1"/>
+      <w:numFmt w:val="decimal"/>
+      <w:lvlText w:val="%1.%2.%3.%4.%5.%6.%7"/>
+      <w:lvlJc w:val="left"/>
+      <w:pPr>
+        <w:ind w:left="4842" w:hanging="1440"/>
+      </w:pPr>
+      <w:rPr>
+        <w:rFonts w:hint="default"/>
+      </w:rPr>
+    </w:lvl>
+    <w:lvl w:ilvl="7">
+      <w:start w:val="1"/>
+      <w:numFmt w:val="decimal"/>
+      <w:lvlText w:val="%1.%2.%3.%4.%5.%6.%7.%8"/>
+      <w:lvlJc w:val="left"/>
+      <w:pPr>
+        <w:ind w:left="5769" w:hanging="1800"/>
+      </w:pPr>
+      <w:rPr>
+        <w:rFonts w:hint="default"/>
+      </w:rPr>
+    </w:lvl>
+    <w:lvl w:ilvl="8">
+      <w:start w:val="1"/>
+      <w:numFmt w:val="decimal"/>
+      <w:lvlText w:val="%1.%2.%3.%4.%5.%6.%7.%8.%9"/>
+      <w:lvlJc w:val="left"/>
+      <w:pPr>
+        <w:ind w:left="6696" w:hanging="2160"/>
+      </w:pPr>
+      <w:rPr>
+        <w:rFonts w:hint="default"/>
+      </w:rPr>
+    </w:lvl>
+  </w:abstractNum>
+  <w:abstractNum w:abstractNumId="22" w15:restartNumberingAfterBreak="0">
+    <w:nsid w:val="521B1F9D"/>
+    <w:multiLevelType w:val="multilevel"/>
+    <w:tmpl w:val="890AD0A8"/>
+    <w:lvl w:ilvl="0">
+      <w:start w:val="4"/>
+      <w:numFmt w:val="decimal"/>
+      <w:lvlText w:val="%1."/>
+      <w:lvlJc w:val="left"/>
+      <w:pPr>
+        <w:ind w:left="450" w:hanging="450"/>
+      </w:pPr>
+      <w:rPr>
+        <w:rFonts w:hint="default"/>
+      </w:rPr>
+    </w:lvl>
+    <w:lvl w:ilvl="1">
+      <w:start w:val="1"/>
+      <w:numFmt w:val="decimal"/>
+      <w:lvlText w:val="3.%2"/>
+      <w:lvlJc w:val="left"/>
+      <w:pPr>
+        <w:ind w:left="1287" w:hanging="720"/>
+      </w:pPr>
+      <w:rPr>
+        <w:rFonts w:ascii="Times New Roman" w:hAnsi="Times New Roman" w:cs="Times New Roman" w:hint="default"/>
+        <w:sz w:val="28"/>
+        <w:szCs w:val="28"/>
+      </w:rPr>
+    </w:lvl>
+    <w:lvl w:ilvl="2">
+      <w:start w:val="1"/>
+      <w:numFmt w:val="decimal"/>
+      <w:lvlText w:val="%1.%2.%3."/>
+      <w:lvlJc w:val="left"/>
+      <w:pPr>
+        <w:ind w:left="1854" w:hanging="720"/>
+      </w:pPr>
+      <w:rPr>
+        <w:rFonts w:hint="default"/>
+      </w:rPr>
+    </w:lvl>
+    <w:lvl w:ilvl="3">
+      <w:start w:val="1"/>
+      <w:numFmt w:val="decimal"/>
+      <w:lvlText w:val="%1.%2.%3.%4."/>
+      <w:lvlJc w:val="left"/>
+      <w:pPr>
+        <w:ind w:left="2781" w:hanging="1080"/>
+      </w:pPr>
+      <w:rPr>
+        <w:rFonts w:hint="default"/>
+      </w:rPr>
+    </w:lvl>
+    <w:lvl w:ilvl="4">
+      <w:start w:val="1"/>
+      <w:numFmt w:val="decimal"/>
+      <w:lvlText w:val="%1.%2.%3.%4.%5."/>
+      <w:lvlJc w:val="left"/>
+      <w:pPr>
+        <w:ind w:left="3348" w:hanging="1080"/>
+      </w:pPr>
+      <w:rPr>
+        <w:rFonts w:hint="default"/>
+      </w:rPr>
+    </w:lvl>
+    <w:lvl w:ilvl="5">
+      <w:start w:val="1"/>
+      <w:numFmt w:val="decimal"/>
+      <w:lvlText w:val="%1.%2.%3.%4.%5.%6."/>
+      <w:lvlJc w:val="left"/>
+      <w:pPr>
+        <w:ind w:left="4275" w:hanging="1440"/>
+      </w:pPr>
+      <w:rPr>
+        <w:rFonts w:hint="default"/>
+      </w:rPr>
+    </w:lvl>
+    <w:lvl w:ilvl="6">
+      <w:start w:val="1"/>
+      <w:numFmt w:val="decimal"/>
+      <w:lvlText w:val="%1.%2.%3.%4.%5.%6.%7."/>
+      <w:lvlJc w:val="left"/>
+      <w:pPr>
+        <w:ind w:left="5202" w:hanging="1800"/>
+      </w:pPr>
+      <w:rPr>
+        <w:rFonts w:hint="default"/>
+      </w:rPr>
+    </w:lvl>
+    <w:lvl w:ilvl="7">
+      <w:start w:val="1"/>
+      <w:numFmt w:val="decimal"/>
+      <w:lvlText w:val="%1.%2.%3.%4.%5.%6.%7.%8."/>
+      <w:lvlJc w:val="left"/>
+      <w:pPr>
+        <w:ind w:left="5769" w:hanging="1800"/>
+      </w:pPr>
+      <w:rPr>
+        <w:rFonts w:hint="default"/>
+      </w:rPr>
+    </w:lvl>
+    <w:lvl w:ilvl="8">
+      <w:start w:val="1"/>
+      <w:numFmt w:val="decimal"/>
+      <w:lvlText w:val="%1.%2.%3.%4.%5.%6.%7.%8.%9."/>
+      <w:lvlJc w:val="left"/>
+      <w:pPr>
+        <w:ind w:left="6696" w:hanging="2160"/>
+      </w:pPr>
+      <w:rPr>
+        <w:rFonts w:hint="default"/>
+      </w:rPr>
+    </w:lvl>
+  </w:abstractNum>
+  <w:abstractNum w:abstractNumId="23" w15:restartNumberingAfterBreak="0">
+    <w:nsid w:val="536F0FF6"/>
+    <w:multiLevelType w:val="multilevel"/>
+    <w:tmpl w:val="966E6632"/>
+    <w:lvl w:ilvl="0">
+      <w:start w:val="12"/>
+      <w:numFmt w:val="decimal"/>
+      <w:lvlText w:val="%1."/>
+      <w:lvlJc w:val="left"/>
+      <w:pPr>
+        <w:ind w:left="600" w:hanging="600"/>
+      </w:pPr>
+      <w:rPr>
+        <w:rFonts w:hint="default"/>
+      </w:rPr>
+    </w:lvl>
+    <w:lvl w:ilvl="1">
+      <w:start w:val="1"/>
+      <w:numFmt w:val="decimal"/>
+      <w:lvlText w:val="12.%2"/>
+      <w:lvlJc w:val="left"/>
+      <w:pPr>
+        <w:ind w:left="1287" w:hanging="720"/>
+      </w:pPr>
+      <w:rPr>
+        <w:rFonts w:hint="default"/>
+        <w:sz w:val="28"/>
+        <w:szCs w:val="28"/>
+      </w:rPr>
+    </w:lvl>
+    <w:lvl w:ilvl="2">
+      <w:start w:val="1"/>
+      <w:numFmt w:val="decimal"/>
+      <w:lvlText w:val="%1.%2.%3."/>
+      <w:lvlJc w:val="left"/>
+      <w:pPr>
+        <w:ind w:left="1854" w:hanging="720"/>
+      </w:pPr>
+      <w:rPr>
+        <w:rFonts w:hint="default"/>
+      </w:rPr>
+    </w:lvl>
+    <w:lvl w:ilvl="3">
+      <w:start w:val="1"/>
+      <w:numFmt w:val="decimal"/>
+      <w:lvlText w:val="%1.%2.%3.%4."/>
+      <w:lvlJc w:val="left"/>
+      <w:pPr>
+        <w:ind w:left="2781" w:hanging="1080"/>
+      </w:pPr>
+      <w:rPr>
+        <w:rFonts w:hint="default"/>
+      </w:rPr>
+    </w:lvl>
+    <w:lvl w:ilvl="4">
+      <w:start w:val="1"/>
+      <w:numFmt w:val="decimal"/>
+      <w:lvlText w:val="%1.%2.%3.%4.%5."/>
+      <w:lvlJc w:val="left"/>
+      <w:pPr>
+        <w:ind w:left="3348" w:hanging="1080"/>
+      </w:pPr>
+      <w:rPr>
+        <w:rFonts w:hint="default"/>
+      </w:rPr>
+    </w:lvl>
+    <w:lvl w:ilvl="5">
+      <w:start w:val="1"/>
+      <w:numFmt w:val="decimal"/>
+      <w:lvlText w:val="%1.%2.%3.%4.%5.%6."/>
+      <w:lvlJc w:val="left"/>
+      <w:pPr>
+        <w:ind w:left="4275" w:hanging="1440"/>
+      </w:pPr>
+      <w:rPr>
+        <w:rFonts w:hint="default"/>
+      </w:rPr>
+    </w:lvl>
+    <w:lvl w:ilvl="6">
+      <w:start w:val="1"/>
+      <w:numFmt w:val="decimal"/>
+      <w:lvlText w:val="%1.%2.%3.%4.%5.%6.%7."/>
+      <w:lvlJc w:val="left"/>
+      <w:pPr>
+        <w:ind w:left="5202" w:hanging="1800"/>
+      </w:pPr>
+      <w:rPr>
+        <w:rFonts w:hint="default"/>
+      </w:rPr>
+    </w:lvl>
+    <w:lvl w:ilvl="7">
+      <w:start w:val="1"/>
+      <w:numFmt w:val="decimal"/>
+      <w:lvlText w:val="%1.%2.%3.%4.%5.%6.%7.%8."/>
+      <w:lvlJc w:val="left"/>
+      <w:pPr>
+        <w:ind w:left="5769" w:hanging="1800"/>
+      </w:pPr>
+      <w:rPr>
+        <w:rFonts w:hint="default"/>
+      </w:rPr>
+    </w:lvl>
+    <w:lvl w:ilvl="8">
+      <w:start w:val="1"/>
+      <w:numFmt w:val="decimal"/>
+      <w:lvlText w:val="%1.%2.%3.%4.%5.%6.%7.%8.%9."/>
+      <w:lvlJc w:val="left"/>
+      <w:pPr>
+        <w:ind w:left="6696" w:hanging="2160"/>
+      </w:pPr>
+      <w:rPr>
+        <w:rFonts w:hint="default"/>
+      </w:rPr>
+    </w:lvl>
+  </w:abstractNum>
+  <w:abstractNum w:abstractNumId="24" w15:restartNumberingAfterBreak="0">
+    <w:nsid w:val="552D5F49"/>
+    <w:multiLevelType w:val="hybridMultilevel"/>
+    <w:tmpl w:val="EFE6E0EE"/>
+    <w:lvl w:ilvl="0" w:tplc="04190001">
+      <w:start w:val="1"/>
+      <w:numFmt w:val="bullet"/>
+      <w:lvlText w:val=""/>
+      <w:lvlJc w:val="left"/>
+      <w:pPr>
+        <w:ind w:left="720" w:hanging="360"/>
+      </w:pPr>
+      <w:rPr>
+        <w:rFonts w:ascii="Symbol" w:eastAsia="Times New Roman" w:hAnsi="Symbol" w:cs="Times New Roman" w:hint="default"/>
+      </w:rPr>
+    </w:lvl>
+    <w:lvl w:ilvl="1" w:tplc="04190003" w:tentative="1">
+      <w:start w:val="1"/>
+      <w:numFmt w:val="bullet"/>
+      <w:lvlText w:val="o"/>
+      <w:lvlJc w:val="left"/>
+      <w:pPr>
+        <w:ind w:left="1440" w:hanging="360"/>
+      </w:pPr>
+      <w:rPr>
+        <w:rFonts w:ascii="Courier New" w:hAnsi="Courier New" w:cs="Courier New" w:hint="default"/>
+      </w:rPr>
+    </w:lvl>
+    <w:lvl w:ilvl="2" w:tplc="04190005" w:tentative="1">
+      <w:start w:val="1"/>
+      <w:numFmt w:val="bullet"/>
+      <w:lvlText w:val=""/>
+      <w:lvlJc w:val="left"/>
+      <w:pPr>
+        <w:ind w:left="2160" w:hanging="360"/>
+      </w:pPr>
+      <w:rPr>
+        <w:rFonts w:ascii="Wingdings" w:hAnsi="Wingdings" w:hint="default"/>
+      </w:rPr>
+    </w:lvl>
+    <w:lvl w:ilvl="3" w:tplc="04190001" w:tentative="1">
+      <w:start w:val="1"/>
+      <w:numFmt w:val="bullet"/>
+      <w:lvlText w:val=""/>
+      <w:lvlJc w:val="left"/>
+      <w:pPr>
+        <w:ind w:left="2880" w:hanging="360"/>
+      </w:pPr>
+      <w:rPr>
+        <w:rFonts w:ascii="Symbol" w:hAnsi="Symbol" w:hint="default"/>
+      </w:rPr>
+    </w:lvl>
+    <w:lvl w:ilvl="4" w:tplc="04190003" w:tentative="1">
+      <w:start w:val="1"/>
+      <w:numFmt w:val="bullet"/>
+      <w:lvlText w:val="o"/>
+      <w:lvlJc w:val="left"/>
+      <w:pPr>
+        <w:ind w:left="3600" w:hanging="360"/>
+      </w:pPr>
+      <w:rPr>
+        <w:rFonts w:ascii="Courier New" w:hAnsi="Courier New" w:cs="Courier New" w:hint="default"/>
+      </w:rPr>
+    </w:lvl>
+    <w:lvl w:ilvl="5" w:tplc="04190005" w:tentative="1">
+      <w:start w:val="1"/>
+      <w:numFmt w:val="bullet"/>
+      <w:lvlText w:val=""/>
+      <w:lvlJc w:val="left"/>
+      <w:pPr>
+        <w:ind w:left="4320" w:hanging="360"/>
+      </w:pPr>
+      <w:rPr>
+        <w:rFonts w:ascii="Wingdings" w:hAnsi="Wingdings" w:hint="default"/>
+      </w:rPr>
+    </w:lvl>
+    <w:lvl w:ilvl="6" w:tplc="04190001" w:tentative="1">
+      <w:start w:val="1"/>
+      <w:numFmt w:val="bullet"/>
+      <w:lvlText w:val=""/>
+      <w:lvlJc w:val="left"/>
+      <w:pPr>
+        <w:ind w:left="5040" w:hanging="360"/>
+      </w:pPr>
+      <w:rPr>
+        <w:rFonts w:ascii="Symbol" w:hAnsi="Symbol" w:hint="default"/>
+      </w:rPr>
+    </w:lvl>
+    <w:lvl w:ilvl="7" w:tplc="04190003" w:tentative="1">
+      <w:start w:val="1"/>
+      <w:numFmt w:val="bullet"/>
+      <w:lvlText w:val="o"/>
+      <w:lvlJc w:val="left"/>
+      <w:pPr>
+        <w:ind w:left="5760" w:hanging="360"/>
+      </w:pPr>
+      <w:rPr>
+        <w:rFonts w:ascii="Courier New" w:hAnsi="Courier New" w:cs="Courier New" w:hint="default"/>
+      </w:rPr>
+    </w:lvl>
+    <w:lvl w:ilvl="8" w:tplc="04190005" w:tentative="1">
+      <w:start w:val="1"/>
+      <w:numFmt w:val="bullet"/>
+      <w:lvlText w:val=""/>
+      <w:lvlJc w:val="left"/>
+      <w:pPr>
+        <w:ind w:left="6480" w:hanging="360"/>
+      </w:pPr>
+      <w:rPr>
+        <w:rFonts w:ascii="Wingdings" w:hAnsi="Wingdings" w:hint="default"/>
+      </w:rPr>
+    </w:lvl>
+  </w:abstractNum>
+  <w:abstractNum w:abstractNumId="25" w15:restartNumberingAfterBreak="0">
+    <w:nsid w:val="571B683A"/>
+    <w:multiLevelType w:val="hybridMultilevel"/>
+    <w:tmpl w:val="77F67C00"/>
+    <w:lvl w:ilvl="0" w:tplc="63F636F0">
+      <w:start w:val="1"/>
+      <w:numFmt w:val="bullet"/>
+      <w:lvlText w:val=""/>
+      <w:lvlJc w:val="left"/>
+      <w:pPr>
+        <w:ind w:left="1789" w:hanging="360"/>
+      </w:pPr>
+      <w:rPr>
+        <w:rFonts w:ascii="Symbol" w:hAnsi="Symbol" w:hint="default"/>
+      </w:rPr>
+    </w:lvl>
+    <w:lvl w:ilvl="1" w:tplc="04190003" w:tentative="1">
+      <w:start w:val="1"/>
+      <w:numFmt w:val="bullet"/>
+      <w:lvlText w:val="o"/>
+      <w:lvlJc w:val="left"/>
+      <w:pPr>
+        <w:ind w:left="2509" w:hanging="360"/>
+      </w:pPr>
+      <w:rPr>
+        <w:rFonts w:ascii="Courier New" w:hAnsi="Courier New" w:cs="Courier New" w:hint="default"/>
+      </w:rPr>
+    </w:lvl>
+    <w:lvl w:ilvl="2" w:tplc="04190005" w:tentative="1">
+      <w:start w:val="1"/>
+      <w:numFmt w:val="bullet"/>
+      <w:lvlText w:val=""/>
+      <w:lvlJc w:val="left"/>
+      <w:pPr>
+        <w:ind w:left="3229" w:hanging="360"/>
+      </w:pPr>
+      <w:rPr>
+        <w:rFonts w:ascii="Wingdings" w:hAnsi="Wingdings" w:hint="default"/>
+      </w:rPr>
+    </w:lvl>
+    <w:lvl w:ilvl="3" w:tplc="04190001" w:tentative="1">
+      <w:start w:val="1"/>
+      <w:numFmt w:val="bullet"/>
+      <w:lvlText w:val=""/>
+      <w:lvlJc w:val="left"/>
+      <w:pPr>
+        <w:ind w:left="3949" w:hanging="360"/>
+      </w:pPr>
+      <w:rPr>
+        <w:rFonts w:ascii="Symbol" w:hAnsi="Symbol" w:hint="default"/>
+      </w:rPr>
+    </w:lvl>
+    <w:lvl w:ilvl="4" w:tplc="04190003" w:tentative="1">
+      <w:start w:val="1"/>
+      <w:numFmt w:val="bullet"/>
+      <w:lvlText w:val="o"/>
+      <w:lvlJc w:val="left"/>
+      <w:pPr>
+        <w:ind w:left="4669" w:hanging="360"/>
+      </w:pPr>
+      <w:rPr>
+        <w:rFonts w:ascii="Courier New" w:hAnsi="Courier New" w:cs="Courier New" w:hint="default"/>
+      </w:rPr>
+    </w:lvl>
+    <w:lvl w:ilvl="5" w:tplc="04190005" w:tentative="1">
+      <w:start w:val="1"/>
+      <w:numFmt w:val="bullet"/>
+      <w:lvlText w:val=""/>
+      <w:lvlJc w:val="left"/>
+      <w:pPr>
+        <w:ind w:left="5389" w:hanging="360"/>
+      </w:pPr>
+      <w:rPr>
+        <w:rFonts w:ascii="Wingdings" w:hAnsi="Wingdings" w:hint="default"/>
+      </w:rPr>
+    </w:lvl>
+    <w:lvl w:ilvl="6" w:tplc="04190001" w:tentative="1">
+      <w:start w:val="1"/>
+      <w:numFmt w:val="bullet"/>
+      <w:lvlText w:val=""/>
+      <w:lvlJc w:val="left"/>
+      <w:pPr>
+        <w:ind w:left="6109" w:hanging="360"/>
+      </w:pPr>
+      <w:rPr>
+        <w:rFonts w:ascii="Symbol" w:hAnsi="Symbol" w:hint="default"/>
+      </w:rPr>
+    </w:lvl>
+    <w:lvl w:ilvl="7" w:tplc="04190003" w:tentative="1">
+      <w:start w:val="1"/>
+      <w:numFmt w:val="bullet"/>
+      <w:lvlText w:val="o"/>
+      <w:lvlJc w:val="left"/>
+      <w:pPr>
+        <w:ind w:left="6829" w:hanging="360"/>
+      </w:pPr>
+      <w:rPr>
+        <w:rFonts w:ascii="Courier New" w:hAnsi="Courier New" w:cs="Courier New" w:hint="default"/>
+      </w:rPr>
+    </w:lvl>
+    <w:lvl w:ilvl="8" w:tplc="04190005" w:tentative="1">
+      <w:start w:val="1"/>
+      <w:numFmt w:val="bullet"/>
+      <w:lvlText w:val=""/>
+      <w:lvlJc w:val="left"/>
+      <w:pPr>
+        <w:ind w:left="7549" w:hanging="360"/>
+      </w:pPr>
+      <w:rPr>
+        <w:rFonts w:ascii="Wingdings" w:hAnsi="Wingdings" w:hint="default"/>
+      </w:rPr>
+    </w:lvl>
+  </w:abstractNum>
+  <w:abstractNum w:abstractNumId="26" w15:restartNumberingAfterBreak="0">
+    <w:nsid w:val="59206C4A"/>
+    <w:multiLevelType w:val="hybridMultilevel"/>
+    <w:tmpl w:val="3118D048"/>
+    <w:lvl w:ilvl="0" w:tplc="0419000B">
+      <w:start w:val="1"/>
+      <w:numFmt w:val="bullet"/>
+      <w:lvlText w:val=""/>
+      <w:lvlJc w:val="left"/>
+      <w:pPr>
+        <w:ind w:left="1429" w:hanging="360"/>
+      </w:pPr>
+      <w:rPr>
+        <w:rFonts w:ascii="Wingdings" w:hAnsi="Wingdings" w:hint="default"/>
+      </w:rPr>
+    </w:lvl>
+    <w:lvl w:ilvl="1" w:tplc="04190003" w:tentative="1">
+      <w:start w:val="1"/>
+      <w:numFmt w:val="bullet"/>
+      <w:lvlText w:val="o"/>
+      <w:lvlJc w:val="left"/>
+      <w:pPr>
+        <w:ind w:left="2149" w:hanging="360"/>
+      </w:pPr>
+      <w:rPr>
+        <w:rFonts w:ascii="Courier New" w:hAnsi="Courier New" w:cs="Courier New" w:hint="default"/>
+      </w:rPr>
+    </w:lvl>
+    <w:lvl w:ilvl="2" w:tplc="04190005" w:tentative="1">
+      <w:start w:val="1"/>
+      <w:numFmt w:val="bullet"/>
+      <w:lvlText w:val=""/>
+      <w:lvlJc w:val="left"/>
+      <w:pPr>
+        <w:ind w:left="2869" w:hanging="360"/>
+      </w:pPr>
+      <w:rPr>
+        <w:rFonts w:ascii="Wingdings" w:hAnsi="Wingdings" w:hint="default"/>
+      </w:rPr>
+    </w:lvl>
+    <w:lvl w:ilvl="3" w:tplc="04190001" w:tentative="1">
+      <w:start w:val="1"/>
+      <w:numFmt w:val="bullet"/>
+      <w:lvlText w:val=""/>
+      <w:lvlJc w:val="left"/>
+      <w:pPr>
+        <w:ind w:left="3589" w:hanging="360"/>
+      </w:pPr>
+      <w:rPr>
+        <w:rFonts w:ascii="Symbol" w:hAnsi="Symbol" w:hint="default"/>
+      </w:rPr>
+    </w:lvl>
+    <w:lvl w:ilvl="4" w:tplc="04190003" w:tentative="1">
+      <w:start w:val="1"/>
+      <w:numFmt w:val="bullet"/>
+      <w:lvlText w:val="o"/>
+      <w:lvlJc w:val="left"/>
+      <w:pPr>
+        <w:ind w:left="4309" w:hanging="360"/>
+      </w:pPr>
+      <w:rPr>
+        <w:rFonts w:ascii="Courier New" w:hAnsi="Courier New" w:cs="Courier New" w:hint="default"/>
+      </w:rPr>
+    </w:lvl>
+    <w:lvl w:ilvl="5" w:tplc="04190005" w:tentative="1">
+      <w:start w:val="1"/>
+      <w:numFmt w:val="bullet"/>
+      <w:lvlText w:val=""/>
+      <w:lvlJc w:val="left"/>
+      <w:pPr>
+        <w:ind w:left="5029" w:hanging="360"/>
+      </w:pPr>
+      <w:rPr>
+        <w:rFonts w:ascii="Wingdings" w:hAnsi="Wingdings" w:hint="default"/>
+      </w:rPr>
+    </w:lvl>
+    <w:lvl w:ilvl="6" w:tplc="04190001" w:tentative="1">
+      <w:start w:val="1"/>
+      <w:numFmt w:val="bullet"/>
+      <w:lvlText w:val=""/>
+      <w:lvlJc w:val="left"/>
+      <w:pPr>
+        <w:ind w:left="5749" w:hanging="360"/>
+      </w:pPr>
+      <w:rPr>
+        <w:rFonts w:ascii="Symbol" w:hAnsi="Symbol" w:hint="default"/>
+      </w:rPr>
+    </w:lvl>
+    <w:lvl w:ilvl="7" w:tplc="04190003" w:tentative="1">
+      <w:start w:val="1"/>
+      <w:numFmt w:val="bullet"/>
+      <w:lvlText w:val="o"/>
+      <w:lvlJc w:val="left"/>
+      <w:pPr>
+        <w:ind w:left="6469" w:hanging="360"/>
+      </w:pPr>
+      <w:rPr>
+        <w:rFonts w:ascii="Courier New" w:hAnsi="Courier New" w:cs="Courier New" w:hint="default"/>
+      </w:rPr>
+    </w:lvl>
+    <w:lvl w:ilvl="8" w:tplc="04190005" w:tentative="1">
+      <w:start w:val="1"/>
+      <w:numFmt w:val="bullet"/>
+      <w:lvlText w:val=""/>
+      <w:lvlJc w:val="left"/>
+      <w:pPr>
+        <w:ind w:left="7189" w:hanging="360"/>
+      </w:pPr>
+      <w:rPr>
+        <w:rFonts w:ascii="Wingdings" w:hAnsi="Wingdings" w:hint="default"/>
+      </w:rPr>
+    </w:lvl>
+  </w:abstractNum>
+  <w:abstractNum w:abstractNumId="27" w15:restartNumberingAfterBreak="0">
+    <w:nsid w:val="59EA29CB"/>
+    <w:multiLevelType w:val="hybridMultilevel"/>
+    <w:tmpl w:val="E7B233E8"/>
+    <w:lvl w:ilvl="0" w:tplc="134EE4BE">
+      <w:start w:val="14"/>
+      <w:numFmt w:val="decimal"/>
+      <w:lvlText w:val="%1"/>
+      <w:lvlJc w:val="left"/>
+      <w:pPr>
+        <w:ind w:left="720" w:hanging="360"/>
+      </w:pPr>
+      <w:rPr>
+        <w:rFonts w:hint="default"/>
+      </w:rPr>
+    </w:lvl>
+    <w:lvl w:ilvl="1" w:tplc="04190019" w:tentative="1">
+      <w:start w:val="1"/>
+      <w:numFmt w:val="lowerLetter"/>
+      <w:lvlText w:val="%2."/>
+      <w:lvlJc w:val="left"/>
+      <w:pPr>
+        <w:ind w:left="1440" w:hanging="360"/>
+      </w:pPr>
+    </w:lvl>
+    <w:lvl w:ilvl="2" w:tplc="0419001B" w:tentative="1">
+      <w:start w:val="1"/>
+      <w:numFmt w:val="lowerRoman"/>
+      <w:lvlText w:val="%3."/>
+      <w:lvlJc w:val="right"/>
+      <w:pPr>
+        <w:ind w:left="2160" w:hanging="180"/>
+      </w:pPr>
+    </w:lvl>
+    <w:lvl w:ilvl="3" w:tplc="0419000F" w:tentative="1">
+      <w:start w:val="1"/>
+      <w:numFmt w:val="decimal"/>
+      <w:lvlText w:val="%4."/>
+      <w:lvlJc w:val="left"/>
+      <w:pPr>
+        <w:ind w:left="2880" w:hanging="360"/>
+      </w:pPr>
+    </w:lvl>
+    <w:lvl w:ilvl="4" w:tplc="04190019" w:tentative="1">
+      <w:start w:val="1"/>
+      <w:numFmt w:val="lowerLetter"/>
+      <w:lvlText w:val="%5."/>
+      <w:lvlJc w:val="left"/>
+      <w:pPr>
+        <w:ind w:left="3600" w:hanging="360"/>
+      </w:pPr>
+    </w:lvl>
+    <w:lvl w:ilvl="5" w:tplc="0419001B" w:tentative="1">
+      <w:start w:val="1"/>
+      <w:numFmt w:val="lowerRoman"/>
+      <w:lvlText w:val="%6."/>
+      <w:lvlJc w:val="right"/>
+      <w:pPr>
+        <w:ind w:left="4320" w:hanging="180"/>
+      </w:pPr>
+    </w:lvl>
+    <w:lvl w:ilvl="6" w:tplc="0419000F" w:tentative="1">
+      <w:start w:val="1"/>
+      <w:numFmt w:val="decimal"/>
+      <w:lvlText w:val="%7."/>
+      <w:lvlJc w:val="left"/>
+      <w:pPr>
+        <w:ind w:left="5040" w:hanging="360"/>
+      </w:pPr>
+    </w:lvl>
+    <w:lvl w:ilvl="7" w:tplc="04190019" w:tentative="1">
+      <w:start w:val="1"/>
+      <w:numFmt w:val="lowerLetter"/>
+      <w:lvlText w:val="%8."/>
+      <w:lvlJc w:val="left"/>
+      <w:pPr>
+        <w:ind w:left="5760" w:hanging="360"/>
+      </w:pPr>
+    </w:lvl>
+    <w:lvl w:ilvl="8" w:tplc="0419001B" w:tentative="1">
+      <w:start w:val="1"/>
+      <w:numFmt w:val="lowerRoman"/>
+      <w:lvlText w:val="%9."/>
+      <w:lvlJc w:val="right"/>
+      <w:pPr>
+        <w:ind w:left="6480" w:hanging="180"/>
+      </w:pPr>
+    </w:lvl>
+  </w:abstractNum>
+  <w:abstractNum w:abstractNumId="28" w15:restartNumberingAfterBreak="0">
+    <w:nsid w:val="60210CBF"/>
+    <w:multiLevelType w:val="hybridMultilevel"/>
+    <w:tmpl w:val="E1760E92"/>
+    <w:lvl w:ilvl="0" w:tplc="0419000F">
+      <w:start w:val="1"/>
+      <w:numFmt w:val="decimal"/>
+      <w:lvlText w:val="%1."/>
+      <w:lvlJc w:val="left"/>
+      <w:pPr>
+        <w:ind w:left="720" w:hanging="360"/>
+      </w:pPr>
+    </w:lvl>
+    <w:lvl w:ilvl="1" w:tplc="04190019">
+      <w:start w:val="1"/>
+      <w:numFmt w:val="lowerLetter"/>
+      <w:lvlText w:val="%2."/>
+      <w:lvlJc w:val="left"/>
+      <w:pPr>
+        <w:ind w:left="1440" w:hanging="360"/>
+      </w:pPr>
+    </w:lvl>
+    <w:lvl w:ilvl="2" w:tplc="0419001B">
+      <w:start w:val="1"/>
+      <w:numFmt w:val="lowerRoman"/>
+      <w:lvlText w:val="%3."/>
+      <w:lvlJc w:val="right"/>
+      <w:pPr>
+        <w:ind w:left="2160" w:hanging="180"/>
+      </w:pPr>
+    </w:lvl>
+    <w:lvl w:ilvl="3" w:tplc="0419000F">
+      <w:start w:val="1"/>
+      <w:numFmt w:val="decimal"/>
+      <w:lvlText w:val="%4."/>
+      <w:lvlJc w:val="left"/>
+      <w:pPr>
+        <w:ind w:left="2880" w:hanging="360"/>
+      </w:pPr>
+    </w:lvl>
+    <w:lvl w:ilvl="4" w:tplc="04190019">
+      <w:start w:val="1"/>
+      <w:numFmt w:val="lowerLetter"/>
+      <w:lvlText w:val="%5."/>
+      <w:lvlJc w:val="left"/>
+      <w:pPr>
+        <w:ind w:left="3600" w:hanging="360"/>
+      </w:pPr>
+    </w:lvl>
+    <w:lvl w:ilvl="5" w:tplc="0419001B">
+      <w:start w:val="1"/>
+      <w:numFmt w:val="lowerRoman"/>
+      <w:lvlText w:val="%6."/>
+      <w:lvlJc w:val="right"/>
+      <w:pPr>
+        <w:ind w:left="4320" w:hanging="180"/>
+      </w:pPr>
+    </w:lvl>
+    <w:lvl w:ilvl="6" w:tplc="0419000F">
+      <w:start w:val="1"/>
+      <w:numFmt w:val="decimal"/>
+      <w:lvlText w:val="%7."/>
+      <w:lvlJc w:val="left"/>
+      <w:pPr>
+        <w:ind w:left="5040" w:hanging="360"/>
+      </w:pPr>
+    </w:lvl>
+    <w:lvl w:ilvl="7" w:tplc="04190019">
+      <w:start w:val="1"/>
+      <w:numFmt w:val="lowerLetter"/>
+      <w:lvlText w:val="%8."/>
+      <w:lvlJc w:val="left"/>
+      <w:pPr>
+        <w:ind w:left="5760" w:hanging="360"/>
+      </w:pPr>
+    </w:lvl>
+    <w:lvl w:ilvl="8" w:tplc="0419001B">
+      <w:start w:val="1"/>
+      <w:numFmt w:val="lowerRoman"/>
+      <w:lvlText w:val="%9."/>
+      <w:lvlJc w:val="right"/>
+      <w:pPr>
+        <w:ind w:left="6480" w:hanging="180"/>
+      </w:pPr>
+    </w:lvl>
+  </w:abstractNum>
+  <w:abstractNum w:abstractNumId="29" w15:restartNumberingAfterBreak="0">
+    <w:nsid w:val="614904C9"/>
+    <w:multiLevelType w:val="multilevel"/>
+    <w:tmpl w:val="A17215E2"/>
+    <w:lvl w:ilvl="0">
+      <w:start w:val="5"/>
+      <w:numFmt w:val="decimal"/>
+      <w:lvlText w:val="%1."/>
+      <w:lvlJc w:val="left"/>
+      <w:pPr>
+        <w:ind w:left="450" w:hanging="450"/>
+      </w:pPr>
+      <w:rPr>
+        <w:rFonts w:eastAsia="Calibri" w:hint="default"/>
+      </w:rPr>
+    </w:lvl>
+    <w:lvl w:ilvl="1">
+      <w:start w:val="1"/>
+      <w:numFmt w:val="decimal"/>
+      <w:lvlText w:val="%1.%2."/>
+      <w:lvlJc w:val="left"/>
+      <w:pPr>
+        <w:ind w:left="1287" w:hanging="720"/>
+      </w:pPr>
+      <w:rPr>
+        <w:rFonts w:eastAsia="Calibri" w:hint="default"/>
+      </w:rPr>
+    </w:lvl>
+    <w:lvl w:ilvl="2">
+      <w:start w:val="1"/>
+      <w:numFmt w:val="decimal"/>
+      <w:lvlText w:val="%1.%2.%3."/>
+      <w:lvlJc w:val="left"/>
+      <w:pPr>
+        <w:ind w:left="1854" w:hanging="720"/>
+      </w:pPr>
+      <w:rPr>
+        <w:rFonts w:eastAsia="Calibri" w:hint="default"/>
+      </w:rPr>
+    </w:lvl>
+    <w:lvl w:ilvl="3">
+      <w:start w:val="1"/>
+      <w:numFmt w:val="decimal"/>
+      <w:lvlText w:val="%1.%2.%3.%4."/>
+      <w:lvlJc w:val="left"/>
+      <w:pPr>
+        <w:ind w:left="2781" w:hanging="1080"/>
+      </w:pPr>
+      <w:rPr>
+        <w:rFonts w:eastAsia="Calibri" w:hint="default"/>
+      </w:rPr>
+    </w:lvl>
+    <w:lvl w:ilvl="4">
+      <w:start w:val="1"/>
+      <w:numFmt w:val="decimal"/>
+      <w:lvlText w:val="%1.%2.%3.%4.%5."/>
+      <w:lvlJc w:val="left"/>
+      <w:pPr>
+        <w:ind w:left="3348" w:hanging="1080"/>
+      </w:pPr>
+      <w:rPr>
+        <w:rFonts w:eastAsia="Calibri" w:hint="default"/>
+      </w:rPr>
+    </w:lvl>
+    <w:lvl w:ilvl="5">
+      <w:start w:val="1"/>
+      <w:numFmt w:val="decimal"/>
+      <w:lvlText w:val="%1.%2.%3.%4.%5.%6."/>
+      <w:lvlJc w:val="left"/>
+      <w:pPr>
+        <w:ind w:left="4275" w:hanging="1440"/>
+      </w:pPr>
+      <w:rPr>
+        <w:rFonts w:eastAsia="Calibri" w:hint="default"/>
+      </w:rPr>
+    </w:lvl>
+    <w:lvl w:ilvl="6">
+      <w:start w:val="1"/>
+      <w:numFmt w:val="decimal"/>
+      <w:lvlText w:val="%1.%2.%3.%4.%5.%6.%7."/>
+      <w:lvlJc w:val="left"/>
+      <w:pPr>
+        <w:ind w:left="5202" w:hanging="1800"/>
+      </w:pPr>
+      <w:rPr>
+        <w:rFonts w:eastAsia="Calibri" w:hint="default"/>
+      </w:rPr>
+    </w:lvl>
+    <w:lvl w:ilvl="7">
+      <w:start w:val="1"/>
+      <w:numFmt w:val="decimal"/>
+      <w:lvlText w:val="%1.%2.%3.%4.%5.%6.%7.%8."/>
+      <w:lvlJc w:val="left"/>
+      <w:pPr>
+        <w:ind w:left="5769" w:hanging="1800"/>
+      </w:pPr>
+      <w:rPr>
+        <w:rFonts w:eastAsia="Calibri" w:hint="default"/>
+      </w:rPr>
+    </w:lvl>
+    <w:lvl w:ilvl="8">
+      <w:start w:val="1"/>
+      <w:numFmt w:val="decimal"/>
+      <w:lvlText w:val="%1.%2.%3.%4.%5.%6.%7.%8.%9."/>
+      <w:lvlJc w:val="left"/>
+      <w:pPr>
+        <w:ind w:left="6696" w:hanging="2160"/>
+      </w:pPr>
+      <w:rPr>
+        <w:rFonts w:eastAsia="Calibri" w:hint="default"/>
+      </w:rPr>
+    </w:lvl>
+  </w:abstractNum>
+  <w:abstractNum w:abstractNumId="30" w15:restartNumberingAfterBreak="0">
+    <w:nsid w:val="638A74FC"/>
+    <w:multiLevelType w:val="multilevel"/>
+    <w:tmpl w:val="2B50DF82"/>
+    <w:lvl w:ilvl="0">
+      <w:start w:val="8"/>
+      <w:numFmt w:val="decimal"/>
+      <w:lvlText w:val="%1."/>
+      <w:lvlJc w:val="left"/>
+      <w:pPr>
+        <w:ind w:left="450" w:hanging="450"/>
+      </w:pPr>
+      <w:rPr>
+        <w:rFonts w:hint="default"/>
+      </w:rPr>
+    </w:lvl>
+    <w:lvl w:ilvl="1">
+      <w:start w:val="1"/>
+      <w:numFmt w:val="decimal"/>
+      <w:lvlText w:val="%1.%2."/>
+      <w:lvlJc w:val="left"/>
+      <w:pPr>
+        <w:ind w:left="1287" w:hanging="720"/>
+      </w:pPr>
+      <w:rPr>
+        <w:rFonts w:hint="default"/>
+      </w:rPr>
+    </w:lvl>
+    <w:lvl w:ilvl="2">
+      <w:start w:val="1"/>
+      <w:numFmt w:val="decimal"/>
+      <w:lvlText w:val="%1.%2.%3."/>
+      <w:lvlJc w:val="left"/>
+      <w:pPr>
+        <w:ind w:left="1854" w:hanging="720"/>
+      </w:pPr>
+      <w:rPr>
+        <w:rFonts w:hint="default"/>
+      </w:rPr>
+    </w:lvl>
+    <w:lvl w:ilvl="3">
+      <w:start w:val="1"/>
+      <w:numFmt w:val="decimal"/>
+      <w:lvlText w:val="%1.%2.%3.%4."/>
+      <w:lvlJc w:val="left"/>
+      <w:pPr>
+        <w:ind w:left="2781" w:hanging="1080"/>
+      </w:pPr>
+      <w:rPr>
+        <w:rFonts w:hint="default"/>
+      </w:rPr>
+    </w:lvl>
+    <w:lvl w:ilvl="4">
+      <w:start w:val="1"/>
+      <w:numFmt w:val="decimal"/>
+      <w:lvlText w:val="%1.%2.%3.%4.%5."/>
+      <w:lvlJc w:val="left"/>
+      <w:pPr>
+        <w:ind w:left="3348" w:hanging="1080"/>
+      </w:pPr>
+      <w:rPr>
+        <w:rFonts w:hint="default"/>
+      </w:rPr>
+    </w:lvl>
+    <w:lvl w:ilvl="5">
+      <w:start w:val="1"/>
+      <w:numFmt w:val="decimal"/>
+      <w:lvlText w:val="%1.%2.%3.%4.%5.%6."/>
+      <w:lvlJc w:val="left"/>
+      <w:pPr>
+        <w:ind w:left="4275" w:hanging="1440"/>
+      </w:pPr>
+      <w:rPr>
+        <w:rFonts w:hint="default"/>
+      </w:rPr>
+    </w:lvl>
+    <w:lvl w:ilvl="6">
+      <w:start w:val="1"/>
+      <w:numFmt w:val="decimal"/>
+      <w:lvlText w:val="%1.%2.%3.%4.%5.%6.%7."/>
+      <w:lvlJc w:val="left"/>
+      <w:pPr>
+        <w:ind w:left="5202" w:hanging="1800"/>
+      </w:pPr>
+      <w:rPr>
+        <w:rFonts w:hint="default"/>
+      </w:rPr>
+    </w:lvl>
+    <w:lvl w:ilvl="7">
+      <w:start w:val="1"/>
+      <w:numFmt w:val="decimal"/>
+      <w:lvlText w:val="%1.%2.%3.%4.%5.%6.%7.%8."/>
+      <w:lvlJc w:val="left"/>
+      <w:pPr>
+        <w:ind w:left="5769" w:hanging="1800"/>
+      </w:pPr>
+      <w:rPr>
+        <w:rFonts w:hint="default"/>
+      </w:rPr>
+    </w:lvl>
+    <w:lvl w:ilvl="8">
+      <w:start w:val="1"/>
+      <w:numFmt w:val="decimal"/>
+      <w:lvlText w:val="%1.%2.%3.%4.%5.%6.%7.%8.%9."/>
+      <w:lvlJc w:val="left"/>
+      <w:pPr>
+        <w:ind w:left="6696" w:hanging="2160"/>
+      </w:pPr>
+      <w:rPr>
+        <w:rFonts w:hint="default"/>
+      </w:rPr>
+    </w:lvl>
+  </w:abstractNum>
+  <w:abstractNum w:abstractNumId="31" w15:restartNumberingAfterBreak="0">
+    <w:nsid w:val="67E50EFA"/>
+    <w:multiLevelType w:val="multilevel"/>
+    <w:tmpl w:val="9842B6F2"/>
+    <w:lvl w:ilvl="0">
+      <w:start w:val="11"/>
+      <w:numFmt w:val="decimal"/>
+      <w:lvlText w:val="%1."/>
+      <w:lvlJc w:val="left"/>
+      <w:pPr>
+        <w:ind w:left="600" w:hanging="600"/>
+      </w:pPr>
+      <w:rPr>
+        <w:rFonts w:hint="default"/>
+      </w:rPr>
+    </w:lvl>
+    <w:lvl w:ilvl="1">
+      <w:start w:val="1"/>
+      <w:numFmt w:val="decimal"/>
+      <w:lvlText w:val="11.%2"/>
+      <w:lvlJc w:val="left"/>
+      <w:pPr>
+        <w:ind w:left="1287" w:hanging="720"/>
+      </w:pPr>
+      <w:rPr>
+        <w:rFonts w:hint="default"/>
+      </w:rPr>
+    </w:lvl>
+    <w:lvl w:ilvl="2">
+      <w:start w:val="1"/>
+      <w:numFmt w:val="decimal"/>
+      <w:lvlText w:val="%1.%2.%3."/>
+      <w:lvlJc w:val="left"/>
+      <w:pPr>
+        <w:ind w:left="1854" w:hanging="720"/>
+      </w:pPr>
+      <w:rPr>
+        <w:rFonts w:hint="default"/>
+      </w:rPr>
+    </w:lvl>
+    <w:lvl w:ilvl="3">
+      <w:start w:val="1"/>
+      <w:numFmt w:val="decimal"/>
+      <w:lvlText w:val="%1.%2.%3.%4."/>
+      <w:lvlJc w:val="left"/>
+      <w:pPr>
+        <w:ind w:left="2781" w:hanging="1080"/>
+      </w:pPr>
+      <w:rPr>
+        <w:rFonts w:hint="default"/>
+      </w:rPr>
+    </w:lvl>
+    <w:lvl w:ilvl="4">
+      <w:start w:val="1"/>
+      <w:numFmt w:val="decimal"/>
+      <w:lvlText w:val="%1.%2.%3.%4.%5."/>
+      <w:lvlJc w:val="left"/>
+      <w:pPr>
+        <w:ind w:left="3348" w:hanging="1080"/>
+      </w:pPr>
+      <w:rPr>
+        <w:rFonts w:hint="default"/>
+      </w:rPr>
+    </w:lvl>
+    <w:lvl w:ilvl="5">
+      <w:start w:val="1"/>
+      <w:numFmt w:val="decimal"/>
+      <w:lvlText w:val="%1.%2.%3.%4.%5.%6."/>
+      <w:lvlJc w:val="left"/>
+      <w:pPr>
+        <w:ind w:left="4275" w:hanging="1440"/>
+      </w:pPr>
+      <w:rPr>
+        <w:rFonts w:hint="default"/>
+      </w:rPr>
+    </w:lvl>
+    <w:lvl w:ilvl="6">
+      <w:start w:val="1"/>
+      <w:numFmt w:val="decimal"/>
+      <w:lvlText w:val="%1.%2.%3.%4.%5.%6.%7."/>
+      <w:lvlJc w:val="left"/>
+      <w:pPr>
+        <w:ind w:left="5202" w:hanging="1800"/>
+      </w:pPr>
+      <w:rPr>
+        <w:rFonts w:hint="default"/>
+      </w:rPr>
+    </w:lvl>
+    <w:lvl w:ilvl="7">
+      <w:start w:val="1"/>
+      <w:numFmt w:val="decimal"/>
+      <w:lvlText w:val="%1.%2.%3.%4.%5.%6.%7.%8."/>
+      <w:lvlJc w:val="left"/>
+      <w:pPr>
+        <w:ind w:left="5769" w:hanging="1800"/>
+      </w:pPr>
+      <w:rPr>
+        <w:rFonts w:hint="default"/>
+      </w:rPr>
+    </w:lvl>
+    <w:lvl w:ilvl="8">
+      <w:start w:val="1"/>
+      <w:numFmt w:val="decimal"/>
+      <w:lvlText w:val="%1.%2.%3.%4.%5.%6.%7.%8.%9."/>
+      <w:lvlJc w:val="left"/>
+      <w:pPr>
+        <w:ind w:left="6696" w:hanging="2160"/>
+      </w:pPr>
+      <w:rPr>
+        <w:rFonts w:hint="default"/>
+      </w:rPr>
+    </w:lvl>
+  </w:abstractNum>
+  <w:abstractNum w:abstractNumId="32" w15:restartNumberingAfterBreak="0">
+    <w:nsid w:val="6C6A6A7C"/>
+    <w:multiLevelType w:val="hybridMultilevel"/>
+    <w:tmpl w:val="DD42C6AE"/>
+    <w:lvl w:ilvl="0" w:tplc="3106FB86">
+      <w:start w:val="1"/>
+      <w:numFmt w:val="decimal"/>
+      <w:lvlText w:val="6.%1"/>
+      <w:lvlJc w:val="left"/>
+      <w:pPr>
+        <w:ind w:left="720" w:hanging="360"/>
+      </w:pPr>
+      <w:rPr>
+        <w:rFonts w:ascii="Times New Roman" w:hAnsi="Times New Roman" w:cs="Times New Roman" w:hint="default"/>
+        <w:sz w:val="28"/>
+        <w:szCs w:val="28"/>
+      </w:rPr>
+    </w:lvl>
+    <w:lvl w:ilvl="1" w:tplc="04190019">
+      <w:start w:val="1"/>
+      <w:numFmt w:val="lowerLetter"/>
+      <w:lvlText w:val="%2."/>
+      <w:lvlJc w:val="left"/>
+      <w:pPr>
+        <w:ind w:left="1440" w:hanging="360"/>
+      </w:pPr>
+    </w:lvl>
+    <w:lvl w:ilvl="2" w:tplc="0419001B" w:tentative="1">
+      <w:start w:val="1"/>
+      <w:numFmt w:val="lowerRoman"/>
+      <w:lvlText w:val="%3."/>
+      <w:lvlJc w:val="right"/>
+      <w:pPr>
+        <w:ind w:left="2160" w:hanging="180"/>
+      </w:pPr>
+    </w:lvl>
+    <w:lvl w:ilvl="3" w:tplc="0419000F" w:tentative="1">
+      <w:start w:val="1"/>
+      <w:numFmt w:val="decimal"/>
+      <w:lvlText w:val="%4."/>
+      <w:lvlJc w:val="left"/>
+      <w:pPr>
+        <w:ind w:left="2880" w:hanging="360"/>
+      </w:pPr>
+    </w:lvl>
+    <w:lvl w:ilvl="4" w:tplc="04190019" w:tentative="1">
+      <w:start w:val="1"/>
+      <w:numFmt w:val="lowerLetter"/>
+      <w:lvlText w:val="%5."/>
+      <w:lvlJc w:val="left"/>
+      <w:pPr>
+        <w:ind w:left="3600" w:hanging="360"/>
+      </w:pPr>
+    </w:lvl>
+    <w:lvl w:ilvl="5" w:tplc="0419001B" w:tentative="1">
+      <w:start w:val="1"/>
+      <w:numFmt w:val="lowerRoman"/>
+      <w:lvlText w:val="%6."/>
+      <w:lvlJc w:val="right"/>
+      <w:pPr>
+        <w:ind w:left="4320" w:hanging="180"/>
+      </w:pPr>
+    </w:lvl>
+    <w:lvl w:ilvl="6" w:tplc="0419000F" w:tentative="1">
+      <w:start w:val="1"/>
+      <w:numFmt w:val="decimal"/>
+      <w:lvlText w:val="%7."/>
+      <w:lvlJc w:val="left"/>
+      <w:pPr>
+        <w:ind w:left="5040" w:hanging="360"/>
+      </w:pPr>
+    </w:lvl>
+    <w:lvl w:ilvl="7" w:tplc="04190019" w:tentative="1">
+      <w:start w:val="1"/>
+      <w:numFmt w:val="lowerLetter"/>
+      <w:lvlText w:val="%8."/>
+      <w:lvlJc w:val="left"/>
+      <w:pPr>
+        <w:ind w:left="5760" w:hanging="360"/>
+      </w:pPr>
+    </w:lvl>
+    <w:lvl w:ilvl="8" w:tplc="0419001B" w:tentative="1">
+      <w:start w:val="1"/>
+      <w:numFmt w:val="lowerRoman"/>
+      <w:lvlText w:val="%9."/>
+      <w:lvlJc w:val="right"/>
+      <w:pPr>
+        <w:ind w:left="6480" w:hanging="180"/>
+      </w:pPr>
+    </w:lvl>
+  </w:abstractNum>
+  <w:abstractNum w:abstractNumId="33" w15:restartNumberingAfterBreak="0">
+    <w:nsid w:val="6E271C92"/>
+    <w:multiLevelType w:val="multilevel"/>
+    <w:tmpl w:val="24DA42AE"/>
+    <w:lvl w:ilvl="0">
+      <w:start w:val="10"/>
+      <w:numFmt w:val="decimal"/>
+      <w:lvlText w:val="%1."/>
+      <w:lvlJc w:val="left"/>
+      <w:pPr>
+        <w:ind w:left="600" w:hanging="600"/>
+      </w:pPr>
+      <w:rPr>
+        <w:rFonts w:hint="default"/>
+      </w:rPr>
+    </w:lvl>
+    <w:lvl w:ilvl="1">
+      <w:start w:val="1"/>
+      <w:numFmt w:val="decimal"/>
+      <w:lvlText w:val="10.%2"/>
+      <w:lvlJc w:val="left"/>
+      <w:pPr>
+        <w:ind w:left="1287" w:hanging="720"/>
+      </w:pPr>
+      <w:rPr>
+        <w:rFonts w:hint="default"/>
+      </w:rPr>
+    </w:lvl>
+    <w:lvl w:ilvl="2">
+      <w:start w:val="1"/>
+      <w:numFmt w:val="decimal"/>
+      <w:lvlText w:val="%1.%2.%3."/>
+      <w:lvlJc w:val="left"/>
+      <w:pPr>
+        <w:ind w:left="1854" w:hanging="720"/>
+      </w:pPr>
+      <w:rPr>
+        <w:rFonts w:hint="default"/>
+      </w:rPr>
+    </w:lvl>
+    <w:lvl w:ilvl="3">
+      <w:start w:val="1"/>
+      <w:numFmt w:val="decimal"/>
+      <w:lvlText w:val="%1.%2.%3.%4."/>
+      <w:lvlJc w:val="left"/>
+      <w:pPr>
+        <w:ind w:left="2781" w:hanging="1080"/>
+      </w:pPr>
+      <w:rPr>
+        <w:rFonts w:hint="default"/>
+      </w:rPr>
+    </w:lvl>
+    <w:lvl w:ilvl="4">
+      <w:start w:val="1"/>
+      <w:numFmt w:val="decimal"/>
+      <w:lvlText w:val="%1.%2.%3.%4.%5."/>
+      <w:lvlJc w:val="left"/>
+      <w:pPr>
+        <w:ind w:left="3348" w:hanging="1080"/>
+      </w:pPr>
+      <w:rPr>
+        <w:rFonts w:hint="default"/>
+      </w:rPr>
+    </w:lvl>
+    <w:lvl w:ilvl="5">
+      <w:start w:val="1"/>
+      <w:numFmt w:val="decimal"/>
+      <w:lvlText w:val="%1.%2.%3.%4.%5.%6."/>
+      <w:lvlJc w:val="left"/>
+      <w:pPr>
+        <w:ind w:left="4275" w:hanging="1440"/>
+      </w:pPr>
+      <w:rPr>
+        <w:rFonts w:hint="default"/>
+      </w:rPr>
+    </w:lvl>
+    <w:lvl w:ilvl="6">
+      <w:start w:val="1"/>
+      <w:numFmt w:val="decimal"/>
+      <w:lvlText w:val="%1.%2.%3.%4.%5.%6.%7."/>
+      <w:lvlJc w:val="left"/>
+      <w:pPr>
+        <w:ind w:left="5202" w:hanging="1800"/>
+      </w:pPr>
+      <w:rPr>
+        <w:rFonts w:hint="default"/>
+      </w:rPr>
+    </w:lvl>
+    <w:lvl w:ilvl="7">
+      <w:start w:val="1"/>
+      <w:numFmt w:val="decimal"/>
+      <w:lvlText w:val="%1.%2.%3.%4.%5.%6.%7.%8."/>
+      <w:lvlJc w:val="left"/>
+      <w:pPr>
+        <w:ind w:left="5769" w:hanging="1800"/>
+      </w:pPr>
+      <w:rPr>
+        <w:rFonts w:hint="default"/>
+      </w:rPr>
+    </w:lvl>
+    <w:lvl w:ilvl="8">
+      <w:start w:val="1"/>
+      <w:numFmt w:val="decimal"/>
+      <w:lvlText w:val="%1.%2.%3.%4.%5.%6.%7.%8.%9."/>
+      <w:lvlJc w:val="left"/>
+      <w:pPr>
+        <w:ind w:left="6696" w:hanging="2160"/>
+      </w:pPr>
+      <w:rPr>
+        <w:rFonts w:hint="default"/>
+      </w:rPr>
+    </w:lvl>
+  </w:abstractNum>
+  <w:abstractNum w:abstractNumId="34" w15:restartNumberingAfterBreak="0">
+    <w:nsid w:val="7441315B"/>
+    <w:multiLevelType w:val="multilevel"/>
+    <w:tmpl w:val="469AD0E4"/>
+    <w:lvl w:ilvl="0">
+      <w:start w:val="1"/>
+      <w:numFmt w:val="decimal"/>
+      <w:lvlText w:val="%1."/>
+      <w:lvlJc w:val="left"/>
+      <w:pPr>
+        <w:ind w:left="528" w:hanging="528"/>
+      </w:pPr>
+      <w:rPr>
+        <w:rFonts w:hint="default"/>
+      </w:rPr>
+    </w:lvl>
+    <w:lvl w:ilvl="1">
+      <w:start w:val="1"/>
+      <w:numFmt w:val="decimal"/>
+      <w:lvlText w:val="%1.%2."/>
+      <w:lvlJc w:val="left"/>
+      <w:pPr>
+        <w:ind w:left="862" w:hanging="720"/>
+      </w:pPr>
+      <w:rPr>
+        <w:rFonts w:hint="default"/>
+      </w:rPr>
+    </w:lvl>
+    <w:lvl w:ilvl="2">
+      <w:start w:val="1"/>
+      <w:numFmt w:val="decimal"/>
+      <w:lvlText w:val="%1.%2.%3."/>
+      <w:lvlJc w:val="left"/>
+      <w:pPr>
+        <w:ind w:left="720" w:hanging="720"/>
+      </w:pPr>
+      <w:rPr>
+        <w:rFonts w:hint="default"/>
+      </w:rPr>
+    </w:lvl>
+    <w:lvl w:ilvl="3">
+      <w:start w:val="1"/>
+      <w:numFmt w:val="decimal"/>
+      <w:lvlText w:val="%1.%2.%3.%4."/>
+      <w:lvlJc w:val="left"/>
+      <w:pPr>
+        <w:ind w:left="1080" w:hanging="1080"/>
+      </w:pPr>
+      <w:rPr>
+        <w:rFonts w:hint="default"/>
+      </w:rPr>
+    </w:lvl>
+    <w:lvl w:ilvl="4">
+      <w:start w:val="1"/>
+      <w:numFmt w:val="decimal"/>
+      <w:lvlText w:val="%1.%2.%3.%4.%5."/>
+      <w:lvlJc w:val="left"/>
+      <w:pPr>
+        <w:ind w:left="1080" w:hanging="1080"/>
+      </w:pPr>
+      <w:rPr>
+        <w:rFonts w:hint="default"/>
+      </w:rPr>
+    </w:lvl>
+    <w:lvl w:ilvl="5">
+      <w:start w:val="1"/>
+      <w:numFmt w:val="decimal"/>
+      <w:lvlText w:val="%1.%2.%3.%4.%5.%6."/>
+      <w:lvlJc w:val="left"/>
+      <w:pPr>
+        <w:ind w:left="1440" w:hanging="1440"/>
+      </w:pPr>
+      <w:rPr>
+        <w:rFonts w:hint="default"/>
+      </w:rPr>
+    </w:lvl>
+    <w:lvl w:ilvl="6">
+      <w:start w:val="1"/>
+      <w:numFmt w:val="decimal"/>
+      <w:lvlText w:val="%1.%2.%3.%4.%5.%6.%7."/>
+      <w:lvlJc w:val="left"/>
+      <w:pPr>
+        <w:ind w:left="1800" w:hanging="1800"/>
+      </w:pPr>
+      <w:rPr>
+        <w:rFonts w:hint="default"/>
+      </w:rPr>
+    </w:lvl>
+    <w:lvl w:ilvl="7">
+      <w:start w:val="1"/>
+      <w:numFmt w:val="decimal"/>
+      <w:lvlText w:val="%1.%2.%3.%4.%5.%6.%7.%8."/>
+      <w:lvlJc w:val="left"/>
+      <w:pPr>
+        <w:ind w:left="1800" w:hanging="1800"/>
+      </w:pPr>
+      <w:rPr>
+        <w:rFonts w:hint="default"/>
+      </w:rPr>
+    </w:lvl>
+    <w:lvl w:ilvl="8">
+      <w:start w:val="1"/>
+      <w:numFmt w:val="decimal"/>
+      <w:lvlText w:val="%1.%2.%3.%4.%5.%6.%7.%8.%9."/>
+      <w:lvlJc w:val="left"/>
+      <w:pPr>
+        <w:ind w:left="2160" w:hanging="2160"/>
+      </w:pPr>
+      <w:rPr>
+        <w:rFonts w:hint="default"/>
+      </w:rPr>
+    </w:lvl>
+  </w:abstractNum>
+  <w:abstractNum w:abstractNumId="35" w15:restartNumberingAfterBreak="0">
+    <w:nsid w:val="74F95364"/>
+    <w:multiLevelType w:val="multilevel"/>
+    <w:tmpl w:val="21483B28"/>
+    <w:lvl w:ilvl="0">
+      <w:start w:val="2"/>
+      <w:numFmt w:val="decimal"/>
+      <w:lvlText w:val="%1."/>
+      <w:lvlJc w:val="left"/>
+      <w:pPr>
+        <w:ind w:left="450" w:hanging="450"/>
+      </w:pPr>
+      <w:rPr>
+        <w:rFonts w:hint="default"/>
+      </w:rPr>
+    </w:lvl>
+    <w:lvl w:ilvl="1">
+      <w:start w:val="1"/>
+      <w:numFmt w:val="decimal"/>
+      <w:lvlText w:val="%1.%2."/>
+      <w:lvlJc w:val="left"/>
+      <w:pPr>
+        <w:ind w:left="1287" w:hanging="720"/>
+      </w:pPr>
+      <w:rPr>
+        <w:rFonts w:hint="default"/>
+      </w:rPr>
+    </w:lvl>
+    <w:lvl w:ilvl="2">
+      <w:start w:val="1"/>
+      <w:numFmt w:val="decimal"/>
+      <w:lvlText w:val="%1.%2.%3."/>
+      <w:lvlJc w:val="left"/>
+      <w:pPr>
+        <w:ind w:left="1854" w:hanging="720"/>
+      </w:pPr>
+      <w:rPr>
+        <w:rFonts w:hint="default"/>
+      </w:rPr>
+    </w:lvl>
+    <w:lvl w:ilvl="3">
+      <w:start w:val="1"/>
+      <w:numFmt w:val="decimal"/>
+      <w:lvlText w:val="%1.%2.%3.%4."/>
+      <w:lvlJc w:val="left"/>
+      <w:pPr>
+        <w:ind w:left="2781" w:hanging="1080"/>
+      </w:pPr>
+      <w:rPr>
+        <w:rFonts w:hint="default"/>
+      </w:rPr>
+    </w:lvl>
+    <w:lvl w:ilvl="4">
+      <w:start w:val="1"/>
+      <w:numFmt w:val="decimal"/>
+      <w:lvlText w:val="%1.%2.%3.%4.%5."/>
+      <w:lvlJc w:val="left"/>
+      <w:pPr>
+        <w:ind w:left="3348" w:hanging="1080"/>
+      </w:pPr>
+      <w:rPr>
+        <w:rFonts w:hint="default"/>
+      </w:rPr>
+    </w:lvl>
+    <w:lvl w:ilvl="5">
+      <w:start w:val="1"/>
+      <w:numFmt w:val="decimal"/>
+      <w:lvlText w:val="%1.%2.%3.%4.%5.%6."/>
+      <w:lvlJc w:val="left"/>
+      <w:pPr>
+        <w:ind w:left="4275" w:hanging="1440"/>
+      </w:pPr>
+      <w:rPr>
+        <w:rFonts w:hint="default"/>
+      </w:rPr>
+    </w:lvl>
+    <w:lvl w:ilvl="6">
+      <w:start w:val="1"/>
+      <w:numFmt w:val="decimal"/>
+      <w:lvlText w:val="%1.%2.%3.%4.%5.%6.%7."/>
+      <w:lvlJc w:val="left"/>
+      <w:pPr>
+        <w:ind w:left="5202" w:hanging="1800"/>
+      </w:pPr>
+      <w:rPr>
+        <w:rFonts w:hint="default"/>
+      </w:rPr>
+    </w:lvl>
+    <w:lvl w:ilvl="7">
+      <w:start w:val="1"/>
+      <w:numFmt w:val="decimal"/>
+      <w:lvlText w:val="%1.%2.%3.%4.%5.%6.%7.%8."/>
+      <w:lvlJc w:val="left"/>
+      <w:pPr>
+        <w:ind w:left="5769" w:hanging="1800"/>
+      </w:pPr>
+      <w:rPr>
+        <w:rFonts w:hint="default"/>
+      </w:rPr>
+    </w:lvl>
+    <w:lvl w:ilvl="8">
+      <w:start w:val="1"/>
+      <w:numFmt w:val="decimal"/>
+      <w:lvlText w:val="%1.%2.%3.%4.%5.%6.%7.%8.%9."/>
+      <w:lvlJc w:val="left"/>
+      <w:pPr>
+        <w:ind w:left="6696" w:hanging="2160"/>
+      </w:pPr>
+      <w:rPr>
+        <w:rFonts w:hint="default"/>
+      </w:rPr>
+    </w:lvl>
+  </w:abstractNum>
+  <w:abstractNum w:abstractNumId="36" w15:restartNumberingAfterBreak="0">
+    <w:nsid w:val="778E4B6B"/>
+    <w:multiLevelType w:val="multilevel"/>
+    <w:tmpl w:val="30F81FD6"/>
+    <w:lvl w:ilvl="0">
+      <w:start w:val="4"/>
+      <w:numFmt w:val="decimal"/>
+      <w:lvlText w:val="%1."/>
+      <w:lvlJc w:val="left"/>
+      <w:pPr>
+        <w:ind w:left="450" w:hanging="450"/>
+      </w:pPr>
+      <w:rPr>
+        <w:rFonts w:hint="default"/>
+      </w:rPr>
+    </w:lvl>
+    <w:lvl w:ilvl="1">
+      <w:start w:val="1"/>
+      <w:numFmt w:val="decimal"/>
+      <w:lvlText w:val="%1.%2."/>
+      <w:lvlJc w:val="left"/>
+      <w:pPr>
+        <w:ind w:left="1854" w:hanging="720"/>
+      </w:pPr>
+      <w:rPr>
+        <w:rFonts w:hint="default"/>
+      </w:rPr>
+    </w:lvl>
+    <w:lvl w:ilvl="2">
+      <w:start w:val="1"/>
+      <w:numFmt w:val="decimal"/>
+      <w:lvlText w:val="%1.%2.%3."/>
+      <w:lvlJc w:val="left"/>
+      <w:pPr>
+        <w:ind w:left="2988" w:hanging="720"/>
+      </w:pPr>
+      <w:rPr>
+        <w:rFonts w:hint="default"/>
+      </w:rPr>
+    </w:lvl>
+    <w:lvl w:ilvl="3">
+      <w:start w:val="1"/>
+      <w:numFmt w:val="decimal"/>
+      <w:lvlText w:val="%1.%2.%3.%4."/>
+      <w:lvlJc w:val="left"/>
+      <w:pPr>
+        <w:ind w:left="4482" w:hanging="1080"/>
+      </w:pPr>
+      <w:rPr>
+        <w:rFonts w:hint="default"/>
+      </w:rPr>
+    </w:lvl>
+    <w:lvl w:ilvl="4">
+      <w:start w:val="1"/>
+      <w:numFmt w:val="decimal"/>
+      <w:lvlText w:val="%1.%2.%3.%4.%5."/>
+      <w:lvlJc w:val="left"/>
+      <w:pPr>
+        <w:ind w:left="5616" w:hanging="1080"/>
+      </w:pPr>
+      <w:rPr>
+        <w:rFonts w:hint="default"/>
+      </w:rPr>
+    </w:lvl>
+    <w:lvl w:ilvl="5">
+      <w:start w:val="1"/>
+      <w:numFmt w:val="decimal"/>
+      <w:lvlText w:val="%1.%2.%3.%4.%5.%6."/>
+      <w:lvlJc w:val="left"/>
+      <w:pPr>
+        <w:ind w:left="7110" w:hanging="1440"/>
+      </w:pPr>
+      <w:rPr>
+        <w:rFonts w:hint="default"/>
+      </w:rPr>
+    </w:lvl>
+    <w:lvl w:ilvl="6">
+      <w:start w:val="1"/>
+      <w:numFmt w:val="decimal"/>
+      <w:lvlText w:val="%1.%2.%3.%4.%5.%6.%7."/>
+      <w:lvlJc w:val="left"/>
+      <w:pPr>
+        <w:ind w:left="8604" w:hanging="1800"/>
+      </w:pPr>
+      <w:rPr>
+        <w:rFonts w:hint="default"/>
+      </w:rPr>
+    </w:lvl>
+    <w:lvl w:ilvl="7">
+      <w:start w:val="1"/>
+      <w:numFmt w:val="decimal"/>
+      <w:lvlText w:val="%1.%2.%3.%4.%5.%6.%7.%8."/>
+      <w:lvlJc w:val="left"/>
+      <w:pPr>
+        <w:ind w:left="9738" w:hanging="1800"/>
+      </w:pPr>
+      <w:rPr>
+        <w:rFonts w:hint="default"/>
+      </w:rPr>
+    </w:lvl>
+    <w:lvl w:ilvl="8">
+      <w:start w:val="1"/>
+      <w:numFmt w:val="decimal"/>
+      <w:lvlText w:val="%1.%2.%3.%4.%5.%6.%7.%8.%9."/>
+      <w:lvlJc w:val="left"/>
+      <w:pPr>
+        <w:ind w:left="11232" w:hanging="2160"/>
+      </w:pPr>
+      <w:rPr>
+        <w:rFonts w:hint="default"/>
+      </w:rPr>
+    </w:lvl>
+  </w:abstractNum>
+  <w:abstractNum w:abstractNumId="37" w15:restartNumberingAfterBreak="0">
+    <w:nsid w:val="7A333C1B"/>
+    <w:multiLevelType w:val="multilevel"/>
+    <w:tmpl w:val="2B50DF82"/>
+    <w:lvl w:ilvl="0">
+      <w:start w:val="8"/>
+      <w:numFmt w:val="decimal"/>
+      <w:lvlText w:val="%1."/>
+      <w:lvlJc w:val="left"/>
+      <w:pPr>
+        <w:ind w:left="450" w:hanging="450"/>
+      </w:pPr>
+      <w:rPr>
+        <w:rFonts w:hint="default"/>
+      </w:rPr>
+    </w:lvl>
+    <w:lvl w:ilvl="1">
+      <w:start w:val="1"/>
+      <w:numFmt w:val="decimal"/>
+      <w:lvlText w:val="%1.%2."/>
+      <w:lvlJc w:val="left"/>
+      <w:pPr>
+        <w:ind w:left="1287" w:hanging="720"/>
+      </w:pPr>
+      <w:rPr>
+        <w:rFonts w:hint="default"/>
+      </w:rPr>
+    </w:lvl>
+    <w:lvl w:ilvl="2">
+      <w:start w:val="1"/>
+      <w:numFmt w:val="decimal"/>
+      <w:lvlText w:val="%1.%2.%3."/>
+      <w:lvlJc w:val="left"/>
+      <w:pPr>
+        <w:ind w:left="1854" w:hanging="720"/>
+      </w:pPr>
+      <w:rPr>
+        <w:rFonts w:hint="default"/>
+      </w:rPr>
+    </w:lvl>
+    <w:lvl w:ilvl="3">
+      <w:start w:val="1"/>
+      <w:numFmt w:val="decimal"/>
+      <w:lvlText w:val="%1.%2.%3.%4."/>
+      <w:lvlJc w:val="left"/>
+      <w:pPr>
+        <w:ind w:left="2781" w:hanging="1080"/>
+      </w:pPr>
+      <w:rPr>
+        <w:rFonts w:hint="default"/>
+      </w:rPr>
+    </w:lvl>
+    <w:lvl w:ilvl="4">
+      <w:start w:val="1"/>
+      <w:numFmt w:val="decimal"/>
+      <w:lvlText w:val="%1.%2.%3.%4.%5."/>
+      <w:lvlJc w:val="left"/>
+      <w:pPr>
+        <w:ind w:left="3348" w:hanging="1080"/>
+      </w:pPr>
+      <w:rPr>
+        <w:rFonts w:hint="default"/>
+      </w:rPr>
+    </w:lvl>
+    <w:lvl w:ilvl="5">
+      <w:start w:val="1"/>
+      <w:numFmt w:val="decimal"/>
+      <w:lvlText w:val="%1.%2.%3.%4.%5.%6."/>
+      <w:lvlJc w:val="left"/>
+      <w:pPr>
+        <w:ind w:left="4275" w:hanging="1440"/>
+      </w:pPr>
+      <w:rPr>
+        <w:rFonts w:hint="default"/>
+      </w:rPr>
+    </w:lvl>
+    <w:lvl w:ilvl="6">
+      <w:start w:val="1"/>
+      <w:numFmt w:val="decimal"/>
+      <w:lvlText w:val="%1.%2.%3.%4.%5.%6.%7."/>
+      <w:lvlJc w:val="left"/>
+      <w:pPr>
+        <w:ind w:left="5202" w:hanging="1800"/>
+      </w:pPr>
+      <w:rPr>
+        <w:rFonts w:hint="default"/>
+      </w:rPr>
+    </w:lvl>
+    <w:lvl w:ilvl="7">
+      <w:start w:val="1"/>
+      <w:numFmt w:val="decimal"/>
+      <w:lvlText w:val="%1.%2.%3.%4.%5.%6.%7.%8."/>
+      <w:lvlJc w:val="left"/>
+      <w:pPr>
+        <w:ind w:left="5769" w:hanging="1800"/>
+      </w:pPr>
+      <w:rPr>
+        <w:rFonts w:hint="default"/>
+      </w:rPr>
+    </w:lvl>
+    <w:lvl w:ilvl="8">
+      <w:start w:val="1"/>
+      <w:numFmt w:val="decimal"/>
+      <w:lvlText w:val="%1.%2.%3.%4.%5.%6.%7.%8.%9."/>
+      <w:lvlJc w:val="left"/>
+      <w:pPr>
+        <w:ind w:left="6696" w:hanging="2160"/>
+      </w:pPr>
+      <w:rPr>
+        <w:rFonts w:hint="default"/>
+      </w:rPr>
+    </w:lvl>
+  </w:abstractNum>
+  <w:abstractNum w:abstractNumId="38" w15:restartNumberingAfterBreak="0">
+    <w:nsid w:val="7A3930FF"/>
+    <w:multiLevelType w:val="multilevel"/>
+    <w:tmpl w:val="2A30C240"/>
+    <w:lvl w:ilvl="0">
+      <w:start w:val="13"/>
+      <w:numFmt w:val="decimal"/>
+      <w:lvlText w:val="%1."/>
+      <w:lvlJc w:val="left"/>
+      <w:pPr>
+        <w:ind w:left="600" w:hanging="600"/>
+      </w:pPr>
+      <w:rPr>
+        <w:rFonts w:hint="default"/>
+      </w:rPr>
+    </w:lvl>
+    <w:lvl w:ilvl="1">
+      <w:start w:val="1"/>
+      <w:numFmt w:val="decimal"/>
+      <w:lvlText w:val="13.%2"/>
+      <w:lvlJc w:val="left"/>
+      <w:pPr>
+        <w:ind w:left="1287" w:hanging="720"/>
+      </w:pPr>
+      <w:rPr>
+        <w:rFonts w:hint="default"/>
+      </w:rPr>
+    </w:lvl>
+    <w:lvl w:ilvl="2">
+      <w:start w:val="1"/>
+      <w:numFmt w:val="decimal"/>
+      <w:lvlText w:val="%1.%2.%3."/>
+      <w:lvlJc w:val="left"/>
+      <w:pPr>
+        <w:ind w:left="1854" w:hanging="720"/>
+      </w:pPr>
+      <w:rPr>
+        <w:rFonts w:hint="default"/>
+      </w:rPr>
+    </w:lvl>
+    <w:lvl w:ilvl="3">
+      <w:start w:val="1"/>
+      <w:numFmt w:val="decimal"/>
+      <w:lvlText w:val="%1.%2.%3.%4."/>
+      <w:lvlJc w:val="left"/>
+      <w:pPr>
+        <w:ind w:left="2781" w:hanging="1080"/>
+      </w:pPr>
+      <w:rPr>
+        <w:rFonts w:hint="default"/>
+      </w:rPr>
+    </w:lvl>
+    <w:lvl w:ilvl="4">
+      <w:start w:val="1"/>
+      <w:numFmt w:val="decimal"/>
+      <w:lvlText w:val="%1.%2.%3.%4.%5."/>
+      <w:lvlJc w:val="left"/>
+      <w:pPr>
+        <w:ind w:left="3348" w:hanging="1080"/>
+      </w:pPr>
+      <w:rPr>
+        <w:rFonts w:hint="default"/>
+      </w:rPr>
+    </w:lvl>
+    <w:lvl w:ilvl="5">
+      <w:start w:val="1"/>
+      <w:numFmt w:val="decimal"/>
+      <w:lvlText w:val="%1.%2.%3.%4.%5.%6."/>
+      <w:lvlJc w:val="left"/>
+      <w:pPr>
+        <w:ind w:left="4275" w:hanging="1440"/>
+      </w:pPr>
+      <w:rPr>
+        <w:rFonts w:hint="default"/>
+      </w:rPr>
+    </w:lvl>
+    <w:lvl w:ilvl="6">
+      <w:start w:val="1"/>
+      <w:numFmt w:val="decimal"/>
+      <w:lvlText w:val="%1.%2.%3.%4.%5.%6.%7."/>
+      <w:lvlJc w:val="left"/>
+      <w:pPr>
+        <w:ind w:left="5202" w:hanging="1800"/>
+      </w:pPr>
+      <w:rPr>
+        <w:rFonts w:hint="default"/>
+      </w:rPr>
+    </w:lvl>
+    <w:lvl w:ilvl="7">
+      <w:start w:val="1"/>
+      <w:numFmt w:val="decimal"/>
+      <w:lvlText w:val="%1.%2.%3.%4.%5.%6.%7.%8."/>
+      <w:lvlJc w:val="left"/>
+      <w:pPr>
+        <w:ind w:left="5769" w:hanging="1800"/>
+      </w:pPr>
+      <w:rPr>
+        <w:rFonts w:hint="default"/>
+      </w:rPr>
+    </w:lvl>
+    <w:lvl w:ilvl="8">
+      <w:start w:val="1"/>
+      <w:numFmt w:val="decimal"/>
+      <w:lvlText w:val="%1.%2.%3.%4.%5.%6.%7.%8.%9."/>
+      <w:lvlJc w:val="left"/>
+      <w:pPr>
+        <w:ind w:left="6696" w:hanging="2160"/>
+      </w:pPr>
+      <w:rPr>
+        <w:rFonts w:hint="default"/>
+      </w:rPr>
+    </w:lvl>
+  </w:abstractNum>
+  <w:abstractNum w:abstractNumId="39" w15:restartNumberingAfterBreak="0">
+    <w:nsid w:val="7A695E23"/>
+    <w:multiLevelType w:val="multilevel"/>
+    <w:tmpl w:val="0F06B7BE"/>
+    <w:lvl w:ilvl="0">
+      <w:start w:val="9"/>
+      <w:numFmt w:val="decimal"/>
+      <w:lvlText w:val="%1."/>
+      <w:lvlJc w:val="left"/>
+      <w:pPr>
+        <w:ind w:left="450" w:hanging="450"/>
+      </w:pPr>
+      <w:rPr>
+        <w:rFonts w:hint="default"/>
+      </w:rPr>
+    </w:lvl>
+    <w:lvl w:ilvl="1">
+      <w:start w:val="1"/>
+      <w:numFmt w:val="decimal"/>
+      <w:lvlText w:val="9.%2"/>
+      <w:lvlJc w:val="left"/>
+      <w:pPr>
+        <w:ind w:left="1287" w:hanging="720"/>
+      </w:pPr>
+      <w:rPr>
+        <w:rFonts w:hint="default"/>
+      </w:rPr>
+    </w:lvl>
+    <w:lvl w:ilvl="2">
+      <w:start w:val="1"/>
+      <w:numFmt w:val="decimal"/>
+      <w:lvlText w:val="%1.%2.%3."/>
+      <w:lvlJc w:val="left"/>
+      <w:pPr>
+        <w:ind w:left="1854" w:hanging="720"/>
+      </w:pPr>
+      <w:rPr>
+        <w:rFonts w:hint="default"/>
+      </w:rPr>
+    </w:lvl>
+    <w:lvl w:ilvl="3">
+      <w:start w:val="1"/>
+      <w:numFmt w:val="decimal"/>
+      <w:lvlText w:val="%1.%2.%3.%4."/>
+      <w:lvlJc w:val="left"/>
+      <w:pPr>
+        <w:ind w:left="2781" w:hanging="1080"/>
+      </w:pPr>
+      <w:rPr>
+        <w:rFonts w:hint="default"/>
+      </w:rPr>
+    </w:lvl>
+    <w:lvl w:ilvl="4">
+      <w:start w:val="1"/>
+      <w:numFmt w:val="decimal"/>
+      <w:lvlText w:val="%1.%2.%3.%4.%5."/>
+      <w:lvlJc w:val="left"/>
+      <w:pPr>
+        <w:ind w:left="3348" w:hanging="1080"/>
+      </w:pPr>
+      <w:rPr>
+        <w:rFonts w:hint="default"/>
+      </w:rPr>
+    </w:lvl>
+    <w:lvl w:ilvl="5">
+      <w:start w:val="1"/>
+      <w:numFmt w:val="decimal"/>
+      <w:lvlText w:val="%1.%2.%3.%4.%5.%6."/>
+      <w:lvlJc w:val="left"/>
+      <w:pPr>
+        <w:ind w:left="4275" w:hanging="1440"/>
+      </w:pPr>
+      <w:rPr>
+        <w:rFonts w:hint="default"/>
+      </w:rPr>
+    </w:lvl>
+    <w:lvl w:ilvl="6">
+      <w:start w:val="1"/>
+      <w:numFmt w:val="decimal"/>
+      <w:lvlText w:val="%1.%2.%3.%4.%5.%6.%7."/>
+      <w:lvlJc w:val="left"/>
+      <w:pPr>
+        <w:ind w:left="5202" w:hanging="1800"/>
+      </w:pPr>
+      <w:rPr>
+        <w:rFonts w:hint="default"/>
+      </w:rPr>
+    </w:lvl>
+    <w:lvl w:ilvl="7">
+      <w:start w:val="1"/>
+      <w:numFmt w:val="decimal"/>
+      <w:lvlText w:val="%1.%2.%3.%4.%5.%6.%7.%8."/>
+      <w:lvlJc w:val="left"/>
+      <w:pPr>
+        <w:ind w:left="5769" w:hanging="1800"/>
+      </w:pPr>
+      <w:rPr>
+        <w:rFonts w:hint="default"/>
+      </w:rPr>
+    </w:lvl>
+    <w:lvl w:ilvl="8">
+      <w:start w:val="1"/>
+      <w:numFmt w:val="decimal"/>
+      <w:lvlText w:val="%1.%2.%3.%4.%5.%6.%7.%8.%9."/>
+      <w:lvlJc w:val="left"/>
+      <w:pPr>
+        <w:ind w:left="6696" w:hanging="2160"/>
+      </w:pPr>
+      <w:rPr>
+        <w:rFonts w:hint="default"/>
+      </w:rPr>
+    </w:lvl>
+  </w:abstractNum>
+  <w:num w:numId="1" w16cid:durableId="2041972368">
+    <w:abstractNumId w:val="4"/>
+  </w:num>
+  <w:num w:numId="2" w16cid:durableId="869486746">
+    <w:abstractNumId w:val="17"/>
+  </w:num>
+  <w:num w:numId="3" w16cid:durableId="1224833403">
+    <w:abstractNumId w:val="26"/>
+  </w:num>
+  <w:num w:numId="4" w16cid:durableId="1240095043">
+    <w:abstractNumId w:val="6"/>
+  </w:num>
+  <w:num w:numId="5" w16cid:durableId="513034992">
+    <w:abstractNumId w:val="5"/>
+  </w:num>
+  <w:num w:numId="6" w16cid:durableId="1861891140">
+    <w:abstractNumId w:val="16"/>
+  </w:num>
+  <w:num w:numId="7" w16cid:durableId="912200750">
+    <w:abstractNumId w:val="34"/>
+  </w:num>
+  <w:num w:numId="8" w16cid:durableId="953823199">
+    <w:abstractNumId w:val="7"/>
+  </w:num>
+  <w:num w:numId="9" w16cid:durableId="165442149">
+    <w:abstractNumId w:val="12"/>
+  </w:num>
+  <w:num w:numId="10" w16cid:durableId="2026664411">
+    <w:abstractNumId w:val="28"/>
+    <w:lvlOverride w:ilvl="0">
+      <w:startOverride w:val="1"/>
+    </w:lvlOverride>
+    <w:lvlOverride w:ilvl="1">
+      <w:startOverride w:val="1"/>
+    </w:lvlOverride>
+    <w:lvlOverride w:ilvl="2">
+      <w:startOverride w:val="1"/>
+    </w:lvlOverride>
+    <w:lvlOverride w:ilvl="3">
+      <w:startOverride w:val="1"/>
+    </w:lvlOverride>
+    <w:lvlOverride w:ilvl="4">
+      <w:startOverride w:val="1"/>
+    </w:lvlOverride>
+    <w:lvlOverride w:ilvl="5">
+      <w:startOverride w:val="1"/>
+    </w:lvlOverride>
+    <w:lvlOverride w:ilvl="6">
+      <w:startOverride w:val="1"/>
+    </w:lvlOverride>
+    <w:lvlOverride w:ilvl="7">
+      <w:startOverride w:val="1"/>
+    </w:lvlOverride>
+    <w:lvlOverride w:ilvl="8">
+      <w:startOverride w:val="1"/>
+    </w:lvlOverride>
+  </w:num>
+  <w:num w:numId="11" w16cid:durableId="27336204">
+    <w:abstractNumId w:val="14"/>
+  </w:num>
+  <w:num w:numId="12" w16cid:durableId="545147935">
+    <w:abstractNumId w:val="0"/>
+  </w:num>
+  <w:num w:numId="13" w16cid:durableId="1894728945">
+    <w:abstractNumId w:val="28"/>
+  </w:num>
+  <w:num w:numId="14" w16cid:durableId="2050834914">
+    <w:abstractNumId w:val="35"/>
+  </w:num>
+  <w:num w:numId="15" w16cid:durableId="1172454246">
+    <w:abstractNumId w:val="36"/>
+  </w:num>
+  <w:num w:numId="16" w16cid:durableId="1023751608">
+    <w:abstractNumId w:val="22"/>
+  </w:num>
+  <w:num w:numId="17" w16cid:durableId="887379533">
+    <w:abstractNumId w:val="25"/>
+  </w:num>
+  <w:num w:numId="18" w16cid:durableId="606618799">
+    <w:abstractNumId w:val="19"/>
+  </w:num>
+  <w:num w:numId="19" w16cid:durableId="1141921172">
+    <w:abstractNumId w:val="29"/>
+  </w:num>
+  <w:num w:numId="20" w16cid:durableId="1918316902">
+    <w:abstractNumId w:val="21"/>
+  </w:num>
+  <w:num w:numId="21" w16cid:durableId="1837106501">
+    <w:abstractNumId w:val="3"/>
+  </w:num>
+  <w:num w:numId="22" w16cid:durableId="617881416">
+    <w:abstractNumId w:val="10"/>
+  </w:num>
+  <w:num w:numId="23" w16cid:durableId="1771465070">
+    <w:abstractNumId w:val="2"/>
+  </w:num>
+  <w:num w:numId="24" w16cid:durableId="2070569004">
+    <w:abstractNumId w:val="30"/>
+  </w:num>
+  <w:num w:numId="25" w16cid:durableId="622805042">
+    <w:abstractNumId w:val="39"/>
+  </w:num>
+  <w:num w:numId="26" w16cid:durableId="414940631">
+    <w:abstractNumId w:val="37"/>
+  </w:num>
+  <w:num w:numId="27" w16cid:durableId="486475658">
+    <w:abstractNumId w:val="33"/>
+  </w:num>
+  <w:num w:numId="28" w16cid:durableId="2013338901">
+    <w:abstractNumId w:val="31"/>
+  </w:num>
+  <w:num w:numId="29" w16cid:durableId="827745640">
+    <w:abstractNumId w:val="23"/>
+  </w:num>
+  <w:num w:numId="30" w16cid:durableId="1378043309">
+    <w:abstractNumId w:val="38"/>
+  </w:num>
+  <w:num w:numId="31" w16cid:durableId="116485811">
+    <w:abstractNumId w:val="15"/>
+  </w:num>
+  <w:num w:numId="32" w16cid:durableId="1133864026">
+    <w:abstractNumId w:val="8"/>
+  </w:num>
+  <w:num w:numId="33" w16cid:durableId="1688677135">
+    <w:abstractNumId w:val="27"/>
+  </w:num>
+  <w:num w:numId="34" w16cid:durableId="887110901">
+    <w:abstractNumId w:val="1"/>
+  </w:num>
+  <w:num w:numId="35" w16cid:durableId="403795743">
+    <w:abstractNumId w:val="9"/>
+  </w:num>
+  <w:num w:numId="36" w16cid:durableId="351499055">
+    <w:abstractNumId w:val="18"/>
+  </w:num>
+  <w:num w:numId="37" w16cid:durableId="1983347975">
+    <w:abstractNumId w:val="11"/>
+  </w:num>
+  <w:num w:numId="38" w16cid:durableId="1729374425">
+    <w:abstractNumId w:val="13"/>
+  </w:num>
+  <w:num w:numId="39" w16cid:durableId="1886717055">
+    <w:abstractNumId w:val="20"/>
+  </w:num>
+  <w:num w:numId="40" w16cid:durableId="722827413">
+    <w:abstractNumId w:val="32"/>
+  </w:num>
+  <w:num w:numId="41" w16cid:durableId="147021678">
+    <w:abstractNumId w:val="24"/>
+  </w:num>
+  <w:numIdMacAtCleanup w:val="9"/>
+</w:numbering>
 </file>
 
 <file path=word/styles.xml><?xml version="1.0" encoding="utf-8"?>
@@ -2316,17 +7253,11 @@
   <w:docDefaults>
     <w:rPrDefault>
       <w:rPr>
-        <w:rFonts w:asciiTheme="minorHAnsi" w:eastAsiaTheme="minorHAnsi" w:hAnsiTheme="minorHAnsi" w:cstheme="minorBidi"/>
-        <w:sz w:val="22"/>
-        <w:szCs w:val="22"/>
-        <w:lang w:val="ru-RU" w:eastAsia="en-US" w:bidi="ar-SA"/>
+        <w:rFonts w:ascii="Calibri" w:eastAsia="Calibri" w:hAnsi="Calibri" w:cs="Times New Roman"/>
+        <w:lang w:val="ru-RU" w:eastAsia="ru-RU" w:bidi="ar-SA"/>
       </w:rPr>
     </w:rPrDefault>
-    <w:pPrDefault>
-      <w:pPr>
-        <w:spacing w:after="200" w:line="276" w:lineRule="auto"/>
-      </w:pPr>
-    </w:pPrDefault>
+    <w:pPrDefault/>
   </w:docDefaults>
   <w:latentStyles w:defLockedState="0" w:defUIPriority="99" w:defSemiHidden="0" w:defUnhideWhenUsed="0" w:defQFormat="0" w:count="376">
     <w:lsdException w:name="Normal" w:uiPriority="0" w:qFormat="1"/>
@@ -2370,7 +7301,7 @@
     <w:lsdException w:name="footnote reference" w:semiHidden="1" w:unhideWhenUsed="1"/>
     <w:lsdException w:name="annotation reference" w:semiHidden="1" w:unhideWhenUsed="1"/>
     <w:lsdException w:name="line number" w:semiHidden="1" w:unhideWhenUsed="1"/>
-    <w:lsdException w:name="page number" w:semiHidden="1" w:unhideWhenUsed="1"/>
+    <w:lsdException w:name="page number" w:semiHidden="1" w:uiPriority="0" w:unhideWhenUsed="1"/>
     <w:lsdException w:name="endnote reference" w:semiHidden="1" w:unhideWhenUsed="1"/>
     <w:lsdException w:name="endnote text" w:semiHidden="1" w:unhideWhenUsed="1"/>
     <w:lsdException w:name="table of authorities" w:semiHidden="1" w:unhideWhenUsed="1"/>
@@ -2391,11 +7322,11 @@
     <w:lsdException w:name="List Number 3" w:semiHidden="1" w:unhideWhenUsed="1"/>
     <w:lsdException w:name="List Number 4" w:semiHidden="1" w:unhideWhenUsed="1"/>
     <w:lsdException w:name="List Number 5" w:semiHidden="1" w:unhideWhenUsed="1"/>
-    <w:lsdException w:name="Title" w:uiPriority="10" w:qFormat="1"/>
+    <w:lsdException w:name="Title" w:uiPriority="0" w:qFormat="1"/>
     <w:lsdException w:name="Closing" w:semiHidden="1" w:unhideWhenUsed="1"/>
     <w:lsdException w:name="Signature" w:semiHidden="1" w:unhideWhenUsed="1"/>
     <w:lsdException w:name="Default Paragraph Font" w:semiHidden="1" w:uiPriority="1" w:unhideWhenUsed="1"/>
-    <w:lsdException w:name="Body Text" w:semiHidden="1" w:unhideWhenUsed="1"/>
+    <w:lsdException w:name="Body Text" w:semiHidden="1" w:uiPriority="0" w:unhideWhenUsed="1"/>
     <w:lsdException w:name="Body Text Indent" w:semiHidden="1" w:unhideWhenUsed="1"/>
     <w:lsdException w:name="List Continue" w:semiHidden="1" w:unhideWhenUsed="1"/>
     <w:lsdException w:name="List Continue 2" w:semiHidden="1" w:unhideWhenUsed="1"/>
@@ -2508,7 +7439,7 @@
     <w:lsdException w:name="Medium Shading 2 Accent 1" w:uiPriority="64"/>
     <w:lsdException w:name="Medium List 1 Accent 1" w:uiPriority="65"/>
     <w:lsdException w:name="Revision" w:semiHidden="1"/>
-    <w:lsdException w:name="List Paragraph" w:uiPriority="34" w:qFormat="1"/>
+    <w:lsdException w:name="List Paragraph" w:qFormat="1"/>
     <w:lsdException w:name="Quote" w:uiPriority="29" w:qFormat="1"/>
     <w:lsdException w:name="Intense Quote" w:uiPriority="30" w:qFormat="1"/>
     <w:lsdException w:name="Medium List 2 Accent 1" w:uiPriority="66"/>
@@ -2709,10 +7640,108 @@
   <w:style w:type="paragraph" w:default="1" w:styleId="a">
     <w:name w:val="Normal"/>
     <w:qFormat/>
-    <w:rsid w:val="00BA4C8B"/>
+    <w:rsid w:val="009651F8"/>
+    <w:pPr>
+      <w:spacing w:after="200" w:line="276" w:lineRule="auto"/>
+    </w:pPr>
     <w:rPr>
-      <w:rFonts w:ascii="Calibri" w:eastAsia="Times New Roman" w:hAnsi="Calibri" w:cs="Times New Roman"/>
-      <w:lang w:eastAsia="ru-RU"/>
+      <w:rFonts w:eastAsia="Times New Roman"/>
+      <w:sz w:val="22"/>
+      <w:szCs w:val="22"/>
+    </w:rPr>
+  </w:style>
+  <w:style w:type="paragraph" w:styleId="1">
+    <w:name w:val="heading 1"/>
+    <w:basedOn w:val="a"/>
+    <w:next w:val="a"/>
+    <w:link w:val="10"/>
+    <w:uiPriority w:val="9"/>
+    <w:qFormat/>
+    <w:rsid w:val="00C65730"/>
+    <w:pPr>
+      <w:keepNext/>
+      <w:spacing w:before="240" w:after="120" w:line="240" w:lineRule="auto"/>
+      <w:ind w:firstLine="567"/>
+      <w:jc w:val="center"/>
+      <w:outlineLvl w:val="0"/>
+    </w:pPr>
+    <w:rPr>
+      <w:rFonts w:ascii="Times New Roman" w:hAnsi="Times New Roman"/>
+      <w:b/>
+      <w:bCs/>
+      <w:kern w:val="32"/>
+      <w:sz w:val="28"/>
+      <w:szCs w:val="28"/>
+    </w:rPr>
+  </w:style>
+  <w:style w:type="paragraph" w:styleId="2">
+    <w:name w:val="heading 2"/>
+    <w:basedOn w:val="a"/>
+    <w:next w:val="a"/>
+    <w:link w:val="20"/>
+    <w:uiPriority w:val="9"/>
+    <w:semiHidden/>
+    <w:unhideWhenUsed/>
+    <w:qFormat/>
+    <w:rsid w:val="00ED1491"/>
+    <w:pPr>
+      <w:keepNext/>
+      <w:spacing w:before="240" w:after="60"/>
+      <w:outlineLvl w:val="1"/>
+    </w:pPr>
+    <w:rPr>
+      <w:rFonts w:ascii="Cambria" w:hAnsi="Cambria"/>
+      <w:b/>
+      <w:bCs/>
+      <w:i/>
+      <w:iCs/>
+      <w:sz w:val="28"/>
+      <w:szCs w:val="28"/>
+    </w:rPr>
+  </w:style>
+  <w:style w:type="paragraph" w:styleId="3">
+    <w:name w:val="heading 3"/>
+    <w:basedOn w:val="a"/>
+    <w:next w:val="a"/>
+    <w:link w:val="30"/>
+    <w:uiPriority w:val="9"/>
+    <w:semiHidden/>
+    <w:unhideWhenUsed/>
+    <w:qFormat/>
+    <w:rsid w:val="00E74B04"/>
+    <w:pPr>
+      <w:keepNext/>
+      <w:spacing w:before="240" w:after="60"/>
+      <w:outlineLvl w:val="2"/>
+    </w:pPr>
+    <w:rPr>
+      <w:rFonts w:ascii="Cambria" w:hAnsi="Cambria"/>
+      <w:b/>
+      <w:bCs/>
+      <w:sz w:val="26"/>
+      <w:szCs w:val="26"/>
+    </w:rPr>
+  </w:style>
+  <w:style w:type="paragraph" w:styleId="4">
+    <w:name w:val="heading 4"/>
+    <w:basedOn w:val="a"/>
+    <w:next w:val="a"/>
+    <w:link w:val="40"/>
+    <w:uiPriority w:val="9"/>
+    <w:semiHidden/>
+    <w:unhideWhenUsed/>
+    <w:qFormat/>
+    <w:rsid w:val="00E74B04"/>
+    <w:pPr>
+      <w:keepNext/>
+      <w:spacing w:before="240" w:after="60"/>
+      <w:outlineLvl w:val="3"/>
+    </w:pPr>
+    <w:rPr>
+      <w:b/>
+      <w:bCs/>
+      <w:sz w:val="28"/>
+      <w:szCs w:val="28"/>
     </w:rPr>
   </w:style>
   <w:style w:type="character" w:default="1" w:styleId="a0">
@@ -2743,11 +7772,135 @@
     <w:unhideWhenUsed/>
   </w:style>
   <w:style w:type="paragraph" w:styleId="a3">
+    <w:name w:val="footer"/>
+    <w:basedOn w:val="a"/>
+    <w:link w:val="a4"/>
+    <w:uiPriority w:val="99"/>
+    <w:unhideWhenUsed/>
+    <w:rsid w:val="009651F8"/>
+    <w:pPr>
+      <w:tabs>
+        <w:tab w:val="center" w:pos="4677"/>
+        <w:tab w:val="right" w:pos="9355"/>
+      </w:tabs>
+    </w:pPr>
+    <w:rPr>
+      <w:sz w:val="20"/>
+      <w:szCs w:val="20"/>
+    </w:rPr>
+  </w:style>
+  <w:style w:type="character" w:customStyle="1" w:styleId="a4">
+    <w:name w:val="Нижний колонтитул Знак"/>
+    <w:link w:val="a3"/>
+    <w:uiPriority w:val="99"/>
+    <w:rsid w:val="009651F8"/>
+    <w:rPr>
+      <w:rFonts w:ascii="Calibri" w:eastAsia="Times New Roman" w:hAnsi="Calibri" w:cs="Times New Roman"/>
+      <w:lang w:eastAsia="ru-RU"/>
+    </w:rPr>
+  </w:style>
+  <w:style w:type="character" w:customStyle="1" w:styleId="10">
+    <w:name w:val="Заголовок 1 Знак"/>
+    <w:link w:val="1"/>
+    <w:uiPriority w:val="9"/>
+    <w:rsid w:val="00C65730"/>
+    <w:rPr>
+      <w:rFonts w:ascii="Times New Roman" w:eastAsia="Times New Roman" w:hAnsi="Times New Roman"/>
+      <w:b/>
+      <w:bCs/>
+      <w:kern w:val="32"/>
+      <w:sz w:val="28"/>
+      <w:szCs w:val="28"/>
+    </w:rPr>
+  </w:style>
+  <w:style w:type="paragraph" w:styleId="a5">
+    <w:name w:val="TOC Heading"/>
+    <w:basedOn w:val="1"/>
+    <w:next w:val="a"/>
+    <w:uiPriority w:val="39"/>
+    <w:unhideWhenUsed/>
+    <w:qFormat/>
+    <w:rsid w:val="009651F8"/>
+    <w:pPr>
+      <w:keepLines/>
+      <w:spacing w:before="480" w:after="0"/>
+      <w:outlineLvl w:val="9"/>
+    </w:pPr>
+    <w:rPr>
+      <w:color w:val="365F91"/>
+      <w:kern w:val="0"/>
+      <w:lang w:eastAsia="en-US"/>
+    </w:rPr>
+  </w:style>
+  <w:style w:type="paragraph" w:styleId="11">
+    <w:name w:val="toc 1"/>
+    <w:basedOn w:val="a"/>
+    <w:next w:val="a"/>
+    <w:autoRedefine/>
+    <w:uiPriority w:val="39"/>
+    <w:unhideWhenUsed/>
+    <w:rsid w:val="003150B1"/>
+    <w:pPr>
+      <w:tabs>
+        <w:tab w:val="right" w:leader="dot" w:pos="9913"/>
+      </w:tabs>
+      <w:spacing w:after="100"/>
+      <w:ind w:left="284" w:hanging="284"/>
+      <w:jc w:val="center"/>
+    </w:pPr>
+    <w:rPr>
+      <w:rFonts w:ascii="Times New Roman" w:hAnsi="Times New Roman"/>
+      <w:b/>
+      <w:sz w:val="28"/>
+      <w:szCs w:val="28"/>
+    </w:rPr>
+  </w:style>
+  <w:style w:type="character" w:styleId="a6">
+    <w:name w:val="Hyperlink"/>
+    <w:uiPriority w:val="99"/>
+    <w:unhideWhenUsed/>
+    <w:rsid w:val="009651F8"/>
+    <w:rPr>
+      <w:color w:val="0000FF"/>
+      <w:u w:val="single"/>
+    </w:rPr>
+  </w:style>
+  <w:style w:type="paragraph" w:styleId="a7">
+    <w:name w:val="Balloon Text"/>
+    <w:basedOn w:val="a"/>
+    <w:link w:val="a8"/>
+    <w:uiPriority w:val="99"/>
+    <w:semiHidden/>
+    <w:unhideWhenUsed/>
+    <w:rsid w:val="009651F8"/>
+    <w:pPr>
+      <w:spacing w:after="0" w:line="240" w:lineRule="auto"/>
+    </w:pPr>
+    <w:rPr>
+      <w:rFonts w:ascii="Tahoma" w:hAnsi="Tahoma"/>
+      <w:sz w:val="16"/>
+      <w:szCs w:val="16"/>
+    </w:rPr>
+  </w:style>
+  <w:style w:type="character" w:customStyle="1" w:styleId="a8">
+    <w:name w:val="Текст выноски Знак"/>
+    <w:link w:val="a7"/>
+    <w:uiPriority w:val="99"/>
+    <w:semiHidden/>
+    <w:rsid w:val="009651F8"/>
+    <w:rPr>
+      <w:rFonts w:ascii="Tahoma" w:eastAsia="Times New Roman" w:hAnsi="Tahoma" w:cs="Tahoma"/>
+      <w:sz w:val="16"/>
+      <w:szCs w:val="16"/>
+      <w:lang w:eastAsia="ru-RU"/>
+    </w:rPr>
+  </w:style>
+  <w:style w:type="paragraph" w:styleId="a9">
     <w:name w:val="header"/>
     <w:basedOn w:val="a"/>
-    <w:link w:val="a4"/>
+    <w:link w:val="aa"/>
     <w:unhideWhenUsed/>
-    <w:rsid w:val="00BA4C8B"/>
+    <w:rsid w:val="009651F8"/>
     <w:pPr>
       <w:tabs>
         <w:tab w:val="center" w:pos="4677"/>
@@ -2760,22 +7913,79 @@
       <w:szCs w:val="20"/>
     </w:rPr>
   </w:style>
-  <w:style w:type="character" w:customStyle="1" w:styleId="a4">
+  <w:style w:type="character" w:customStyle="1" w:styleId="aa">
     <w:name w:val="Верхний колонтитул Знак"/>
-    <w:basedOn w:val="a0"/>
-    <w:link w:val="a3"/>
-    <w:rsid w:val="00BA4C8B"/>
+    <w:link w:val="a9"/>
+    <w:rsid w:val="009651F8"/>
     <w:rPr>
       <w:rFonts w:ascii="Calibri" w:eastAsia="Times New Roman" w:hAnsi="Calibri" w:cs="Times New Roman"/>
+      <w:lang w:eastAsia="ru-RU"/>
+    </w:rPr>
+  </w:style>
+  <w:style w:type="character" w:styleId="ab">
+    <w:name w:val="annotation reference"/>
+    <w:uiPriority w:val="99"/>
+    <w:semiHidden/>
+    <w:unhideWhenUsed/>
+    <w:rsid w:val="00224434"/>
+    <w:rPr>
+      <w:sz w:val="16"/>
+      <w:szCs w:val="16"/>
+    </w:rPr>
+  </w:style>
+  <w:style w:type="paragraph" w:styleId="ac">
+    <w:name w:val="annotation text"/>
+    <w:basedOn w:val="a"/>
+    <w:link w:val="ad"/>
+    <w:uiPriority w:val="99"/>
+    <w:semiHidden/>
+    <w:unhideWhenUsed/>
+    <w:rsid w:val="00224434"/>
+    <w:rPr>
       <w:sz w:val="20"/>
       <w:szCs w:val="20"/>
-      <w:lang w:eastAsia="ru-RU"/>
+    </w:rPr>
+  </w:style>
+  <w:style w:type="character" w:customStyle="1" w:styleId="ad">
+    <w:name w:val="Текст примечания Знак"/>
+    <w:link w:val="ac"/>
+    <w:uiPriority w:val="99"/>
+    <w:semiHidden/>
+    <w:rsid w:val="00224434"/>
+    <w:rPr>
+      <w:rFonts w:eastAsia="Times New Roman"/>
+    </w:rPr>
+  </w:style>
+  <w:style w:type="paragraph" w:styleId="ae">
+    <w:name w:val="annotation subject"/>
+    <w:basedOn w:val="ac"/>
+    <w:next w:val="ac"/>
+    <w:link w:val="af"/>
+    <w:uiPriority w:val="99"/>
+    <w:semiHidden/>
+    <w:unhideWhenUsed/>
+    <w:rsid w:val="00224434"/>
+    <w:rPr>
+      <w:b/>
+      <w:bCs/>
+    </w:rPr>
+  </w:style>
+  <w:style w:type="character" w:customStyle="1" w:styleId="af">
+    <w:name w:val="Тема примечания Знак"/>
+    <w:link w:val="ae"/>
+    <w:uiPriority w:val="99"/>
+    <w:semiHidden/>
+    <w:rsid w:val="00224434"/>
+    <w:rPr>
+      <w:rFonts w:eastAsia="Times New Roman"/>
+      <w:b/>
+      <w:bCs/>
     </w:rPr>
   </w:style>
   <w:style w:type="paragraph" w:customStyle="1" w:styleId="Style2">
     <w:name w:val="Style2"/>
     <w:basedOn w:val="a"/>
-    <w:rsid w:val="00BA4C8B"/>
+    <w:rsid w:val="00E315BE"/>
     <w:pPr>
       <w:widowControl w:val="0"/>
       <w:autoSpaceDE w:val="0"/>
@@ -2793,7 +8003,7 @@
   <w:style w:type="paragraph" w:customStyle="1" w:styleId="Style3">
     <w:name w:val="Style3"/>
     <w:basedOn w:val="a"/>
-    <w:rsid w:val="00BA4C8B"/>
+    <w:rsid w:val="00E315BE"/>
     <w:pPr>
       <w:widowControl w:val="0"/>
       <w:autoSpaceDE w:val="0"/>
@@ -2810,7 +8020,7 @@
   </w:style>
   <w:style w:type="character" w:customStyle="1" w:styleId="FontStyle35">
     <w:name w:val="Font Style35"/>
-    <w:rsid w:val="00BA4C8B"/>
+    <w:rsid w:val="00E315BE"/>
     <w:rPr>
       <w:rFonts w:ascii="Times New Roman" w:hAnsi="Times New Roman" w:cs="Times New Roman"/>
       <w:b/>
@@ -2821,7 +8031,7 @@
   </w:style>
   <w:style w:type="character" w:customStyle="1" w:styleId="FontStyle36">
     <w:name w:val="Font Style36"/>
-    <w:rsid w:val="00BA4C8B"/>
+    <w:rsid w:val="00E315BE"/>
     <w:rPr>
       <w:rFonts w:ascii="Times New Roman" w:hAnsi="Times New Roman" w:cs="Times New Roman"/>
       <w:sz w:val="18"/>
@@ -2830,7 +8040,7 @@
   </w:style>
   <w:style w:type="character" w:customStyle="1" w:styleId="FontStyle37">
     <w:name w:val="Font Style37"/>
-    <w:rsid w:val="00BA4C8B"/>
+    <w:rsid w:val="00E315BE"/>
     <w:rPr>
       <w:rFonts w:ascii="Times New Roman" w:hAnsi="Times New Roman" w:cs="Times New Roman"/>
       <w:b/>
@@ -2839,32 +8049,394 @@
       <w:szCs w:val="18"/>
     </w:rPr>
   </w:style>
-  <w:style w:type="paragraph" w:styleId="a5">
+  <w:style w:type="character" w:customStyle="1" w:styleId="FontStyle83">
+    <w:name w:val="Font Style83"/>
+    <w:uiPriority w:val="99"/>
+    <w:rsid w:val="00755C03"/>
+    <w:rPr>
+      <w:rFonts w:ascii="Times New Roman" w:hAnsi="Times New Roman" w:cs="Times New Roman"/>
+      <w:sz w:val="22"/>
+      <w:szCs w:val="22"/>
+    </w:rPr>
+  </w:style>
+  <w:style w:type="character" w:customStyle="1" w:styleId="apple-converted-space">
+    <w:name w:val="apple-converted-space"/>
+    <w:basedOn w:val="a0"/>
+    <w:rsid w:val="005209FB"/>
+  </w:style>
+  <w:style w:type="paragraph" w:customStyle="1" w:styleId="Default">
+    <w:name w:val="Default"/>
+    <w:rsid w:val="00702C43"/>
+    <w:pPr>
+      <w:autoSpaceDE w:val="0"/>
+      <w:autoSpaceDN w:val="0"/>
+      <w:adjustRightInd w:val="0"/>
+    </w:pPr>
+    <w:rPr>
+      <w:rFonts w:ascii="Times New Roman" w:hAnsi="Times New Roman"/>
+      <w:color w:val="000000"/>
+      <w:sz w:val="24"/>
+      <w:szCs w:val="24"/>
+    </w:rPr>
+  </w:style>
+  <w:style w:type="paragraph" w:styleId="af0">
     <w:name w:val="No Spacing"/>
     <w:uiPriority w:val="1"/>
     <w:qFormat/>
-    <w:rsid w:val="00BA4C8B"/>
+    <w:rsid w:val="00A739D9"/>
+    <w:rPr>
+      <w:rFonts w:eastAsia="Times New Roman"/>
+      <w:sz w:val="22"/>
+      <w:szCs w:val="22"/>
+    </w:rPr>
+  </w:style>
+  <w:style w:type="character" w:customStyle="1" w:styleId="20">
+    <w:name w:val="Заголовок 2 Знак"/>
+    <w:link w:val="2"/>
+    <w:uiPriority w:val="9"/>
+    <w:semiHidden/>
+    <w:rsid w:val="00ED1491"/>
+    <w:rPr>
+      <w:rFonts w:ascii="Cambria" w:eastAsia="Times New Roman" w:hAnsi="Cambria" w:cs="Times New Roman"/>
+      <w:b/>
+      <w:bCs/>
+      <w:i/>
+      <w:iCs/>
+      <w:sz w:val="28"/>
+      <w:szCs w:val="28"/>
+    </w:rPr>
+  </w:style>
+  <w:style w:type="character" w:customStyle="1" w:styleId="30">
+    <w:name w:val="Заголовок 3 Знак"/>
+    <w:link w:val="3"/>
+    <w:uiPriority w:val="9"/>
+    <w:semiHidden/>
+    <w:rsid w:val="00E74B04"/>
+    <w:rPr>
+      <w:rFonts w:ascii="Cambria" w:eastAsia="Times New Roman" w:hAnsi="Cambria" w:cs="Times New Roman"/>
+      <w:b/>
+      <w:bCs/>
+      <w:sz w:val="26"/>
+      <w:szCs w:val="26"/>
+    </w:rPr>
+  </w:style>
+  <w:style w:type="character" w:customStyle="1" w:styleId="40">
+    <w:name w:val="Заголовок 4 Знак"/>
+    <w:link w:val="4"/>
+    <w:uiPriority w:val="9"/>
+    <w:semiHidden/>
+    <w:rsid w:val="00E74B04"/>
+    <w:rPr>
+      <w:rFonts w:ascii="Calibri" w:eastAsia="Times New Roman" w:hAnsi="Calibri" w:cs="Times New Roman"/>
+      <w:b/>
+      <w:bCs/>
+      <w:sz w:val="28"/>
+      <w:szCs w:val="28"/>
+    </w:rPr>
+  </w:style>
+  <w:style w:type="paragraph" w:styleId="af1">
+    <w:name w:val="Title"/>
+    <w:basedOn w:val="a"/>
+    <w:link w:val="af2"/>
+    <w:qFormat/>
+    <w:rsid w:val="00E74B04"/>
+    <w:pPr>
+      <w:spacing w:after="0" w:line="360" w:lineRule="auto"/>
+      <w:jc w:val="center"/>
+    </w:pPr>
+    <w:rPr>
+      <w:rFonts w:ascii="Times New Roman" w:hAnsi="Times New Roman"/>
+      <w:b/>
+      <w:bCs/>
+      <w:sz w:val="24"/>
+      <w:szCs w:val="24"/>
+    </w:rPr>
+  </w:style>
+  <w:style w:type="character" w:customStyle="1" w:styleId="af2">
+    <w:name w:val="Заголовок Знак"/>
+    <w:link w:val="af1"/>
+    <w:rsid w:val="00E74B04"/>
+    <w:rPr>
+      <w:rFonts w:ascii="Times New Roman" w:eastAsia="Times New Roman" w:hAnsi="Times New Roman"/>
+      <w:b/>
+      <w:bCs/>
+      <w:sz w:val="24"/>
+      <w:szCs w:val="24"/>
+    </w:rPr>
+  </w:style>
+  <w:style w:type="paragraph" w:styleId="af3">
+    <w:name w:val="Body Text"/>
+    <w:basedOn w:val="a"/>
+    <w:link w:val="af4"/>
+    <w:semiHidden/>
+    <w:unhideWhenUsed/>
+    <w:rsid w:val="00E74B04"/>
+    <w:pPr>
+      <w:spacing w:after="0" w:line="240" w:lineRule="auto"/>
+      <w:jc w:val="both"/>
+    </w:pPr>
+    <w:rPr>
+      <w:rFonts w:ascii="Times New Roman" w:hAnsi="Times New Roman"/>
+      <w:sz w:val="24"/>
+      <w:szCs w:val="24"/>
+    </w:rPr>
+  </w:style>
+  <w:style w:type="character" w:customStyle="1" w:styleId="af4">
+    <w:name w:val="Основной текст Знак"/>
+    <w:link w:val="af3"/>
+    <w:semiHidden/>
+    <w:rsid w:val="00E74B04"/>
+    <w:rPr>
+      <w:rFonts w:ascii="Times New Roman" w:eastAsia="Times New Roman" w:hAnsi="Times New Roman"/>
+      <w:sz w:val="24"/>
+      <w:szCs w:val="24"/>
+    </w:rPr>
+  </w:style>
+  <w:style w:type="paragraph" w:customStyle="1" w:styleId="af5">
+    <w:name w:val="Нормальный"/>
+    <w:rsid w:val="00831210"/>
+    <w:pPr>
+      <w:autoSpaceDE w:val="0"/>
+      <w:autoSpaceDN w:val="0"/>
+    </w:pPr>
+    <w:rPr>
+      <w:rFonts w:ascii="Times New Roman" w:eastAsia="Times New Roman" w:hAnsi="Times New Roman"/>
+      <w:lang w:val="en-US"/>
+    </w:rPr>
+  </w:style>
+  <w:style w:type="paragraph" w:customStyle="1" w:styleId="sf0">
+    <w:name w:val="Ноsf0мальный"/>
+    <w:rsid w:val="00B10CC0"/>
+    <w:pPr>
+      <w:overflowPunct w:val="0"/>
+      <w:autoSpaceDE w:val="0"/>
+      <w:autoSpaceDN w:val="0"/>
+      <w:adjustRightInd w:val="0"/>
+    </w:pPr>
+    <w:rPr>
+      <w:rFonts w:ascii="Times New Roman" w:eastAsia="Times New Roman" w:hAnsi="Times New Roman"/>
+      <w:lang w:val="en-US"/>
+    </w:rPr>
+  </w:style>
+  <w:style w:type="paragraph" w:styleId="af6">
+    <w:name w:val="List Paragraph"/>
+    <w:basedOn w:val="a"/>
+    <w:uiPriority w:val="99"/>
+    <w:qFormat/>
+    <w:rsid w:val="00AF77FD"/>
+    <w:pPr>
+      <w:ind w:left="720"/>
+    </w:pPr>
+    <w:rPr>
+      <w:rFonts w:eastAsia="Calibri" w:cs="Calibri"/>
+      <w:lang w:eastAsia="en-US"/>
+    </w:rPr>
+  </w:style>
+  <w:style w:type="paragraph" w:styleId="21">
+    <w:name w:val="toc 2"/>
+    <w:basedOn w:val="a"/>
+    <w:next w:val="a"/>
+    <w:autoRedefine/>
+    <w:uiPriority w:val="39"/>
+    <w:unhideWhenUsed/>
+    <w:rsid w:val="00EB70D2"/>
+    <w:pPr>
+      <w:spacing w:after="100"/>
+      <w:ind w:left="220"/>
+    </w:pPr>
+  </w:style>
+  <w:style w:type="paragraph" w:styleId="31">
+    <w:name w:val="toc 3"/>
+    <w:basedOn w:val="a"/>
+    <w:next w:val="a"/>
+    <w:autoRedefine/>
+    <w:uiPriority w:val="39"/>
+    <w:unhideWhenUsed/>
+    <w:rsid w:val="00EB70D2"/>
+    <w:pPr>
+      <w:spacing w:after="100"/>
+      <w:ind w:left="440"/>
+    </w:pPr>
+  </w:style>
+  <w:style w:type="paragraph" w:styleId="af7">
+    <w:name w:val="Document Map"/>
+    <w:basedOn w:val="a"/>
+    <w:link w:val="af8"/>
+    <w:uiPriority w:val="99"/>
+    <w:semiHidden/>
+    <w:unhideWhenUsed/>
+    <w:rsid w:val="007E3370"/>
     <w:pPr>
       <w:spacing w:after="0" w:line="240" w:lineRule="auto"/>
     </w:pPr>
     <w:rPr>
-      <w:rFonts w:ascii="Calibri" w:eastAsia="Times New Roman" w:hAnsi="Calibri" w:cs="Times New Roman"/>
-      <w:lang w:eastAsia="ru-RU"/>
+      <w:rFonts w:ascii="Tahoma" w:hAnsi="Tahoma" w:cs="Tahoma"/>
+      <w:sz w:val="16"/>
+      <w:szCs w:val="16"/>
     </w:rPr>
   </w:style>
-  <w:style w:type="paragraph" w:customStyle="1" w:styleId="a6">
-    <w:name w:val="Нормальный"/>
-    <w:rsid w:val="00BA4C8B"/>
+  <w:style w:type="character" w:customStyle="1" w:styleId="af8">
+    <w:name w:val="Схема документа Знак"/>
+    <w:basedOn w:val="a0"/>
+    <w:link w:val="af7"/>
+    <w:uiPriority w:val="99"/>
+    <w:semiHidden/>
+    <w:rsid w:val="007E3370"/>
+    <w:rPr>
+      <w:rFonts w:ascii="Tahoma" w:eastAsia="Times New Roman" w:hAnsi="Tahoma" w:cs="Tahoma"/>
+      <w:sz w:val="16"/>
+      <w:szCs w:val="16"/>
+    </w:rPr>
+  </w:style>
+  <w:style w:type="character" w:customStyle="1" w:styleId="blk">
+    <w:name w:val="blk"/>
+    <w:basedOn w:val="a0"/>
+    <w:rsid w:val="00184200"/>
+  </w:style>
+  <w:style w:type="character" w:styleId="af9">
+    <w:name w:val="page number"/>
+    <w:basedOn w:val="a0"/>
+    <w:rsid w:val="0084383B"/>
+  </w:style>
+  <w:style w:type="paragraph" w:customStyle="1" w:styleId="12">
+    <w:name w:val="Стиль1"/>
+    <w:basedOn w:val="a"/>
+    <w:rsid w:val="0084383B"/>
     <w:pPr>
-      <w:autoSpaceDE w:val="0"/>
-      <w:autoSpaceDN w:val="0"/>
-      <w:spacing w:after="0" w:line="240" w:lineRule="auto"/>
+      <w:spacing w:before="120" w:after="0" w:line="240" w:lineRule="auto"/>
+      <w:ind w:firstLine="720"/>
     </w:pPr>
     <w:rPr>
+      <w:rFonts w:ascii="Arial" w:hAnsi="Arial"/>
+      <w:sz w:val="24"/>
+      <w:szCs w:val="20"/>
+    </w:rPr>
+  </w:style>
+  <w:style w:type="table" w:styleId="afa">
+    <w:name w:val="Table Grid"/>
+    <w:basedOn w:val="a1"/>
+    <w:uiPriority w:val="59"/>
+    <w:rsid w:val="00A575A5"/>
+    <w:tblPr>
+      <w:tblBorders>
+        <w:top w:val="single" w:sz="4" w:space="0" w:color="auto"/>
+        <w:left w:val="single" w:sz="4" w:space="0" w:color="auto"/>
+        <w:bottom w:val="single" w:sz="4" w:space="0" w:color="auto"/>
+        <w:right w:val="single" w:sz="4" w:space="0" w:color="auto"/>
+        <w:insideH w:val="single" w:sz="4" w:space="0" w:color="auto"/>
+        <w:insideV w:val="single" w:sz="4" w:space="0" w:color="auto"/>
+      </w:tblBorders>
+    </w:tblPr>
+  </w:style>
+  <w:style w:type="character" w:customStyle="1" w:styleId="22">
+    <w:name w:val="Основной текст (2)_"/>
+    <w:basedOn w:val="a0"/>
+    <w:rsid w:val="00E5448B"/>
+    <w:rPr>
       <w:rFonts w:ascii="Times New Roman" w:eastAsia="Times New Roman" w:hAnsi="Times New Roman" w:cs="Times New Roman"/>
-      <w:sz w:val="20"/>
-      <w:szCs w:val="20"/>
-      <w:lang w:val="en-US" w:eastAsia="ru-RU"/>
+      <w:b w:val="0"/>
+      <w:bCs w:val="0"/>
+      <w:i w:val="0"/>
+      <w:iCs w:val="0"/>
+      <w:smallCaps w:val="0"/>
+      <w:strike w:val="0"/>
+      <w:sz w:val="22"/>
+      <w:szCs w:val="22"/>
+      <w:u w:val="none"/>
+    </w:rPr>
+  </w:style>
+  <w:style w:type="character" w:customStyle="1" w:styleId="23">
+    <w:name w:val="Основной текст (2)"/>
+    <w:basedOn w:val="22"/>
+    <w:rsid w:val="00E5448B"/>
+    <w:rPr>
+      <w:rFonts w:ascii="Times New Roman" w:eastAsia="Times New Roman" w:hAnsi="Times New Roman" w:cs="Times New Roman"/>
+      <w:b w:val="0"/>
+      <w:bCs w:val="0"/>
+      <w:i w:val="0"/>
+      <w:iCs w:val="0"/>
+      <w:smallCaps w:val="0"/>
+      <w:strike w:val="0"/>
+      <w:color w:val="000000"/>
+      <w:spacing w:val="0"/>
+      <w:w w:val="100"/>
+      <w:position w:val="0"/>
+      <w:sz w:val="22"/>
+      <w:szCs w:val="22"/>
+      <w:u w:val="none"/>
+      <w:lang w:val="ru-RU" w:eastAsia="ru-RU" w:bidi="ru-RU"/>
+    </w:rPr>
+  </w:style>
+  <w:style w:type="character" w:customStyle="1" w:styleId="295pt">
+    <w:name w:val="Основной текст (2) + 9;5 pt"/>
+    <w:basedOn w:val="22"/>
+    <w:rsid w:val="00E5448B"/>
+    <w:rPr>
+      <w:rFonts w:ascii="Times New Roman" w:eastAsia="Times New Roman" w:hAnsi="Times New Roman" w:cs="Times New Roman"/>
+      <w:b w:val="0"/>
+      <w:bCs w:val="0"/>
+      <w:i w:val="0"/>
+      <w:iCs w:val="0"/>
+      <w:smallCaps w:val="0"/>
+      <w:strike w:val="0"/>
+      <w:color w:val="000000"/>
+      <w:spacing w:val="0"/>
+      <w:w w:val="100"/>
+      <w:position w:val="0"/>
+      <w:sz w:val="19"/>
+      <w:szCs w:val="19"/>
+      <w:u w:val="none"/>
+      <w:lang w:val="ru-RU" w:eastAsia="ru-RU" w:bidi="ru-RU"/>
+    </w:rPr>
+  </w:style>
+  <w:style w:type="character" w:customStyle="1" w:styleId="24">
+    <w:name w:val="Основной текст (2) + Полужирный"/>
+    <w:basedOn w:val="22"/>
+    <w:rsid w:val="00E5448B"/>
+    <w:rPr>
+      <w:rFonts w:ascii="Times New Roman" w:eastAsia="Times New Roman" w:hAnsi="Times New Roman" w:cs="Times New Roman"/>
+      <w:b/>
+      <w:bCs/>
+      <w:i w:val="0"/>
+      <w:iCs w:val="0"/>
+      <w:smallCaps w:val="0"/>
+      <w:strike w:val="0"/>
+      <w:color w:val="000000"/>
+      <w:spacing w:val="0"/>
+      <w:w w:val="100"/>
+      <w:position w:val="0"/>
+      <w:sz w:val="22"/>
+      <w:szCs w:val="22"/>
+      <w:u w:val="none"/>
+      <w:lang w:val="ru-RU" w:eastAsia="ru-RU" w:bidi="ru-RU"/>
+    </w:rPr>
+  </w:style>
+  <w:style w:type="paragraph" w:styleId="afb">
+    <w:name w:val="Normal (Web)"/>
+    <w:basedOn w:val="a"/>
+    <w:uiPriority w:val="99"/>
+    <w:semiHidden/>
+    <w:unhideWhenUsed/>
+    <w:rsid w:val="00F01536"/>
+    <w:pPr>
+      <w:spacing w:before="100" w:beforeAutospacing="1" w:after="100" w:afterAutospacing="1" w:line="240" w:lineRule="auto"/>
+    </w:pPr>
+    <w:rPr>
+      <w:rFonts w:ascii="Times New Roman" w:hAnsi="Times New Roman"/>
+      <w:sz w:val="24"/>
+      <w:szCs w:val="24"/>
+    </w:rPr>
+  </w:style>
+  <w:style w:type="paragraph" w:styleId="afc">
+    <w:name w:val="Revision"/>
+    <w:hidden/>
+    <w:uiPriority w:val="99"/>
+    <w:semiHidden/>
+    <w:rsid w:val="007F5AE2"/>
+    <w:rPr>
+      <w:rFonts w:eastAsia="Times New Roman"/>
+      <w:sz w:val="22"/>
+      <w:szCs w:val="22"/>
     </w:rPr>
   </w:style>
 </w:styles>
@@ -2945,7 +8517,6 @@
         <a:font script="Mong" typeface="Mongolian Baiti"/>
         <a:font script="Viet" typeface="Times New Roman"/>
         <a:font script="Uigh" typeface="Microsoft Uighur"/>
-        <a:font script="Geor" typeface="Sylfaen"/>
       </a:majorFont>
       <a:minorFont>
         <a:latin typeface="Calibri"/>
@@ -2980,7 +8551,6 @@
         <a:font script="Mong" typeface="Mongolian Baiti"/>
         <a:font script="Viet" typeface="Arial"/>
         <a:font script="Uigh" typeface="Microsoft Uighur"/>
-        <a:font script="Geor" typeface="Sylfaen"/>
       </a:minorFont>
     </a:fontScheme>
     <a:fmtScheme name="Стандартная">
@@ -3153,4 +8723,16 @@
   <a:objectDefaults/>
   <a:extraClrSchemeLst/>
 </a:theme>
+</file>
+
+<file path=customXml/item1.xml><?xml version="1.0" encoding="utf-8"?>
+<b:Sources xmlns:b="http://schemas.openxmlformats.org/officeDocument/2006/bibliography" xmlns="http://schemas.openxmlformats.org/officeDocument/2006/bibliography" SelectedStyle="\APA.XSL" StyleName="APA Fifth Edition"/>
+</file>
+
+<file path=customXml/itemProps1.xml><?xml version="1.0" encoding="utf-8"?>
+<ds:datastoreItem xmlns:ds="http://schemas.openxmlformats.org/officeDocument/2006/customXml" ds:itemID="{0BF774E2-1F76-4DD0-A234-8C6C93945137}">
+  <ds:schemaRefs>
+    <ds:schemaRef ds:uri="http://schemas.openxmlformats.org/officeDocument/2006/bibliography"/>
+  </ds:schemaRefs>
+</ds:datastoreItem>
 </file>
--- a/docs/vkr/Отзыв руководителя.docx
+++ b/docs/vkr/Отзыв руководителя.docx
@@ -401,7 +401,7 @@
           </mc:Choice>
           <mc:Fallback>
             <w:pict>
-              <v:shapetype w14:anchorId="3D82766E" id="_x0000_t32" coordsize="21600,21600" o:spt="32" o:oned="t" path="m,l21600,21600e" filled="f">
+              <v:shapetype w14:anchorId="6F2F9490" id="_x0000_t32" coordsize="21600,21600" o:spt="32" o:oned="t" path="m,l21600,21600e" filled="f">
                 <v:path arrowok="t" fillok="f" o:connecttype="none"/>
                 <o:lock v:ext="edit" shapetype="t"/>
               </v:shapetype>
@@ -497,25 +497,25 @@
           <w:sz w:val="24"/>
           <w:u w:val="single"/>
         </w:rPr>
+        <w:tab/>
+      </w:r>
+      <w:r>
+        <w:rPr>
+          <w:rFonts w:ascii="Times New Roman" w:hAnsi="Times New Roman"/>
+          <w:b/>
+          <w:sz w:val="24"/>
+          <w:u w:val="single"/>
+        </w:rPr>
+        <w:tab/>
+      </w:r>
+      <w:r>
+        <w:rPr>
+          <w:rFonts w:ascii="Times New Roman" w:hAnsi="Times New Roman"/>
+          <w:b/>
+          <w:sz w:val="24"/>
+          <w:u w:val="single"/>
+        </w:rPr>
         <w:t>Кострюков Евгений Сергеевич</w:t>
-      </w:r>
-      <w:r>
-        <w:rPr>
-          <w:rFonts w:ascii="Times New Roman" w:hAnsi="Times New Roman"/>
-          <w:b/>
-          <w:sz w:val="24"/>
-          <w:u w:val="single"/>
-        </w:rPr>
-        <w:tab/>
-      </w:r>
-      <w:r>
-        <w:rPr>
-          <w:rFonts w:ascii="Times New Roman" w:hAnsi="Times New Roman"/>
-          <w:b/>
-          <w:sz w:val="24"/>
-          <w:u w:val="single"/>
-        </w:rPr>
-        <w:tab/>
       </w:r>
       <w:r>
         <w:rPr>
@@ -641,7 +641,7 @@
           <w:u w:val="single"/>
           <w:lang w:val="ru-RU"/>
         </w:rPr>
-        <w:t xml:space="preserve"> «Компьютерные науки и прикладная математика»</w:t>
+        <w:t xml:space="preserve"> </w:t>
       </w:r>
       <w:r>
         <w:rPr>
@@ -653,6 +653,7 @@
           <w:lang w:val="ru-RU"/>
         </w:rPr>
         <w:tab/>
+        <w:t xml:space="preserve"> </w:t>
       </w:r>
       <w:r>
         <w:rPr>
@@ -663,7 +664,7 @@
           <w:u w:val="single"/>
           <w:lang w:val="ru-RU"/>
         </w:rPr>
-        <w:tab/>
+        <w:t>«Компьютерные науки и прикладная математика»</w:t>
       </w:r>
       <w:r>
         <w:rPr>
@@ -679,7 +680,20 @@
       <w:r>
         <w:rPr>
           <w:b/>
-          <w:sz w:val="24"/>
+          <w:bCs/>
+          <w:sz w:val="24"/>
+          <w:szCs w:val="24"/>
+          <w:u w:val="single"/>
+          <w:lang w:val="ru-RU"/>
+        </w:rPr>
+        <w:tab/>
+      </w:r>
+      <w:r>
+        <w:rPr>
+          <w:b/>
+          <w:bCs/>
+          <w:sz w:val="24"/>
+          <w:szCs w:val="24"/>
           <w:u w:val="single"/>
           <w:lang w:val="ru-RU"/>
         </w:rPr>
@@ -701,9 +715,98 @@
           <w:bCs/>
           <w:sz w:val="24"/>
           <w:szCs w:val="24"/>
+          <w:u w:val="single"/>
           <w:lang w:val="ru-RU"/>
         </w:rPr>
         <w:t>Образовательный центр Института № 8</w:t>
+      </w:r>
+      <w:r>
+        <w:rPr>
+          <w:b/>
+          <w:bCs/>
+          <w:sz w:val="24"/>
+          <w:szCs w:val="24"/>
+          <w:u w:val="single"/>
+          <w:lang w:val="ru-RU"/>
+        </w:rPr>
+        <w:tab/>
+      </w:r>
+      <w:r>
+        <w:rPr>
+          <w:b/>
+          <w:bCs/>
+          <w:sz w:val="24"/>
+          <w:szCs w:val="24"/>
+          <w:u w:val="single"/>
+          <w:lang w:val="ru-RU"/>
+        </w:rPr>
+        <w:tab/>
+      </w:r>
+      <w:r>
+        <w:rPr>
+          <w:b/>
+          <w:bCs/>
+          <w:sz w:val="24"/>
+          <w:szCs w:val="24"/>
+          <w:u w:val="single"/>
+          <w:lang w:val="ru-RU"/>
+        </w:rPr>
+        <w:tab/>
+      </w:r>
+      <w:r>
+        <w:rPr>
+          <w:b/>
+          <w:bCs/>
+          <w:sz w:val="24"/>
+          <w:szCs w:val="24"/>
+          <w:u w:val="single"/>
+          <w:lang w:val="ru-RU"/>
+        </w:rPr>
+        <w:tab/>
+      </w:r>
+      <w:r>
+        <w:rPr>
+          <w:b/>
+          <w:bCs/>
+          <w:sz w:val="24"/>
+          <w:szCs w:val="24"/>
+          <w:u w:val="single"/>
+          <w:lang w:val="ru-RU"/>
+        </w:rPr>
+        <w:tab/>
+      </w:r>
+      <w:r>
+        <w:rPr>
+          <w:b/>
+          <w:bCs/>
+          <w:sz w:val="24"/>
+          <w:szCs w:val="24"/>
+          <w:u w:val="single"/>
+          <w:lang w:val="ru-RU"/>
+        </w:rPr>
+        <w:tab/>
+      </w:r>
+      <w:r>
+        <w:rPr>
+          <w:b/>
+          <w:bCs/>
+          <w:sz w:val="24"/>
+          <w:szCs w:val="24"/>
+          <w:u w:val="single"/>
+          <w:lang w:val="ru-RU"/>
+        </w:rPr>
+        <w:tab/>
+      </w:r>
+      <w:r>
+        <w:rPr>
+          <w:b/>
+          <w:bCs/>
+          <w:sz w:val="24"/>
+          <w:szCs w:val="24"/>
+          <w:u w:val="single"/>
+          <w:lang w:val="ru-RU"/>
+        </w:rPr>
+        <w:tab/>
       </w:r>
     </w:p>
     <w:p>
@@ -736,7 +839,7 @@
           <w:u w:val="single"/>
           <w:lang w:val="ru-RU"/>
         </w:rPr>
-        <w:tab/>
+        <w:t xml:space="preserve"> </w:t>
       </w:r>
       <w:r>
         <w:rPr>
@@ -756,7 +859,6 @@
           <w:u w:val="single"/>
           <w:lang w:val="ru-RU"/>
         </w:rPr>
-        <w:tab/>
         <w:t xml:space="preserve"> </w:t>
       </w:r>
       <w:r>
@@ -777,7 +879,71 @@
           <w:u w:val="single"/>
           <w:lang w:val="ru-RU"/>
         </w:rPr>
-        <w:t>01.03.02 Прикладная математика и информатика</w:t>
+        <w:t xml:space="preserve">01.03.02 </w:t>
+      </w:r>
+      <w:r>
+        <w:rPr>
+          <w:b/>
+          <w:bCs/>
+          <w:sz w:val="24"/>
+          <w:szCs w:val="24"/>
+          <w:u w:val="single"/>
+          <w:lang w:val="ru-RU"/>
+        </w:rPr>
+        <w:t>«</w:t>
+      </w:r>
+      <w:r>
+        <w:rPr>
+          <w:b/>
+          <w:sz w:val="24"/>
+          <w:szCs w:val="24"/>
+          <w:u w:val="single"/>
+          <w:lang w:val="ru-RU"/>
+        </w:rPr>
+        <w:t>Прикладная математика и</w:t>
+      </w:r>
+      <w:r>
+        <w:rPr>
+          <w:b/>
+          <w:bCs/>
+          <w:sz w:val="24"/>
+          <w:szCs w:val="24"/>
+          <w:u w:val="single"/>
+          <w:lang w:val="ru-RU"/>
+        </w:rPr>
+        <w:tab/>
+      </w:r>
+      <w:r>
+        <w:rPr>
+          <w:b/>
+          <w:bCs/>
+          <w:sz w:val="24"/>
+          <w:szCs w:val="24"/>
+          <w:u w:val="single"/>
+          <w:lang w:val="ru-RU"/>
+        </w:rPr>
+        <w:tab/>
+      </w:r>
+      <w:r>
+        <w:rPr>
+          <w:b/>
+          <w:sz w:val="24"/>
+          <w:szCs w:val="24"/>
+          <w:u w:val="single"/>
+          <w:lang w:val="ru-RU"/>
+        </w:rPr>
+        <w:t xml:space="preserve"> информатика</w:t>
+      </w:r>
+      <w:r>
+        <w:rPr>
+          <w:b/>
+          <w:bCs/>
+          <w:sz w:val="24"/>
+          <w:szCs w:val="24"/>
+          <w:u w:val="single"/>
+          <w:lang w:val="ru-RU"/>
+        </w:rPr>
+        <w:t>»</w:t>
       </w:r>
       <w:r>
         <w:rPr>
@@ -938,12 +1104,34 @@
       <w:r>
         <w:rPr>
           <w:b/>
+          <w:bCs/>
           <w:sz w:val="24"/>
           <w:szCs w:val="24"/>
           <w:u w:val="single"/>
           <w:lang w:val="ru-RU"/>
         </w:rPr>
+        <w:t>«</w:t>
+      </w:r>
+      <w:r>
+        <w:rPr>
+          <w:b/>
+          <w:sz w:val="24"/>
+          <w:szCs w:val="24"/>
+          <w:u w:val="single"/>
+          <w:lang w:val="ru-RU"/>
+        </w:rPr>
         <w:t>Информатика</w:t>
+      </w:r>
+      <w:r>
+        <w:rPr>
+          <w:b/>
+          <w:bCs/>
+          <w:sz w:val="24"/>
+          <w:szCs w:val="24"/>
+          <w:u w:val="single"/>
+          <w:lang w:val="ru-RU"/>
+        </w:rPr>
+        <w:t>»</w:t>
       </w:r>
       <w:r>
         <w:rPr>
@@ -1299,132 +1487,6 @@
         </w:rPr>
         <w:tab/>
       </w:r>
-      <w:r>
-        <w:rPr>
-          <w:rFonts w:ascii="Times New Roman" w:hAnsi="Times New Roman"/>
-          <w:b/>
-          <w:sz w:val="24"/>
-          <w:u w:val="single"/>
-        </w:rPr>
-        <w:tab/>
-      </w:r>
-      <w:r>
-        <w:rPr>
-          <w:rFonts w:ascii="Times New Roman" w:hAnsi="Times New Roman"/>
-          <w:b/>
-          <w:sz w:val="24"/>
-          <w:u w:val="single"/>
-        </w:rPr>
-        <w:tab/>
-      </w:r>
-      <w:r>
-        <w:rPr>
-          <w:rFonts w:ascii="Times New Roman" w:hAnsi="Times New Roman"/>
-          <w:b/>
-          <w:sz w:val="24"/>
-          <w:u w:val="single"/>
-        </w:rPr>
-        <w:tab/>
-      </w:r>
-      <w:r>
-        <w:rPr>
-          <w:rFonts w:ascii="Times New Roman" w:hAnsi="Times New Roman"/>
-          <w:b/>
-          <w:sz w:val="24"/>
-          <w:u w:val="single"/>
-        </w:rPr>
-        <w:tab/>
-      </w:r>
-      <w:r>
-        <w:rPr>
-          <w:rFonts w:ascii="Times New Roman" w:hAnsi="Times New Roman"/>
-          <w:b/>
-          <w:sz w:val="24"/>
-          <w:u w:val="single"/>
-        </w:rPr>
-        <w:tab/>
-      </w:r>
-      <w:r>
-        <w:rPr>
-          <w:rFonts w:ascii="Times New Roman" w:hAnsi="Times New Roman"/>
-          <w:b/>
-          <w:sz w:val="24"/>
-          <w:u w:val="single"/>
-        </w:rPr>
-        <w:tab/>
-      </w:r>
-      <w:r>
-        <w:rPr>
-          <w:rFonts w:ascii="Times New Roman" w:hAnsi="Times New Roman"/>
-          <w:b/>
-          <w:sz w:val="24"/>
-          <w:u w:val="single"/>
-        </w:rPr>
-        <w:tab/>
-      </w:r>
-      <w:r>
-        <w:rPr>
-          <w:rFonts w:ascii="Times New Roman" w:hAnsi="Times New Roman"/>
-          <w:b/>
-          <w:sz w:val="24"/>
-          <w:u w:val="single"/>
-        </w:rPr>
-        <w:tab/>
-      </w:r>
-      <w:r>
-        <w:rPr>
-          <w:rFonts w:ascii="Times New Roman" w:hAnsi="Times New Roman"/>
-          <w:b/>
-          <w:sz w:val="24"/>
-          <w:u w:val="single"/>
-        </w:rPr>
-        <w:tab/>
-      </w:r>
-      <w:r>
-        <w:rPr>
-          <w:rFonts w:ascii="Times New Roman" w:hAnsi="Times New Roman"/>
-          <w:b/>
-          <w:sz w:val="24"/>
-          <w:u w:val="single"/>
-        </w:rPr>
-        <w:tab/>
-      </w:r>
-      <w:r>
-        <w:rPr>
-          <w:rFonts w:ascii="Times New Roman" w:hAnsi="Times New Roman"/>
-          <w:b/>
-          <w:sz w:val="24"/>
-          <w:u w:val="single"/>
-        </w:rPr>
-        <w:tab/>
-      </w:r>
-      <w:r>
-        <w:rPr>
-          <w:rFonts w:ascii="Times New Roman" w:hAnsi="Times New Roman"/>
-          <w:b/>
-          <w:sz w:val="24"/>
-          <w:u w:val="single"/>
-        </w:rPr>
-        <w:tab/>
-      </w:r>
-      <w:r>
-        <w:rPr>
-          <w:rFonts w:ascii="Times New Roman" w:hAnsi="Times New Roman"/>
-          <w:b/>
-          <w:sz w:val="24"/>
-          <w:u w:val="single"/>
-        </w:rPr>
-        <w:tab/>
-      </w:r>
-      <w:r>
-        <w:rPr>
-          <w:rFonts w:ascii="Times New Roman" w:hAnsi="Times New Roman"/>
-          <w:b/>
-          <w:sz w:val="24"/>
-          <w:u w:val="single"/>
-        </w:rPr>
-        <w:tab/>
-      </w:r>
     </w:p>
     <w:p>
       <w:pPr>
@@ -1444,6 +1506,8 @@
         <w:rPr>
           <w:rFonts w:ascii="Times New Roman" w:hAnsi="Times New Roman"/>
           <w:sz w:val="24"/>
+          <w:szCs w:val="24"/>
+          <w:u w:val="single"/>
         </w:rPr>
       </w:pPr>
       <w:r>
@@ -1469,7 +1533,7 @@
           <w:szCs w:val="24"/>
           <w:u w:val="single"/>
         </w:rPr>
-        <w:t>Кузнецова Светлана Валентиновна</w:t>
+        <w:t>Кузнецова Светлана Валентиновна, к.</w:t>
       </w:r>
       <w:r>
         <w:rPr>
@@ -1478,31 +1542,60 @@
           <w:szCs w:val="24"/>
           <w:u w:val="single"/>
         </w:rPr>
-        <w:t xml:space="preserve">, </w:t>
-      </w:r>
-      <w:r>
-        <w:rPr>
-          <w:rFonts w:ascii="Times New Roman" w:hAnsi="Times New Roman"/>
-          <w:sz w:val="24"/>
-          <w:u w:val="single"/>
-        </w:rPr>
-        <w:t>к.ф.-м.н., доцент,</w:t>
-      </w:r>
-      <w:r>
-        <w:rPr>
-          <w:rFonts w:ascii="Times New Roman" w:hAnsi="Times New Roman"/>
-          <w:sz w:val="24"/>
-          <w:u w:val="single"/>
-        </w:rPr>
         <w:t xml:space="preserve"> </w:t>
       </w:r>
       <w:r>
         <w:rPr>
           <w:rFonts w:ascii="Times New Roman" w:hAnsi="Times New Roman"/>
           <w:sz w:val="24"/>
-          <w:u w:val="single"/>
-        </w:rPr>
-        <w:t>доцент каф. 806, МАИ</w:t>
+          <w:szCs w:val="24"/>
+          <w:u w:val="single"/>
+        </w:rPr>
+        <w:t>ф.</w:t>
+      </w:r>
+      <w:r>
+        <w:rPr>
+          <w:rFonts w:ascii="Times New Roman" w:hAnsi="Times New Roman"/>
+          <w:sz w:val="24"/>
+          <w:szCs w:val="24"/>
+          <w:u w:val="single"/>
+        </w:rPr>
+        <w:t>-</w:t>
+      </w:r>
+      <w:r>
+        <w:rPr>
+          <w:rFonts w:ascii="Times New Roman" w:hAnsi="Times New Roman"/>
+          <w:sz w:val="24"/>
+          <w:szCs w:val="24"/>
+          <w:u w:val="single"/>
+        </w:rPr>
+        <w:t>м.</w:t>
+      </w:r>
+      <w:r>
+        <w:rPr>
+          <w:rFonts w:ascii="Times New Roman" w:hAnsi="Times New Roman"/>
+          <w:sz w:val="24"/>
+          <w:szCs w:val="24"/>
+          <w:u w:val="single"/>
+        </w:rPr>
+        <w:t xml:space="preserve"> </w:t>
+      </w:r>
+      <w:r>
+        <w:rPr>
+          <w:rFonts w:ascii="Times New Roman" w:hAnsi="Times New Roman"/>
+          <w:sz w:val="24"/>
+          <w:szCs w:val="24"/>
+          <w:u w:val="single"/>
+        </w:rPr>
+        <w:t>н., доцент, доцент ОЦ 8 МАИ</w:t>
+      </w:r>
+      <w:r>
+        <w:rPr>
+          <w:rFonts w:ascii="Times New Roman" w:hAnsi="Times New Roman"/>
+          <w:sz w:val="24"/>
+          <w:u w:val="single"/>
+        </w:rPr>
+        <w:tab/>
       </w:r>
     </w:p>
     <w:p>
@@ -1525,143 +1618,6 @@
         <w:tab/>
         <w:t>(фамилия, имя, отчество полностью, ученая степень, ученое звание, должность и место работы)</w:t>
       </w:r>
-    </w:p>
-    <w:p>
-      <w:pPr>
-        <w:tabs>
-          <w:tab w:val="left" w:pos="0"/>
-        </w:tabs>
-        <w:spacing w:after="0"/>
-        <w:ind w:right="-143"/>
-        <w:rPr>
-          <w:rFonts w:ascii="Times New Roman" w:hAnsi="Times New Roman"/>
-          <w:sz w:val="24"/>
-          <w:u w:val="single"/>
-        </w:rPr>
-      </w:pPr>
-      <w:r>
-        <w:rPr>
-          <w:rFonts w:ascii="Times New Roman" w:hAnsi="Times New Roman"/>
-          <w:sz w:val="24"/>
-          <w:u w:val="single"/>
-        </w:rPr>
-        <w:tab/>
-      </w:r>
-      <w:r>
-        <w:rPr>
-          <w:rFonts w:ascii="Times New Roman" w:hAnsi="Times New Roman"/>
-          <w:sz w:val="24"/>
-          <w:u w:val="single"/>
-        </w:rPr>
-        <w:tab/>
-      </w:r>
-      <w:r>
-        <w:rPr>
-          <w:rFonts w:ascii="Times New Roman" w:hAnsi="Times New Roman"/>
-          <w:sz w:val="24"/>
-          <w:u w:val="single"/>
-        </w:rPr>
-        <w:tab/>
-      </w:r>
-      <w:r>
-        <w:rPr>
-          <w:rFonts w:ascii="Times New Roman" w:hAnsi="Times New Roman"/>
-          <w:sz w:val="24"/>
-          <w:u w:val="single"/>
-        </w:rPr>
-        <w:tab/>
-      </w:r>
-      <w:r>
-        <w:rPr>
-          <w:rFonts w:ascii="Times New Roman" w:hAnsi="Times New Roman"/>
-          <w:sz w:val="24"/>
-          <w:u w:val="single"/>
-        </w:rPr>
-        <w:tab/>
-      </w:r>
-      <w:r>
-        <w:rPr>
-          <w:rFonts w:ascii="Times New Roman" w:hAnsi="Times New Roman"/>
-          <w:sz w:val="24"/>
-          <w:u w:val="single"/>
-        </w:rPr>
-        <w:tab/>
-      </w:r>
-      <w:r>
-        <w:rPr>
-          <w:rFonts w:ascii="Times New Roman" w:hAnsi="Times New Roman"/>
-          <w:sz w:val="24"/>
-          <w:u w:val="single"/>
-        </w:rPr>
-        <w:tab/>
-      </w:r>
-      <w:r>
-        <w:rPr>
-          <w:rFonts w:ascii="Times New Roman" w:hAnsi="Times New Roman"/>
-          <w:sz w:val="24"/>
-          <w:u w:val="single"/>
-        </w:rPr>
-        <w:tab/>
-      </w:r>
-      <w:r>
-        <w:rPr>
-          <w:rFonts w:ascii="Times New Roman" w:hAnsi="Times New Roman"/>
-          <w:sz w:val="24"/>
-          <w:u w:val="single"/>
-        </w:rPr>
-        <w:tab/>
-      </w:r>
-      <w:r>
-        <w:rPr>
-          <w:rFonts w:ascii="Times New Roman" w:hAnsi="Times New Roman"/>
-          <w:sz w:val="24"/>
-          <w:u w:val="single"/>
-        </w:rPr>
-        <w:tab/>
-      </w:r>
-      <w:r>
-        <w:rPr>
-          <w:rFonts w:ascii="Times New Roman" w:hAnsi="Times New Roman"/>
-          <w:sz w:val="24"/>
-          <w:u w:val="single"/>
-        </w:rPr>
-        <w:tab/>
-      </w:r>
-      <w:r>
-        <w:rPr>
-          <w:rFonts w:ascii="Times New Roman" w:hAnsi="Times New Roman"/>
-          <w:sz w:val="24"/>
-          <w:u w:val="single"/>
-        </w:rPr>
-        <w:tab/>
-      </w:r>
-      <w:r>
-        <w:rPr>
-          <w:rFonts w:ascii="Times New Roman" w:hAnsi="Times New Roman"/>
-          <w:sz w:val="24"/>
-          <w:u w:val="single"/>
-        </w:rPr>
-        <w:tab/>
-      </w:r>
-      <w:r>
-        <w:rPr>
-          <w:rFonts w:ascii="Times New Roman" w:hAnsi="Times New Roman"/>
-          <w:sz w:val="24"/>
-          <w:u w:val="single"/>
-        </w:rPr>
-        <w:tab/>
-      </w:r>
-    </w:p>
-    <w:p>
-      <w:pPr>
-        <w:spacing w:after="0"/>
-        <w:ind w:right="-143"/>
-        <w:rPr>
-          <w:rFonts w:ascii="Times New Roman" w:hAnsi="Times New Roman"/>
-          <w:sz w:val="24"/>
-          <w:u w:val="single"/>
-        </w:rPr>
-      </w:pPr>
     </w:p>
     <w:p>
       <w:pPr>
@@ -1693,25 +1649,7 @@
           <w:sz w:val="24"/>
           <w:u w:val="single"/>
         </w:rPr>
-        <w:t xml:space="preserve">Работа выполнена в рамках актуальной задачи создания веб-системы для ведения проектов и задач в командной разработке. В связи с этим возникла задача разработки приложения с аутентификацией, ролями доступа и учётом поручений, комментариев и вложений. С учётом необходимости развивать части системы по отдельности была поставлена задача построения на микросервисной архитектуре с обменом по REST и отдельной базой данных у каждого сервиса. В рамках ВКР автором проведены исследования особенностей микросервисного подхода и реализованы три </w:t>
-      </w:r>
-      <w:proofErr w:type="spellStart"/>
-      <w:r>
-        <w:rPr>
-          <w:rFonts w:ascii="Times New Roman" w:hAnsi="Times New Roman"/>
-          <w:sz w:val="24"/>
-          <w:u w:val="single"/>
-        </w:rPr>
-        <w:t>backend</w:t>
-      </w:r>
-      <w:proofErr w:type="spellEnd"/>
-      <w:r>
-        <w:rPr>
-          <w:rFonts w:ascii="Times New Roman" w:hAnsi="Times New Roman"/>
-          <w:sz w:val="24"/>
-          <w:u w:val="single"/>
-        </w:rPr>
-        <w:t>-сервиса и клиентское приложение. Корректность реализации и совместимость сервисов с клиентским приложением подтверждены тестированием. Основной практический результат работы заключается в уменьшении времени разработки и тестирования при дальнейшем развитии программного обеспечения. Результаты работы планируется использовать при внедрении корпоративной системы управления задачами и проектами.</w:t>
+        <w:t>Работа выполнена в рамках актуальной задачи создания веб-системы для ведения проектов и задач в командной разработке. В связи с этим возникла задача разработки приложения с аутентификацией, ролями доступа и учётом поручений, комментариев и вложений. С учётом необходимости развивать части системы по отдельности была поставлена задача построения на микросервисной архитектуре с обменом по REST и отдельной базой данных у каждого сервиса. В рамках ВКР автором проведены исследования особенностей микросервисного подхода и реализованы три backend-сервиса и клиентское приложение. Корректность реализации и совместимость сервисов с клиентским приложением подтверждены тестированием. Основной практический</w:t>
       </w:r>
       <w:r>
         <w:rPr>
@@ -1720,6 +1658,86 @@
           <w:u w:val="single"/>
         </w:rPr>
         <w:t xml:space="preserve"> </w:t>
+      </w:r>
+      <w:r>
+        <w:rPr>
+          <w:rFonts w:ascii="Times New Roman" w:hAnsi="Times New Roman"/>
+          <w:sz w:val="24"/>
+          <w:u w:val="single"/>
+        </w:rPr>
+        <w:t>результат</w:t>
+      </w:r>
+      <w:r>
+        <w:rPr>
+          <w:rFonts w:ascii="Times New Roman" w:hAnsi="Times New Roman"/>
+          <w:sz w:val="24"/>
+          <w:u w:val="single"/>
+        </w:rPr>
+        <w:t xml:space="preserve"> </w:t>
+      </w:r>
+      <w:r>
+        <w:rPr>
+          <w:rFonts w:ascii="Times New Roman" w:hAnsi="Times New Roman"/>
+          <w:sz w:val="24"/>
+          <w:u w:val="single"/>
+        </w:rPr>
+        <w:t>—</w:t>
+      </w:r>
+      <w:r>
+        <w:rPr>
+          <w:rFonts w:ascii="Times New Roman" w:hAnsi="Times New Roman"/>
+          <w:sz w:val="24"/>
+          <w:u w:val="single"/>
+        </w:rPr>
+        <w:t xml:space="preserve"> </w:t>
+      </w:r>
+      <w:r>
+        <w:rPr>
+          <w:rFonts w:ascii="Times New Roman" w:hAnsi="Times New Roman"/>
+          <w:sz w:val="24"/>
+          <w:u w:val="single"/>
+        </w:rPr>
+        <w:t>уменьшени</w:t>
+      </w:r>
+      <w:r>
+        <w:rPr>
+          <w:rFonts w:ascii="Times New Roman" w:hAnsi="Times New Roman"/>
+          <w:sz w:val="24"/>
+          <w:u w:val="single"/>
+        </w:rPr>
+        <w:t>е</w:t>
+      </w:r>
+      <w:r>
+        <w:rPr>
+          <w:rFonts w:ascii="Times New Roman" w:hAnsi="Times New Roman"/>
+          <w:sz w:val="24"/>
+          <w:u w:val="single"/>
+        </w:rPr>
+        <w:t xml:space="preserve"> времени разработки и тестирования при дальнейшем развитии программного обеспечения. </w:t>
+      </w:r>
+      <w:r>
+        <w:rPr>
+          <w:rFonts w:ascii="Times New Roman" w:hAnsi="Times New Roman"/>
+          <w:sz w:val="24"/>
+          <w:u w:val="single"/>
+        </w:rPr>
+        <w:t>Прототип может служить основой для развития внутренней корпоративной системы управления задачами на инфраструктуре организации.</w:t>
+      </w:r>
+      <w:r>
+        <w:rPr>
+          <w:rFonts w:ascii="Times New Roman" w:hAnsi="Times New Roman"/>
+          <w:sz w:val="24"/>
+          <w:u w:val="single"/>
+        </w:rPr>
+        <w:t xml:space="preserve"> </w:t>
+      </w:r>
+      <w:r>
+        <w:rPr>
+          <w:rFonts w:ascii="Times New Roman" w:hAnsi="Times New Roman"/>
+          <w:sz w:val="24"/>
+          <w:u w:val="single"/>
+        </w:rPr>
+        <w:tab/>
       </w:r>
       <w:r>
         <w:rPr>
@@ -1766,6 +1784,78 @@
           <w:sz w:val="24"/>
           <w:u w:val="single"/>
         </w:rPr>
+        <w:t xml:space="preserve"> </w:t>
+      </w:r>
+      <w:r>
+        <w:rPr>
+          <w:rFonts w:ascii="Times New Roman" w:hAnsi="Times New Roman"/>
+          <w:sz w:val="24"/>
+          <w:u w:val="single"/>
+        </w:rPr>
+        <w:t>Заметных недостатков в работе не обнаружено.</w:t>
+      </w:r>
+      <w:r>
+        <w:rPr>
+          <w:rFonts w:ascii="Times New Roman" w:hAnsi="Times New Roman"/>
+          <w:sz w:val="24"/>
+          <w:u w:val="single"/>
+        </w:rPr>
+        <w:tab/>
+      </w:r>
+      <w:r>
+        <w:rPr>
+          <w:rFonts w:ascii="Times New Roman" w:hAnsi="Times New Roman"/>
+          <w:sz w:val="24"/>
+          <w:u w:val="single"/>
+        </w:rPr>
+        <w:tab/>
+      </w:r>
+      <w:r>
+        <w:rPr>
+          <w:rFonts w:ascii="Times New Roman" w:hAnsi="Times New Roman"/>
+          <w:sz w:val="24"/>
+          <w:u w:val="single"/>
+        </w:rPr>
+        <w:tab/>
+      </w:r>
+      <w:r>
+        <w:rPr>
+          <w:rFonts w:ascii="Times New Roman" w:hAnsi="Times New Roman"/>
+          <w:sz w:val="24"/>
+          <w:u w:val="single"/>
+        </w:rPr>
+        <w:tab/>
+      </w:r>
+      <w:r>
+        <w:rPr>
+          <w:rFonts w:ascii="Times New Roman" w:hAnsi="Times New Roman"/>
+          <w:sz w:val="24"/>
+          <w:u w:val="single"/>
+        </w:rPr>
+        <w:tab/>
+      </w:r>
+      <w:r>
+        <w:rPr>
+          <w:rFonts w:ascii="Times New Roman" w:hAnsi="Times New Roman"/>
+          <w:sz w:val="24"/>
+          <w:u w:val="single"/>
+        </w:rPr>
+        <w:tab/>
+      </w:r>
+      <w:r>
+        <w:rPr>
+          <w:rFonts w:ascii="Times New Roman" w:hAnsi="Times New Roman"/>
+          <w:sz w:val="24"/>
+          <w:u w:val="single"/>
+        </w:rPr>
+        <w:tab/>
+      </w:r>
+      <w:r>
+        <w:rPr>
+          <w:rFonts w:ascii="Times New Roman" w:hAnsi="Times New Roman"/>
+          <w:sz w:val="24"/>
+          <w:u w:val="single"/>
+        </w:rPr>
         <w:tab/>
       </w:r>
       <w:r>
@@ -1861,203 +1951,19 @@
       <w:pPr>
         <w:spacing w:after="0"/>
         <w:ind w:right="-143"/>
-        <w:rPr>
-          <w:rFonts w:ascii="Times New Roman" w:hAnsi="Times New Roman"/>
-          <w:sz w:val="24"/>
-          <w:u w:val="single"/>
-        </w:rPr>
-      </w:pPr>
-      <w:r>
-        <w:rPr>
-          <w:rFonts w:ascii="Times New Roman" w:hAnsi="Times New Roman"/>
-          <w:sz w:val="24"/>
-          <w:u w:val="single"/>
-        </w:rPr>
-        <w:t>Заметных недостатков в работе не обнаружено.</w:t>
-      </w:r>
-      <w:r>
-        <w:rPr>
-          <w:rFonts w:ascii="Times New Roman" w:hAnsi="Times New Roman"/>
-          <w:sz w:val="24"/>
-          <w:u w:val="single"/>
-        </w:rPr>
-        <w:tab/>
-      </w:r>
-      <w:r>
-        <w:rPr>
-          <w:rFonts w:ascii="Times New Roman" w:hAnsi="Times New Roman"/>
-          <w:sz w:val="24"/>
-          <w:u w:val="single"/>
-        </w:rPr>
-        <w:tab/>
-      </w:r>
-      <w:r>
-        <w:rPr>
-          <w:rFonts w:ascii="Times New Roman" w:hAnsi="Times New Roman"/>
-          <w:sz w:val="24"/>
-          <w:u w:val="single"/>
-        </w:rPr>
-        <w:tab/>
-      </w:r>
-      <w:r>
-        <w:rPr>
-          <w:rFonts w:ascii="Times New Roman" w:hAnsi="Times New Roman"/>
-          <w:sz w:val="24"/>
-          <w:u w:val="single"/>
-        </w:rPr>
-        <w:tab/>
-      </w:r>
-      <w:r>
-        <w:rPr>
-          <w:rFonts w:ascii="Times New Roman" w:hAnsi="Times New Roman"/>
-          <w:sz w:val="24"/>
-          <w:u w:val="single"/>
-        </w:rPr>
-        <w:tab/>
-      </w:r>
-      <w:r>
-        <w:rPr>
-          <w:rFonts w:ascii="Times New Roman" w:hAnsi="Times New Roman"/>
-          <w:sz w:val="24"/>
-          <w:u w:val="single"/>
-        </w:rPr>
-        <w:tab/>
-      </w:r>
-      <w:r>
-        <w:rPr>
-          <w:rFonts w:ascii="Times New Roman" w:hAnsi="Times New Roman"/>
-          <w:sz w:val="24"/>
-          <w:u w:val="single"/>
-        </w:rPr>
-        <w:tab/>
-      </w:r>
-      <w:r>
-        <w:rPr>
-          <w:rFonts w:ascii="Times New Roman" w:hAnsi="Times New Roman"/>
-          <w:sz w:val="24"/>
-          <w:u w:val="single"/>
-        </w:rPr>
-        <w:tab/>
-      </w:r>
-      <w:r>
-        <w:rPr>
-          <w:rFonts w:ascii="Times New Roman" w:hAnsi="Times New Roman"/>
-          <w:sz w:val="24"/>
-          <w:u w:val="single"/>
-        </w:rPr>
-        <w:tab/>
-      </w:r>
-      <w:r>
-        <w:rPr>
-          <w:rFonts w:ascii="Times New Roman" w:hAnsi="Times New Roman"/>
-          <w:sz w:val="24"/>
-          <w:u w:val="single"/>
-        </w:rPr>
-        <w:tab/>
-      </w:r>
-      <w:r>
-        <w:rPr>
-          <w:rFonts w:ascii="Times New Roman" w:hAnsi="Times New Roman"/>
-          <w:sz w:val="24"/>
-          <w:u w:val="single"/>
-        </w:rPr>
-        <w:tab/>
-      </w:r>
-      <w:r>
-        <w:rPr>
-          <w:rFonts w:ascii="Times New Roman" w:hAnsi="Times New Roman"/>
-          <w:sz w:val="24"/>
-          <w:u w:val="single"/>
-        </w:rPr>
-        <w:tab/>
-      </w:r>
-      <w:r>
-        <w:rPr>
-          <w:rFonts w:ascii="Times New Roman" w:hAnsi="Times New Roman"/>
-          <w:sz w:val="24"/>
-          <w:u w:val="single"/>
-        </w:rPr>
-        <w:tab/>
-      </w:r>
-      <w:r>
-        <w:rPr>
-          <w:rFonts w:ascii="Times New Roman" w:hAnsi="Times New Roman"/>
-          <w:sz w:val="24"/>
-          <w:u w:val="single"/>
-        </w:rPr>
-        <w:tab/>
-      </w:r>
-      <w:r>
-        <w:rPr>
-          <w:rFonts w:ascii="Times New Roman" w:hAnsi="Times New Roman"/>
-          <w:sz w:val="24"/>
-          <w:u w:val="single"/>
-        </w:rPr>
-        <w:tab/>
-      </w:r>
-      <w:r>
-        <w:rPr>
-          <w:rFonts w:ascii="Times New Roman" w:hAnsi="Times New Roman"/>
-          <w:sz w:val="24"/>
-          <w:u w:val="single"/>
-        </w:rPr>
-        <w:tab/>
-      </w:r>
-      <w:r>
-        <w:rPr>
-          <w:rFonts w:ascii="Times New Roman" w:hAnsi="Times New Roman"/>
-          <w:sz w:val="24"/>
-          <w:u w:val="single"/>
-        </w:rPr>
-        <w:tab/>
-      </w:r>
-      <w:r>
-        <w:rPr>
-          <w:rFonts w:ascii="Times New Roman" w:hAnsi="Times New Roman"/>
-          <w:sz w:val="24"/>
-          <w:u w:val="single"/>
-        </w:rPr>
-        <w:tab/>
-      </w:r>
-      <w:r>
-        <w:rPr>
-          <w:rFonts w:ascii="Times New Roman" w:hAnsi="Times New Roman"/>
-          <w:sz w:val="24"/>
-          <w:u w:val="single"/>
-        </w:rPr>
-        <w:tab/>
-      </w:r>
-      <w:r>
-        <w:rPr>
-          <w:rFonts w:ascii="Times New Roman" w:hAnsi="Times New Roman"/>
-          <w:sz w:val="24"/>
-          <w:u w:val="single"/>
-        </w:rPr>
-        <w:tab/>
-      </w:r>
-      <w:r>
-        <w:rPr>
-          <w:rFonts w:ascii="Times New Roman" w:hAnsi="Times New Roman"/>
-          <w:sz w:val="24"/>
-          <w:u w:val="single"/>
-        </w:rPr>
-        <w:tab/>
-      </w:r>
-      <w:r>
-        <w:rPr>
-          <w:rFonts w:ascii="Times New Roman" w:hAnsi="Times New Roman"/>
-          <w:sz w:val="24"/>
-          <w:u w:val="single"/>
-        </w:rPr>
-        <w:tab/>
-      </w:r>
-      <w:r>
-        <w:rPr>
-          <w:rFonts w:ascii="Times New Roman" w:hAnsi="Times New Roman"/>
-          <w:sz w:val="24"/>
-          <w:u w:val="single"/>
-        </w:rPr>
-        <w:tab/>
+        <w:jc w:val="both"/>
+        <w:rPr>
+          <w:rFonts w:ascii="Times New Roman" w:hAnsi="Times New Roman"/>
+          <w:sz w:val="24"/>
+          <w:u w:val="single"/>
+        </w:rPr>
+      </w:pPr>
+      <w:r>
+        <w:rPr>
+          <w:rFonts w:ascii="Times New Roman" w:hAnsi="Times New Roman"/>
+          <w:sz w:val="24"/>
+          <w:u w:val="single"/>
+        </w:rPr>
         <w:t xml:space="preserve">Работа проверена на объем заимствования. % заимствования - </w:t>
       </w:r>
       <w:r>
@@ -2083,6 +1989,14 @@
           <w:u w:val="single"/>
         </w:rPr>
         <w:t>.</w:t>
+      </w:r>
+      <w:r>
+        <w:rPr>
+          <w:rFonts w:ascii="Times New Roman" w:hAnsi="Times New Roman"/>
+          <w:sz w:val="24"/>
+          <w:u w:val="single"/>
+        </w:rPr>
+        <w:tab/>
       </w:r>
       <w:r>
         <w:rPr>
@@ -2121,123 +2035,12 @@
       <w:pPr>
         <w:spacing w:after="0"/>
         <w:ind w:right="-143"/>
-        <w:rPr>
-          <w:rFonts w:ascii="Times New Roman" w:hAnsi="Times New Roman"/>
-          <w:sz w:val="24"/>
-        </w:rPr>
-      </w:pPr>
-      <w:r>
-        <w:rPr>
-          <w:rFonts w:ascii="Times New Roman" w:hAnsi="Times New Roman"/>
-          <w:sz w:val="24"/>
-          <w:u w:val="single"/>
-        </w:rPr>
-        <w:tab/>
-      </w:r>
-      <w:r>
-        <w:rPr>
-          <w:rFonts w:ascii="Times New Roman" w:hAnsi="Times New Roman"/>
-          <w:sz w:val="24"/>
-          <w:u w:val="single"/>
-        </w:rPr>
-        <w:tab/>
-      </w:r>
-      <w:r>
-        <w:rPr>
-          <w:rFonts w:ascii="Times New Roman" w:hAnsi="Times New Roman"/>
-          <w:sz w:val="24"/>
-          <w:u w:val="single"/>
-        </w:rPr>
-        <w:tab/>
-      </w:r>
-      <w:r>
-        <w:rPr>
-          <w:rFonts w:ascii="Times New Roman" w:hAnsi="Times New Roman"/>
-          <w:sz w:val="24"/>
-          <w:u w:val="single"/>
-        </w:rPr>
-        <w:tab/>
-      </w:r>
-      <w:r>
-        <w:rPr>
-          <w:rFonts w:ascii="Times New Roman" w:hAnsi="Times New Roman"/>
-          <w:sz w:val="24"/>
-          <w:u w:val="single"/>
-        </w:rPr>
-        <w:tab/>
-      </w:r>
-      <w:r>
-        <w:rPr>
-          <w:rFonts w:ascii="Times New Roman" w:hAnsi="Times New Roman"/>
-          <w:sz w:val="24"/>
-          <w:u w:val="single"/>
-        </w:rPr>
-        <w:tab/>
-      </w:r>
-      <w:r>
-        <w:rPr>
-          <w:rFonts w:ascii="Times New Roman" w:hAnsi="Times New Roman"/>
-          <w:sz w:val="24"/>
-          <w:u w:val="single"/>
-        </w:rPr>
-        <w:tab/>
-      </w:r>
-      <w:r>
-        <w:rPr>
-          <w:rFonts w:ascii="Times New Roman" w:hAnsi="Times New Roman"/>
-          <w:sz w:val="24"/>
-          <w:u w:val="single"/>
-        </w:rPr>
-        <w:tab/>
-      </w:r>
-      <w:r>
-        <w:rPr>
-          <w:rFonts w:ascii="Times New Roman" w:hAnsi="Times New Roman"/>
-          <w:sz w:val="24"/>
-          <w:u w:val="single"/>
-        </w:rPr>
-        <w:tab/>
-      </w:r>
-      <w:r>
-        <w:rPr>
-          <w:rFonts w:ascii="Times New Roman" w:hAnsi="Times New Roman"/>
-          <w:sz w:val="24"/>
-          <w:u w:val="single"/>
-        </w:rPr>
-        <w:tab/>
-      </w:r>
-      <w:r>
-        <w:rPr>
-          <w:rFonts w:ascii="Times New Roman" w:hAnsi="Times New Roman"/>
-          <w:sz w:val="24"/>
-          <w:u w:val="single"/>
-        </w:rPr>
-        <w:tab/>
-      </w:r>
-      <w:r>
-        <w:rPr>
-          <w:rFonts w:ascii="Times New Roman" w:hAnsi="Times New Roman"/>
-          <w:sz w:val="24"/>
-          <w:u w:val="single"/>
-        </w:rPr>
-        <w:tab/>
-      </w:r>
-      <w:r>
-        <w:rPr>
-          <w:rFonts w:ascii="Times New Roman" w:hAnsi="Times New Roman"/>
-          <w:sz w:val="24"/>
-          <w:u w:val="single"/>
-        </w:rPr>
-        <w:tab/>
-      </w:r>
-      <w:r>
-        <w:rPr>
-          <w:rFonts w:ascii="Times New Roman" w:hAnsi="Times New Roman"/>
-          <w:sz w:val="24"/>
-          <w:u w:val="single"/>
-        </w:rPr>
-        <w:tab/>
-      </w:r>
+        <w:jc w:val="both"/>
+        <w:rPr>
+          <w:rFonts w:ascii="Times New Roman" w:hAnsi="Times New Roman"/>
+          <w:sz w:val="24"/>
+        </w:rPr>
+      </w:pPr>
       <w:r>
         <w:rPr>
           <w:rFonts w:ascii="Times New Roman" w:hAnsi="Times New Roman"/>
@@ -2355,6 +2158,7 @@
       <w:pPr>
         <w:spacing w:after="0"/>
         <w:ind w:right="-143"/>
+        <w:jc w:val="both"/>
         <w:rPr>
           <w:rFonts w:ascii="Times New Roman" w:hAnsi="Times New Roman"/>
           <w:sz w:val="24"/>
@@ -2380,25 +2184,23 @@
           <w:sz w:val="24"/>
           <w:u w:val="single"/>
         </w:rPr>
-        <w:t xml:space="preserve">Выпускная квалификационная работа бакалавра заслуживает оценки </w:t>
-      </w:r>
-      <w:proofErr w:type="gramStart"/>
-      <w:r>
-        <w:rPr>
-          <w:rFonts w:ascii="Times New Roman" w:hAnsi="Times New Roman"/>
-          <w:sz w:val="24"/>
-          <w:u w:val="single"/>
-        </w:rPr>
-        <w:t xml:space="preserve">«  </w:t>
-      </w:r>
-      <w:proofErr w:type="gramEnd"/>
-      <w:r>
-        <w:rPr>
-          <w:rFonts w:ascii="Times New Roman" w:hAnsi="Times New Roman"/>
-          <w:sz w:val="24"/>
-          <w:u w:val="single"/>
-        </w:rPr>
-        <w:t xml:space="preserve">      </w:t>
+        <w:t>в</w:t>
+      </w:r>
+      <w:r>
+        <w:rPr>
+          <w:rFonts w:ascii="Times New Roman" w:hAnsi="Times New Roman"/>
+          <w:sz w:val="24"/>
+          <w:u w:val="single"/>
+        </w:rPr>
+        <w:t xml:space="preserve">ыпускная квалификационная работа бакалавра </w:t>
+      </w:r>
+      <w:r>
+        <w:rPr>
+          <w:rFonts w:ascii="Times New Roman" w:hAnsi="Times New Roman"/>
+          <w:sz w:val="24"/>
+          <w:u w:val="single"/>
+        </w:rPr>
+        <w:t>заслуживает оценки</w:t>
       </w:r>
       <w:r>
         <w:rPr>
@@ -2414,65 +2216,119 @@
           <w:sz w:val="24"/>
           <w:u w:val="single"/>
         </w:rPr>
-        <w:t xml:space="preserve">       </w:t>
-      </w:r>
-      <w:proofErr w:type="gramStart"/>
-      <w:r>
-        <w:rPr>
-          <w:rFonts w:ascii="Times New Roman" w:hAnsi="Times New Roman"/>
-          <w:sz w:val="24"/>
-          <w:u w:val="single"/>
-        </w:rPr>
-        <w:t xml:space="preserve">  »</w:t>
-      </w:r>
-      <w:proofErr w:type="gramEnd"/>
-      <w:r>
-        <w:rPr>
-          <w:rFonts w:ascii="Times New Roman" w:hAnsi="Times New Roman"/>
-          <w:sz w:val="24"/>
-          <w:u w:val="single"/>
-        </w:rPr>
-        <w:t>,  а Кострюков Е. С. – присвоения квалификации бакалавра по направлению 01.03.02 Прикладная математика и информатика.</w:t>
-      </w:r>
-      <w:r>
-        <w:rPr>
-          <w:rFonts w:ascii="Times New Roman" w:hAnsi="Times New Roman"/>
-          <w:sz w:val="24"/>
-          <w:u w:val="single"/>
-        </w:rPr>
-        <w:tab/>
-      </w:r>
-      <w:r>
-        <w:rPr>
-          <w:rFonts w:ascii="Times New Roman" w:hAnsi="Times New Roman"/>
-          <w:sz w:val="24"/>
-          <w:u w:val="single"/>
-        </w:rPr>
-        <w:tab/>
-      </w:r>
-      <w:r>
-        <w:rPr>
-          <w:rFonts w:ascii="Times New Roman" w:hAnsi="Times New Roman"/>
-          <w:sz w:val="24"/>
-          <w:u w:val="single"/>
-        </w:rPr>
-        <w:tab/>
-      </w:r>
-      <w:r>
-        <w:rPr>
-          <w:rFonts w:ascii="Times New Roman" w:hAnsi="Times New Roman"/>
-          <w:sz w:val="24"/>
-          <w:u w:val="single"/>
-        </w:rPr>
-        <w:tab/>
-      </w:r>
-      <w:r>
-        <w:rPr>
-          <w:rFonts w:ascii="Times New Roman" w:hAnsi="Times New Roman"/>
-          <w:sz w:val="24"/>
-          <w:u w:val="single"/>
-        </w:rPr>
-        <w:tab/>
+        <w:t>«</w:t>
+      </w:r>
+      <w:r>
+        <w:rPr>
+          <w:rFonts w:ascii="Times New Roman" w:hAnsi="Times New Roman"/>
+          <w:sz w:val="24"/>
+          <w:u w:val="single"/>
+        </w:rPr>
+        <w:t>хорошо</w:t>
+      </w:r>
+      <w:r>
+        <w:rPr>
+          <w:rFonts w:ascii="Times New Roman" w:hAnsi="Times New Roman"/>
+          <w:sz w:val="24"/>
+          <w:u w:val="single"/>
+        </w:rPr>
+        <w:t>», а Кострюков Е</w:t>
+      </w:r>
+      <w:r>
+        <w:rPr>
+          <w:rFonts w:ascii="Times New Roman" w:hAnsi="Times New Roman"/>
+          <w:sz w:val="24"/>
+          <w:u w:val="single"/>
+        </w:rPr>
+        <w:t>вгений</w:t>
+      </w:r>
+      <w:r>
+        <w:rPr>
+          <w:rFonts w:ascii="Times New Roman" w:hAnsi="Times New Roman"/>
+          <w:sz w:val="24"/>
+          <w:u w:val="single"/>
+        </w:rPr>
+        <w:t xml:space="preserve"> С</w:t>
+      </w:r>
+      <w:r>
+        <w:rPr>
+          <w:rFonts w:ascii="Times New Roman" w:hAnsi="Times New Roman"/>
+          <w:sz w:val="24"/>
+          <w:u w:val="single"/>
+        </w:rPr>
+        <w:t>ергеевич</w:t>
+      </w:r>
+      <w:r>
+        <w:rPr>
+          <w:rFonts w:ascii="Times New Roman" w:hAnsi="Times New Roman"/>
+          <w:sz w:val="24"/>
+          <w:u w:val="single"/>
+        </w:rPr>
+        <w:t xml:space="preserve"> – </w:t>
+      </w:r>
+      <w:r>
+        <w:rPr>
+          <w:rFonts w:ascii="Times New Roman" w:hAnsi="Times New Roman"/>
+          <w:sz w:val="24"/>
+          <w:u w:val="single"/>
+        </w:rPr>
+        <w:t>присвоения квалификации «бакалавр» по направлению подготовки</w:t>
+      </w:r>
+      <w:r>
+        <w:rPr>
+          <w:rFonts w:ascii="Times New Roman" w:hAnsi="Times New Roman"/>
+          <w:sz w:val="24"/>
+          <w:u w:val="single"/>
+        </w:rPr>
+        <w:t xml:space="preserve"> </w:t>
+      </w:r>
+      <w:r>
+        <w:rPr>
+          <w:rFonts w:ascii="Times New Roman" w:hAnsi="Times New Roman"/>
+          <w:sz w:val="24"/>
+          <w:u w:val="single"/>
+        </w:rPr>
+        <w:t>01.03.02</w:t>
+      </w:r>
+      <w:r>
+        <w:rPr>
+          <w:rFonts w:ascii="Times New Roman" w:hAnsi="Times New Roman"/>
+          <w:sz w:val="24"/>
+          <w:u w:val="single"/>
+        </w:rPr>
+        <w:t xml:space="preserve"> </w:t>
+      </w:r>
+      <w:r>
+        <w:rPr>
+          <w:rFonts w:ascii="Times New Roman" w:hAnsi="Times New Roman"/>
+          <w:sz w:val="24"/>
+          <w:u w:val="single"/>
+        </w:rPr>
+        <w:t>«</w:t>
+      </w:r>
+      <w:r>
+        <w:rPr>
+          <w:rFonts w:ascii="Times New Roman" w:hAnsi="Times New Roman"/>
+          <w:sz w:val="24"/>
+          <w:u w:val="single"/>
+        </w:rPr>
+        <w:t>Прикладная математика и информатика</w:t>
+      </w:r>
+      <w:r>
+        <w:rPr>
+          <w:rFonts w:ascii="Times New Roman" w:hAnsi="Times New Roman"/>
+          <w:sz w:val="24"/>
+          <w:u w:val="single"/>
+        </w:rPr>
+        <w:t>»</w:t>
+      </w:r>
+      <w:r>
+        <w:rPr>
+          <w:rFonts w:ascii="Times New Roman" w:hAnsi="Times New Roman"/>
+          <w:sz w:val="24"/>
+          <w:u w:val="single"/>
+        </w:rPr>
+        <w:t>.</w:t>
       </w:r>
       <w:r>
         <w:rPr>
@@ -2531,6 +2387,46 @@
         <w:ind w:right="-143"/>
         <w:rPr>
           <w:rFonts w:ascii="Times New Roman" w:hAnsi="Times New Roman"/>
+          <w:sz w:val="24"/>
+        </w:rPr>
+      </w:pPr>
+    </w:p>
+    <w:p>
+      <w:pPr>
+        <w:spacing w:after="0"/>
+        <w:ind w:right="-143"/>
+        <w:rPr>
+          <w:rFonts w:ascii="Times New Roman" w:hAnsi="Times New Roman"/>
+          <w:sz w:val="24"/>
+        </w:rPr>
+      </w:pPr>
+    </w:p>
+    <w:p>
+      <w:pPr>
+        <w:spacing w:after="0"/>
+        <w:ind w:right="-143"/>
+        <w:rPr>
+          <w:rFonts w:ascii="Times New Roman" w:hAnsi="Times New Roman"/>
+          <w:sz w:val="24"/>
+        </w:rPr>
+      </w:pPr>
+    </w:p>
+    <w:p>
+      <w:pPr>
+        <w:spacing w:after="0"/>
+        <w:ind w:right="-143"/>
+        <w:rPr>
+          <w:rFonts w:ascii="Times New Roman" w:hAnsi="Times New Roman"/>
+          <w:sz w:val="24"/>
+        </w:rPr>
+      </w:pPr>
+    </w:p>
+    <w:p>
+      <w:pPr>
+        <w:spacing w:after="0"/>
+        <w:ind w:right="-143"/>
+        <w:rPr>
+          <w:rFonts w:ascii="Times New Roman" w:hAnsi="Times New Roman"/>
           <w:sz w:val="16"/>
         </w:rPr>
       </w:pPr>
@@ -2546,7 +2442,21 @@
           <w:rFonts w:ascii="Times New Roman" w:hAnsi="Times New Roman"/>
           <w:sz w:val="24"/>
         </w:rPr>
-        <w:t xml:space="preserve"> _________ 20    г.                 </w:t>
+        <w:t xml:space="preserve"> _________ 20</w:t>
+      </w:r>
+      <w:r>
+        <w:rPr>
+          <w:rFonts w:ascii="Times New Roman" w:hAnsi="Times New Roman"/>
+          <w:sz w:val="24"/>
+        </w:rPr>
+        <w:t>26</w:t>
+      </w:r>
+      <w:r>
+        <w:rPr>
+          <w:rFonts w:ascii="Times New Roman" w:hAnsi="Times New Roman"/>
+          <w:sz w:val="24"/>
+        </w:rPr>
+        <w:t xml:space="preserve"> г.                 </w:t>
       </w:r>
       <w:r>
         <w:rPr>
